--- a/docs/reports/build/end-semester-report.docx
+++ b/docs/reports/build/end-semester-report.docx
@@ -25,12 +25,12 @@
           <wp:inline distB="0" distL="0" distR="0" distT="0">
             <wp:extent cx="5486400" cy="2926080"/>
             <wp:effectExtent b="0" l="0" r="0" t="0"/>
-            <wp:docPr id="2" name="image-A4uMRKpwzMlLZD5tlRSWQ.png"/>
+            <wp:docPr id="2" name="image-5toQ2KndBJpEkiRBHChFn.png"/>
             <a:graphic>
               <a:graphicData uri="http://schemas.openxmlformats.org/drawingml/2006/picture">
                 <pic:pic>
                   <pic:nvPicPr>
-                    <pic:cNvPr id="2" name="image-A4uMRKpwzMlLZD5tlRSWQ.png" descr="United States International University Africa logo"/>
+                    <pic:cNvPr id="2" name="image-5toQ2KndBJpEkiRBHChFn.png" descr="United States International University Africa logo"/>
                     <pic:cNvPicPr/>
                   </pic:nvPicPr>
                   <pic:blipFill>
@@ -100,12 +100,12 @@
           <wp:inline distB="0" distL="0" distR="0" distT="0">
             <wp:extent cx="5486400" cy="2926080"/>
             <wp:effectExtent b="0" l="0" r="0" t="0"/>
-            <wp:docPr id="4" name="image-hb9cXcjND6I7Kgy3WsXjg.png"/>
+            <wp:docPr id="4" name="image-ptGYR8lT8fdqz4MDLsbPi.png"/>
             <a:graphic>
               <a:graphicData uri="http://schemas.openxmlformats.org/drawingml/2006/picture">
                 <pic:pic>
                   <pic:nvPicPr>
-                    <pic:cNvPr id="4" name="image-hb9cXcjND6I7Kgy3WsXjg.png" descr=""/>
+                    <pic:cNvPr id="4" name="image-ptGYR8lT8fdqz4MDLsbPi.png" descr=""/>
                     <pic:cNvPicPr/>
                   </pic:nvPicPr>
                   <pic:blipFill>
@@ -419,6 +419,75 @@
           <w:rPr>
             <w:rStyle w:val="Hyperlink"/>
           </w:rPr>
+          <w:t xml:space="preserve">Declaration</w:t>
+        </w:r>
+      </w:hyperlink>
+    </w:p>
+    <w:p>
+      <w:pPr>
+        <w:spacing w:lineRule="auto"/>
+      </w:pPr>
+    </w:p>
+    <w:p>
+      <w:pPr>
+        <w:spacing w:lineRule="auto"/>
+      </w:pPr>
+    </w:p>
+    <w:p>
+      <w:pPr>
+        <w:spacing w:lineRule="auto"/>
+      </w:pPr>
+      <w:hyperlink r:id="rId11">
+        <w:r>
+          <w:rPr>
+            <w:rStyle w:val="Hyperlink"/>
+          </w:rPr>
+          <w:t xml:space="preserve">Acknowledgement</w:t>
+        </w:r>
+      </w:hyperlink>
+    </w:p>
+    <w:p>
+      <w:pPr>
+        <w:spacing w:lineRule="auto"/>
+      </w:pPr>
+    </w:p>
+    <w:p>
+      <w:pPr>
+        <w:spacing w:lineRule="auto"/>
+      </w:pPr>
+    </w:p>
+    <w:p>
+      <w:pPr>
+        <w:spacing w:lineRule="auto"/>
+      </w:pPr>
+      <w:hyperlink r:id="rId12">
+        <w:r>
+          <w:rPr>
+            <w:rStyle w:val="Hyperlink"/>
+          </w:rPr>
+          <w:t xml:space="preserve">Acronyms and Definitions</w:t>
+        </w:r>
+      </w:hyperlink>
+    </w:p>
+    <w:p>
+      <w:pPr>
+        <w:spacing w:lineRule="auto"/>
+      </w:pPr>
+    </w:p>
+    <w:p>
+      <w:pPr>
+        <w:spacing w:lineRule="auto"/>
+      </w:pPr>
+    </w:p>
+    <w:p>
+      <w:pPr>
+        <w:spacing w:lineRule="auto"/>
+      </w:pPr>
+      <w:hyperlink r:id="rId13">
+        <w:r>
+          <w:rPr>
+            <w:rStyle w:val="Hyperlink"/>
+          </w:rPr>
           <w:t xml:space="preserve">Abstract</w:t>
         </w:r>
       </w:hyperlink>
@@ -437,7 +506,7 @@
       <w:pPr>
         <w:spacing w:lineRule="auto"/>
       </w:pPr>
-      <w:hyperlink r:id="rId11">
+      <w:hyperlink r:id="rId14">
         <w:r>
           <w:rPr>
             <w:rStyle w:val="Hyperlink"/>
@@ -460,7 +529,7 @@
       <w:pPr>
         <w:spacing w:lineRule="auto"/>
       </w:pPr>
-      <w:hyperlink r:id="rId12">
+      <w:hyperlink r:id="rId15">
         <w:r>
           <w:rPr>
             <w:rStyle w:val="Hyperlink"/>
@@ -483,7 +552,7 @@
       <w:pPr>
         <w:spacing w:lineRule="auto"/>
       </w:pPr>
-      <w:hyperlink r:id="rId13">
+      <w:hyperlink r:id="rId16">
         <w:r>
           <w:rPr>
             <w:rStyle w:val="Hyperlink"/>
@@ -506,7 +575,7 @@
       <w:pPr>
         <w:spacing w:lineRule="auto"/>
       </w:pPr>
-      <w:hyperlink r:id="rId14">
+      <w:hyperlink r:id="rId17">
         <w:r>
           <w:rPr>
             <w:rStyle w:val="Hyperlink"/>
@@ -529,7 +598,7 @@
       <w:pPr>
         <w:spacing w:lineRule="auto"/>
       </w:pPr>
-      <w:hyperlink r:id="rId15">
+      <w:hyperlink r:id="rId18">
         <w:r>
           <w:rPr>
             <w:rStyle w:val="Hyperlink"/>
@@ -552,7 +621,7 @@
       <w:pPr>
         <w:spacing w:lineRule="auto"/>
       </w:pPr>
-      <w:hyperlink r:id="rId16">
+      <w:hyperlink r:id="rId19">
         <w:r>
           <w:rPr>
             <w:rStyle w:val="Hyperlink"/>
@@ -575,7 +644,7 @@
       <w:pPr>
         <w:spacing w:lineRule="auto"/>
       </w:pPr>
-      <w:hyperlink r:id="rId17">
+      <w:hyperlink r:id="rId20">
         <w:r>
           <w:rPr>
             <w:rStyle w:val="Hyperlink"/>
@@ -598,7 +667,7 @@
       <w:pPr>
         <w:spacing w:lineRule="auto"/>
       </w:pPr>
-      <w:hyperlink r:id="rId18">
+      <w:hyperlink r:id="rId21">
         <w:r>
           <w:rPr>
             <w:rStyle w:val="Hyperlink"/>
@@ -621,7 +690,7 @@
       <w:pPr>
         <w:spacing w:lineRule="auto"/>
       </w:pPr>
-      <w:hyperlink r:id="rId19">
+      <w:hyperlink r:id="rId22">
         <w:r>
           <w:rPr>
             <w:rStyle w:val="Hyperlink"/>
@@ -644,7 +713,7 @@
       <w:pPr>
         <w:spacing w:lineRule="auto"/>
       </w:pPr>
-      <w:hyperlink r:id="rId20">
+      <w:hyperlink r:id="rId23">
         <w:r>
           <w:rPr>
             <w:rStyle w:val="Hyperlink"/>
@@ -667,7 +736,7 @@
       <w:pPr>
         <w:spacing w:lineRule="auto"/>
       </w:pPr>
-      <w:hyperlink r:id="rId21">
+      <w:hyperlink r:id="rId24">
         <w:r>
           <w:rPr>
             <w:rStyle w:val="Hyperlink"/>
@@ -690,7 +759,7 @@
       <w:pPr>
         <w:spacing w:lineRule="auto"/>
       </w:pPr>
-      <w:hyperlink r:id="rId22">
+      <w:hyperlink r:id="rId25">
         <w:r>
           <w:rPr>
             <w:rStyle w:val="Hyperlink"/>
@@ -713,7 +782,7 @@
       <w:pPr>
         <w:spacing w:lineRule="auto"/>
       </w:pPr>
-      <w:hyperlink r:id="rId23">
+      <w:hyperlink r:id="rId26">
         <w:r>
           <w:rPr>
             <w:rStyle w:val="Hyperlink"/>
@@ -736,7 +805,7 @@
       <w:pPr>
         <w:spacing w:lineRule="auto"/>
       </w:pPr>
-      <w:hyperlink r:id="rId24">
+      <w:hyperlink r:id="rId27">
         <w:r>
           <w:rPr>
             <w:rStyle w:val="Hyperlink"/>
@@ -759,7 +828,7 @@
       <w:pPr>
         <w:spacing w:lineRule="auto"/>
       </w:pPr>
-      <w:hyperlink r:id="rId25">
+      <w:hyperlink r:id="rId28">
         <w:r>
           <w:rPr>
             <w:rStyle w:val="Hyperlink"/>
@@ -782,7 +851,7 @@
       <w:pPr>
         <w:spacing w:lineRule="auto"/>
       </w:pPr>
-      <w:hyperlink r:id="rId26">
+      <w:hyperlink r:id="rId29">
         <w:r>
           <w:rPr>
             <w:rStyle w:val="Hyperlink"/>
@@ -805,7 +874,7 @@
       <w:pPr>
         <w:spacing w:lineRule="auto"/>
       </w:pPr>
-      <w:hyperlink r:id="rId27">
+      <w:hyperlink r:id="rId30">
         <w:r>
           <w:rPr>
             <w:rStyle w:val="Hyperlink"/>
@@ -828,7 +897,7 @@
       <w:pPr>
         <w:spacing w:lineRule="auto"/>
       </w:pPr>
-      <w:hyperlink r:id="rId28">
+      <w:hyperlink r:id="rId31">
         <w:r>
           <w:rPr>
             <w:rStyle w:val="Hyperlink"/>
@@ -851,7 +920,7 @@
       <w:pPr>
         <w:spacing w:lineRule="auto"/>
       </w:pPr>
-      <w:hyperlink r:id="rId29">
+      <w:hyperlink r:id="rId32">
         <w:r>
           <w:rPr>
             <w:rStyle w:val="Hyperlink"/>
@@ -874,7 +943,7 @@
       <w:pPr>
         <w:spacing w:lineRule="auto"/>
       </w:pPr>
-      <w:hyperlink r:id="rId30">
+      <w:hyperlink r:id="rId33">
         <w:r>
           <w:rPr>
             <w:rStyle w:val="Hyperlink"/>
@@ -897,7 +966,7 @@
       <w:pPr>
         <w:spacing w:lineRule="auto"/>
       </w:pPr>
-      <w:hyperlink r:id="rId31">
+      <w:hyperlink r:id="rId34">
         <w:r>
           <w:rPr>
             <w:rStyle w:val="Hyperlink"/>
@@ -920,7 +989,7 @@
       <w:pPr>
         <w:spacing w:lineRule="auto"/>
       </w:pPr>
-      <w:hyperlink r:id="rId32">
+      <w:hyperlink r:id="rId35">
         <w:r>
           <w:rPr>
             <w:rStyle w:val="Hyperlink"/>
@@ -943,7 +1012,7 @@
       <w:pPr>
         <w:spacing w:lineRule="auto"/>
       </w:pPr>
-      <w:hyperlink r:id="rId33">
+      <w:hyperlink r:id="rId36">
         <w:r>
           <w:rPr>
             <w:rStyle w:val="Hyperlink"/>
@@ -966,7 +1035,7 @@
       <w:pPr>
         <w:spacing w:lineRule="auto"/>
       </w:pPr>
-      <w:hyperlink r:id="rId34">
+      <w:hyperlink r:id="rId37">
         <w:r>
           <w:rPr>
             <w:rStyle w:val="Hyperlink"/>
@@ -989,7 +1058,7 @@
       <w:pPr>
         <w:spacing w:lineRule="auto"/>
       </w:pPr>
-      <w:hyperlink r:id="rId35">
+      <w:hyperlink r:id="rId38">
         <w:r>
           <w:rPr>
             <w:rStyle w:val="Hyperlink"/>
@@ -1012,7 +1081,7 @@
       <w:pPr>
         <w:spacing w:lineRule="auto"/>
       </w:pPr>
-      <w:hyperlink r:id="rId36">
+      <w:hyperlink r:id="rId39">
         <w:r>
           <w:rPr>
             <w:rStyle w:val="Hyperlink"/>
@@ -1035,7 +1104,7 @@
       <w:pPr>
         <w:spacing w:lineRule="auto"/>
       </w:pPr>
-      <w:hyperlink r:id="rId37">
+      <w:hyperlink r:id="rId40">
         <w:r>
           <w:rPr>
             <w:rStyle w:val="Hyperlink"/>
@@ -1058,7 +1127,7 @@
       <w:pPr>
         <w:spacing w:lineRule="auto"/>
       </w:pPr>
-      <w:hyperlink r:id="rId38">
+      <w:hyperlink r:id="rId41">
         <w:r>
           <w:rPr>
             <w:rStyle w:val="Hyperlink"/>
@@ -1081,7 +1150,7 @@
       <w:pPr>
         <w:spacing w:lineRule="auto"/>
       </w:pPr>
-      <w:hyperlink r:id="rId39">
+      <w:hyperlink r:id="rId42">
         <w:r>
           <w:rPr>
             <w:rStyle w:val="Hyperlink"/>
@@ -1104,7 +1173,7 @@
       <w:pPr>
         <w:spacing w:lineRule="auto"/>
       </w:pPr>
-      <w:hyperlink r:id="rId40">
+      <w:hyperlink r:id="rId43">
         <w:r>
           <w:rPr>
             <w:rStyle w:val="Hyperlink"/>
@@ -1127,7 +1196,7 @@
       <w:pPr>
         <w:spacing w:lineRule="auto"/>
       </w:pPr>
-      <w:hyperlink r:id="rId41">
+      <w:hyperlink r:id="rId44">
         <w:r>
           <w:rPr>
             <w:rStyle w:val="Hyperlink"/>
@@ -1150,7 +1219,7 @@
       <w:pPr>
         <w:spacing w:lineRule="auto"/>
       </w:pPr>
-      <w:hyperlink r:id="rId42">
+      <w:hyperlink r:id="rId45">
         <w:r>
           <w:rPr>
             <w:rStyle w:val="Hyperlink"/>
@@ -1173,7 +1242,7 @@
       <w:pPr>
         <w:spacing w:lineRule="auto"/>
       </w:pPr>
-      <w:hyperlink r:id="rId43">
+      <w:hyperlink r:id="rId46">
         <w:r>
           <w:rPr>
             <w:rStyle w:val="Hyperlink"/>
@@ -1196,7 +1265,7 @@
       <w:pPr>
         <w:spacing w:lineRule="auto"/>
       </w:pPr>
-      <w:hyperlink r:id="rId44">
+      <w:hyperlink r:id="rId47">
         <w:r>
           <w:rPr>
             <w:rStyle w:val="Hyperlink"/>
@@ -1219,7 +1288,7 @@
       <w:pPr>
         <w:spacing w:lineRule="auto"/>
       </w:pPr>
-      <w:hyperlink r:id="rId45">
+      <w:hyperlink r:id="rId48">
         <w:r>
           <w:rPr>
             <w:rStyle w:val="Hyperlink"/>
@@ -1242,7 +1311,7 @@
       <w:pPr>
         <w:spacing w:lineRule="auto"/>
       </w:pPr>
-      <w:hyperlink r:id="rId46">
+      <w:hyperlink r:id="rId49">
         <w:r>
           <w:rPr>
             <w:rStyle w:val="Hyperlink"/>
@@ -1265,7 +1334,7 @@
       <w:pPr>
         <w:spacing w:lineRule="auto"/>
       </w:pPr>
-      <w:hyperlink r:id="rId47">
+      <w:hyperlink r:id="rId50">
         <w:r>
           <w:rPr>
             <w:rStyle w:val="Hyperlink"/>
@@ -1288,12 +1357,12 @@
       <w:pPr>
         <w:spacing w:lineRule="auto"/>
       </w:pPr>
-      <w:hyperlink r:id="rId48">
+      <w:hyperlink r:id="rId51">
         <w:r>
           <w:rPr>
             <w:rStyle w:val="Hyperlink"/>
           </w:rPr>
-          <w:t xml:space="preserve">6.4 Non-Functional Verification</w:t>
+          <w:t xml:space="preserve">6.4 Ranking Evaluation</w:t>
         </w:r>
       </w:hyperlink>
     </w:p>
@@ -1311,7 +1380,30 @@
       <w:pPr>
         <w:spacing w:lineRule="auto"/>
       </w:pPr>
-      <w:hyperlink r:id="rId49">
+      <w:hyperlink r:id="rId52">
+        <w:r>
+          <w:rPr>
+            <w:rStyle w:val="Hyperlink"/>
+          </w:rPr>
+          <w:t xml:space="preserve">6.5 Non-Functional Verification</w:t>
+        </w:r>
+      </w:hyperlink>
+    </w:p>
+    <w:p>
+      <w:pPr>
+        <w:spacing w:lineRule="auto"/>
+      </w:pPr>
+    </w:p>
+    <w:p>
+      <w:pPr>
+        <w:spacing w:lineRule="auto"/>
+      </w:pPr>
+    </w:p>
+    <w:p>
+      <w:pPr>
+        <w:spacing w:lineRule="auto"/>
+      </w:pPr>
+      <w:hyperlink r:id="rId53">
         <w:r>
           <w:rPr>
             <w:rStyle w:val="Hyperlink"/>
@@ -1334,7 +1426,7 @@
       <w:pPr>
         <w:spacing w:lineRule="auto"/>
       </w:pPr>
-      <w:hyperlink r:id="rId50">
+      <w:hyperlink r:id="rId54">
         <w:r>
           <w:rPr>
             <w:rStyle w:val="Hyperlink"/>
@@ -1357,7 +1449,7 @@
       <w:pPr>
         <w:spacing w:lineRule="auto"/>
       </w:pPr>
-      <w:hyperlink r:id="rId51">
+      <w:hyperlink r:id="rId55">
         <w:r>
           <w:rPr>
             <w:rStyle w:val="Hyperlink"/>
@@ -1380,7 +1472,7 @@
       <w:pPr>
         <w:spacing w:lineRule="auto"/>
       </w:pPr>
-      <w:hyperlink r:id="rId52">
+      <w:hyperlink r:id="rId56">
         <w:r>
           <w:rPr>
             <w:rStyle w:val="Hyperlink"/>
@@ -1403,7 +1495,7 @@
       <w:pPr>
         <w:spacing w:lineRule="auto"/>
       </w:pPr>
-      <w:hyperlink r:id="rId53">
+      <w:hyperlink r:id="rId57">
         <w:r>
           <w:rPr>
             <w:rStyle w:val="Hyperlink"/>
@@ -1426,7 +1518,7 @@
       <w:pPr>
         <w:spacing w:lineRule="auto"/>
       </w:pPr>
-      <w:hyperlink r:id="rId54">
+      <w:hyperlink r:id="rId58">
         <w:r>
           <w:rPr>
             <w:rStyle w:val="Hyperlink"/>
@@ -1449,7 +1541,7 @@
       <w:pPr>
         <w:spacing w:lineRule="auto"/>
       </w:pPr>
-      <w:hyperlink r:id="rId55">
+      <w:hyperlink r:id="rId59">
         <w:r>
           <w:rPr>
             <w:rStyle w:val="Hyperlink"/>
@@ -1472,7 +1564,7 @@
       <w:pPr>
         <w:spacing w:lineRule="auto"/>
       </w:pPr>
-      <w:hyperlink r:id="rId56">
+      <w:hyperlink r:id="rId60">
         <w:r>
           <w:rPr>
             <w:rStyle w:val="Hyperlink"/>
@@ -1495,7 +1587,7 @@
       <w:pPr>
         <w:spacing w:lineRule="auto"/>
       </w:pPr>
-      <w:hyperlink r:id="rId57">
+      <w:hyperlink r:id="rId61">
         <w:r>
           <w:rPr>
             <w:rStyle w:val="Hyperlink"/>
@@ -1518,7 +1610,7 @@
       <w:pPr>
         <w:spacing w:lineRule="auto"/>
       </w:pPr>
-      <w:hyperlink r:id="rId58">
+      <w:hyperlink r:id="rId62">
         <w:r>
           <w:rPr>
             <w:rStyle w:val="Hyperlink"/>
@@ -1541,7 +1633,7 @@
       <w:pPr>
         <w:spacing w:lineRule="auto"/>
       </w:pPr>
-      <w:hyperlink r:id="rId59">
+      <w:hyperlink r:id="rId63">
         <w:r>
           <w:rPr>
             <w:rStyle w:val="Hyperlink"/>
@@ -1564,7 +1656,7 @@
       <w:pPr>
         <w:spacing w:lineRule="auto"/>
       </w:pPr>
-      <w:hyperlink r:id="rId60">
+      <w:hyperlink r:id="rId64">
         <w:r>
           <w:rPr>
             <w:rStyle w:val="Hyperlink"/>
@@ -1587,7 +1679,7 @@
       <w:pPr>
         <w:spacing w:lineRule="auto"/>
       </w:pPr>
-      <w:hyperlink r:id="rId61">
+      <w:hyperlink r:id="rId65">
         <w:r>
           <w:rPr>
             <w:rStyle w:val="Hyperlink"/>
@@ -1613,6 +1705,701 @@
       </w:pPr>
       <w:r>
         <w:rPr/>
+        <w:t xml:space="preserve">Declaration</w:t>
+      </w:r>
+    </w:p>
+    <w:p>
+      <w:pPr>
+        <w:spacing w:lineRule="auto"/>
+      </w:pPr>
+      <w:r>
+        <w:rPr/>
+        <w:t xml:space="preserve">I, Amy Wanjugu Njau, registration number 669008, declare that this report is my own original work and that it has not been submitted, in whole or in part, for any other award at this or any other university. All sources consulted have been acknowledged in the text and listed in the references. Where the work of others has been used, it is cited accordingly.</w:t>
+      </w:r>
+    </w:p>
+    <w:p>
+      <w:pPr>
+        <w:spacing w:lineRule="auto"/>
+      </w:pPr>
+      <w:r>
+        <w:rPr/>
+        <w:t xml:space="preserve">The application described in this report is a guidance tool developed for academic purposes. Its knowledge base has not been clinically validated and it is not a medical device.</w:t>
+      </w:r>
+    </w:p>
+    <w:p>
+      <w:pPr>
+        <w:spacing w:lineRule="auto"/>
+      </w:pPr>
+      <w:r>
+        <w:rPr/>
+        <w:t xml:space="preserve">Signature: …………………………………..     Date: …………………………………..</w:t>
+      </w:r>
+    </w:p>
+    <w:p>
+      <w:pPr>
+        <w:spacing w:lineRule="auto"/>
+      </w:pPr>
+      <w:r>
+        <w:rPr/>
+        <w:t xml:space="preserve">Amy Wanjugu Njau (669008)</w:t>
+      </w:r>
+    </w:p>
+    <w:p>
+      <w:pPr>
+        <w:spacing w:lineRule="auto"/>
+      </w:pPr>
+      <w:r>
+        <w:rPr>
+          <w:b/>
+        </w:rPr>
+        <w:t xml:space="preserve">Supervisor’s approval</w:t>
+      </w:r>
+    </w:p>
+    <w:p>
+      <w:pPr>
+        <w:spacing w:lineRule="auto"/>
+      </w:pPr>
+      <w:r>
+        <w:rPr/>
+        <w:t xml:space="preserve">This report has been submitted for examination with my approval as the university supervisor.</w:t>
+      </w:r>
+    </w:p>
+    <w:p>
+      <w:pPr>
+        <w:spacing w:lineRule="auto"/>
+      </w:pPr>
+      <w:r>
+        <w:rPr/>
+        <w:t xml:space="preserve">Signature: …………………………………..     Date: …………………………………..</w:t>
+      </w:r>
+    </w:p>
+    <w:p>
+      <w:pPr>
+        <w:spacing w:lineRule="auto"/>
+      </w:pPr>
+      <w:r>
+        <w:rPr/>
+        <w:t xml:space="preserve">Mr Fredrick Ogore</w:t>
+      </w:r>
+    </w:p>
+    <w:p>
+      <w:pPr>
+        <w:pStyle w:val="Heading1"/>
+        <w:spacing w:lineRule="auto"/>
+      </w:pPr>
+      <w:r>
+        <w:rPr/>
+        <w:t xml:space="preserve">Acknowledgement</w:t>
+      </w:r>
+    </w:p>
+    <w:p>
+      <w:pPr>
+        <w:spacing w:lineRule="auto"/>
+      </w:pPr>
+      <w:r>
+        <w:rPr/>
+        <w:t xml:space="preserve">I thank my supervisor, Mr Fredrick Ogore, for his guidance and feedback throughout this project, and the faculty of the School of Science and Technology at USIU-Africa for the grounding that made the work possible. I am grateful to my family and colleagues for their encouragement over the course of the semester.</w:t>
+      </w:r>
+    </w:p>
+    <w:p>
+      <w:pPr>
+        <w:pStyle w:val="Heading1"/>
+        <w:spacing w:lineRule="auto"/>
+      </w:pPr>
+      <w:r>
+        <w:rPr/>
+        <w:t xml:space="preserve">Acronyms and Definitions</w:t>
+      </w:r>
+    </w:p>
+    <w:tbl>
+      <w:tblPr>
+        <w:tblBorders>
+          <w:top w:val="single" w:sz="2" w:space="0" w:color="000000"/>
+          <w:bottom w:val="single" w:sz="2" w:space="0" w:color="000000"/>
+          <w:left w:val="single" w:sz="2" w:space="0" w:color="000000"/>
+          <w:right w:val="single" w:sz="2" w:space="0" w:color="000000"/>
+        </w:tblBorders>
+        <w:tblCellSpacing w:w="0" w:type="dxa"/>
+        <w:tblCellMar>
+          <w:top w:type="dxa" w:w="80"/>
+          <w:bottom w:type="dxa" w:w="80"/>
+          <w:left w:type="dxa" w:w="160"/>
+          <w:right w:type="dxa" w:w="160"/>
+        </w:tblCellMar>
+        <w:jc w:val="center"/>
+      </w:tblPr>
+      <w:tblGrid>
+        <w:gridCol w:w="4320"/>
+        <w:gridCol w:w="4320"/>
+      </w:tblGrid>
+      <w:tr>
+        <w:trPr/>
+        <w:tc>
+          <w:tcPr>
+            <w:tcBorders>
+              <w:top w:val="single" w:sz="1" w:space="0" w:color="000000"/>
+              <w:bottom w:val="single" w:sz="1" w:space="0" w:color="000000"/>
+              <w:left w:val="single" w:sz="1" w:space="0" w:color="000000"/>
+              <w:right w:val="single" w:sz="1" w:space="0" w:color="000000"/>
+            </w:tcBorders>
+          </w:tcPr>
+          <w:p>
+            <w:pPr>
+              <w:spacing w:lineRule="auto"/>
+            </w:pPr>
+            <w:r>
+              <w:rPr/>
+              <w:t xml:space="preserve">Term</w:t>
+            </w:r>
+          </w:p>
+        </w:tc>
+        <w:tc>
+          <w:tcPr>
+            <w:tcBorders>
+              <w:top w:val="single" w:sz="1" w:space="0" w:color="000000"/>
+              <w:bottom w:val="single" w:sz="1" w:space="0" w:color="000000"/>
+              <w:left w:val="single" w:sz="1" w:space="0" w:color="000000"/>
+              <w:right w:val="single" w:sz="1" w:space="0" w:color="000000"/>
+            </w:tcBorders>
+          </w:tcPr>
+          <w:p>
+            <w:pPr>
+              <w:spacing w:lineRule="auto"/>
+            </w:pPr>
+            <w:r>
+              <w:rPr/>
+              <w:t xml:space="preserve">Meaning</w:t>
+            </w:r>
+          </w:p>
+        </w:tc>
+      </w:tr>
+      <w:tblGrid>
+        <w:gridCol w:w="4320"/>
+        <w:gridCol w:w="4320"/>
+      </w:tblGrid>
+      <w:tr>
+        <w:trPr/>
+        <w:tc>
+          <w:tcPr>
+            <w:tcBorders>
+              <w:top w:val="single" w:sz="1" w:space="0" w:color="000000"/>
+              <w:bottom w:val="single" w:sz="1" w:space="0" w:color="000000"/>
+              <w:left w:val="single" w:sz="1" w:space="0" w:color="000000"/>
+              <w:right w:val="single" w:sz="1" w:space="0" w:color="000000"/>
+            </w:tcBorders>
+          </w:tcPr>
+          <w:p>
+            <w:pPr>
+              <w:spacing w:lineRule="auto"/>
+            </w:pPr>
+            <w:r>
+              <w:rPr/>
+              <w:t xml:space="preserve">API</w:t>
+            </w:r>
+          </w:p>
+        </w:tc>
+        <w:tc>
+          <w:tcPr>
+            <w:tcBorders>
+              <w:top w:val="single" w:sz="1" w:space="0" w:color="000000"/>
+              <w:bottom w:val="single" w:sz="1" w:space="0" w:color="000000"/>
+              <w:left w:val="single" w:sz="1" w:space="0" w:color="000000"/>
+              <w:right w:val="single" w:sz="1" w:space="0" w:color="000000"/>
+            </w:tcBorders>
+          </w:tcPr>
+          <w:p>
+            <w:pPr>
+              <w:spacing w:lineRule="auto"/>
+            </w:pPr>
+            <w:r>
+              <w:rPr/>
+              <w:t xml:space="preserve">Application Programming Interface, the contract through which the client and server exchange data</w:t>
+            </w:r>
+          </w:p>
+        </w:tc>
+      </w:tr>
+      <w:tr>
+        <w:trPr/>
+        <w:tc>
+          <w:tcPr>
+            <w:tcBorders>
+              <w:top w:val="single" w:sz="1" w:space="0" w:color="000000"/>
+              <w:bottom w:val="single" w:sz="1" w:space="0" w:color="000000"/>
+              <w:left w:val="single" w:sz="1" w:space="0" w:color="000000"/>
+              <w:right w:val="single" w:sz="1" w:space="0" w:color="000000"/>
+            </w:tcBorders>
+          </w:tcPr>
+          <w:p>
+            <w:pPr>
+              <w:spacing w:lineRule="auto"/>
+            </w:pPr>
+            <w:r>
+              <w:rPr/>
+              <w:t xml:space="preserve">DFD</w:t>
+            </w:r>
+          </w:p>
+        </w:tc>
+        <w:tc>
+          <w:tcPr>
+            <w:tcBorders>
+              <w:top w:val="single" w:sz="1" w:space="0" w:color="000000"/>
+              <w:bottom w:val="single" w:sz="1" w:space="0" w:color="000000"/>
+              <w:left w:val="single" w:sz="1" w:space="0" w:color="000000"/>
+              <w:right w:val="single" w:sz="1" w:space="0" w:color="000000"/>
+            </w:tcBorders>
+          </w:tcPr>
+          <w:p>
+            <w:pPr>
+              <w:spacing w:lineRule="auto"/>
+            </w:pPr>
+            <w:r>
+              <w:rPr/>
+              <w:t xml:space="preserve">Data Flow Diagram</w:t>
+            </w:r>
+          </w:p>
+        </w:tc>
+      </w:tr>
+      <w:tr>
+        <w:trPr/>
+        <w:tc>
+          <w:tcPr>
+            <w:tcBorders>
+              <w:top w:val="single" w:sz="1" w:space="0" w:color="000000"/>
+              <w:bottom w:val="single" w:sz="1" w:space="0" w:color="000000"/>
+              <w:left w:val="single" w:sz="1" w:space="0" w:color="000000"/>
+              <w:right w:val="single" w:sz="1" w:space="0" w:color="000000"/>
+            </w:tcBorders>
+          </w:tcPr>
+          <w:p>
+            <w:pPr>
+              <w:spacing w:lineRule="auto"/>
+            </w:pPr>
+            <w:r>
+              <w:rPr/>
+              <w:t xml:space="preserve">ERD</w:t>
+            </w:r>
+          </w:p>
+        </w:tc>
+        <w:tc>
+          <w:tcPr>
+            <w:tcBorders>
+              <w:top w:val="single" w:sz="1" w:space="0" w:color="000000"/>
+              <w:bottom w:val="single" w:sz="1" w:space="0" w:color="000000"/>
+              <w:left w:val="single" w:sz="1" w:space="0" w:color="000000"/>
+              <w:right w:val="single" w:sz="1" w:space="0" w:color="000000"/>
+            </w:tcBorders>
+          </w:tcPr>
+          <w:p>
+            <w:pPr>
+              <w:spacing w:lineRule="auto"/>
+            </w:pPr>
+            <w:r>
+              <w:rPr/>
+              <w:t xml:space="preserve">Entity Relationship Diagram</w:t>
+            </w:r>
+          </w:p>
+        </w:tc>
+      </w:tr>
+      <w:tr>
+        <w:trPr/>
+        <w:tc>
+          <w:tcPr>
+            <w:tcBorders>
+              <w:top w:val="single" w:sz="1" w:space="0" w:color="000000"/>
+              <w:bottom w:val="single" w:sz="1" w:space="0" w:color="000000"/>
+              <w:left w:val="single" w:sz="1" w:space="0" w:color="000000"/>
+              <w:right w:val="single" w:sz="1" w:space="0" w:color="000000"/>
+            </w:tcBorders>
+          </w:tcPr>
+          <w:p>
+            <w:pPr>
+              <w:spacing w:lineRule="auto"/>
+            </w:pPr>
+            <w:r>
+              <w:rPr/>
+              <w:t xml:space="preserve">HTTPS</w:t>
+            </w:r>
+          </w:p>
+        </w:tc>
+        <w:tc>
+          <w:tcPr>
+            <w:tcBorders>
+              <w:top w:val="single" w:sz="1" w:space="0" w:color="000000"/>
+              <w:bottom w:val="single" w:sz="1" w:space="0" w:color="000000"/>
+              <w:left w:val="single" w:sz="1" w:space="0" w:color="000000"/>
+              <w:right w:val="single" w:sz="1" w:space="0" w:color="000000"/>
+            </w:tcBorders>
+          </w:tcPr>
+          <w:p>
+            <w:pPr>
+              <w:spacing w:lineRule="auto"/>
+            </w:pPr>
+            <w:r>
+              <w:rPr/>
+              <w:t xml:space="preserve">Hypertext Transfer Protocol Secure, HTTP carried over an encrypted connection</w:t>
+            </w:r>
+          </w:p>
+        </w:tc>
+      </w:tr>
+      <w:tr>
+        <w:trPr/>
+        <w:tc>
+          <w:tcPr>
+            <w:tcBorders>
+              <w:top w:val="single" w:sz="1" w:space="0" w:color="000000"/>
+              <w:bottom w:val="single" w:sz="1" w:space="0" w:color="000000"/>
+              <w:left w:val="single" w:sz="1" w:space="0" w:color="000000"/>
+              <w:right w:val="single" w:sz="1" w:space="0" w:color="000000"/>
+            </w:tcBorders>
+          </w:tcPr>
+          <w:p>
+            <w:pPr>
+              <w:spacing w:lineRule="auto"/>
+            </w:pPr>
+            <w:r>
+              <w:rPr/>
+              <w:t xml:space="preserve">JSON</w:t>
+            </w:r>
+          </w:p>
+        </w:tc>
+        <w:tc>
+          <w:tcPr>
+            <w:tcBorders>
+              <w:top w:val="single" w:sz="1" w:space="0" w:color="000000"/>
+              <w:bottom w:val="single" w:sz="1" w:space="0" w:color="000000"/>
+              <w:left w:val="single" w:sz="1" w:space="0" w:color="000000"/>
+              <w:right w:val="single" w:sz="1" w:space="0" w:color="000000"/>
+            </w:tcBorders>
+          </w:tcPr>
+          <w:p>
+            <w:pPr>
+              <w:spacing w:lineRule="auto"/>
+            </w:pPr>
+            <w:r>
+              <w:rPr/>
+              <w:t xml:space="preserve">JavaScript Object Notation, the data-interchange format used by the API</w:t>
+            </w:r>
+          </w:p>
+        </w:tc>
+      </w:tr>
+      <w:tr>
+        <w:trPr/>
+        <w:tc>
+          <w:tcPr>
+            <w:tcBorders>
+              <w:top w:val="single" w:sz="1" w:space="0" w:color="000000"/>
+              <w:bottom w:val="single" w:sz="1" w:space="0" w:color="000000"/>
+              <w:left w:val="single" w:sz="1" w:space="0" w:color="000000"/>
+              <w:right w:val="single" w:sz="1" w:space="0" w:color="000000"/>
+            </w:tcBorders>
+          </w:tcPr>
+          <w:p>
+            <w:pPr>
+              <w:spacing w:lineRule="auto"/>
+            </w:pPr>
+            <w:r>
+              <w:rPr/>
+              <w:t xml:space="preserve">Knowledge base</w:t>
+            </w:r>
+          </w:p>
+        </w:tc>
+        <w:tc>
+          <w:tcPr>
+            <w:tcBorders>
+              <w:top w:val="single" w:sz="1" w:space="0" w:color="000000"/>
+              <w:bottom w:val="single" w:sz="1" w:space="0" w:color="000000"/>
+              <w:left w:val="single" w:sz="1" w:space="0" w:color="000000"/>
+              <w:right w:val="single" w:sz="1" w:space="0" w:color="000000"/>
+            </w:tcBorders>
+          </w:tcPr>
+          <w:p>
+            <w:pPr>
+              <w:spacing w:lineRule="auto"/>
+            </w:pPr>
+            <w:r>
+              <w:rPr/>
+              <w:t xml:space="preserve">The declarative set of conditions and their weighted symptoms that the engine scores against</w:t>
+            </w:r>
+          </w:p>
+        </w:tc>
+      </w:tr>
+      <w:tr>
+        <w:trPr/>
+        <w:tc>
+          <w:tcPr>
+            <w:tcBorders>
+              <w:top w:val="single" w:sz="1" w:space="0" w:color="000000"/>
+              <w:bottom w:val="single" w:sz="1" w:space="0" w:color="000000"/>
+              <w:left w:val="single" w:sz="1" w:space="0" w:color="000000"/>
+              <w:right w:val="single" w:sz="1" w:space="0" w:color="000000"/>
+            </w:tcBorders>
+          </w:tcPr>
+          <w:p>
+            <w:pPr>
+              <w:spacing w:lineRule="auto"/>
+            </w:pPr>
+            <w:r>
+              <w:rPr/>
+              <w:t xml:space="preserve">mHealth</w:t>
+            </w:r>
+          </w:p>
+        </w:tc>
+        <w:tc>
+          <w:tcPr>
+            <w:tcBorders>
+              <w:top w:val="single" w:sz="1" w:space="0" w:color="000000"/>
+              <w:bottom w:val="single" w:sz="1" w:space="0" w:color="000000"/>
+              <w:left w:val="single" w:sz="1" w:space="0" w:color="000000"/>
+              <w:right w:val="single" w:sz="1" w:space="0" w:color="000000"/>
+            </w:tcBorders>
+          </w:tcPr>
+          <w:p>
+            <w:pPr>
+              <w:spacing w:lineRule="auto"/>
+            </w:pPr>
+            <w:r>
+              <w:rPr/>
+              <w:t xml:space="preserve">Mobile health, the delivery of health services and information via mobile devices</w:t>
+            </w:r>
+          </w:p>
+        </w:tc>
+      </w:tr>
+      <w:tr>
+        <w:trPr/>
+        <w:tc>
+          <w:tcPr>
+            <w:tcBorders>
+              <w:top w:val="single" w:sz="1" w:space="0" w:color="000000"/>
+              <w:bottom w:val="single" w:sz="1" w:space="0" w:color="000000"/>
+              <w:left w:val="single" w:sz="1" w:space="0" w:color="000000"/>
+              <w:right w:val="single" w:sz="1" w:space="0" w:color="000000"/>
+            </w:tcBorders>
+          </w:tcPr>
+          <w:p>
+            <w:pPr>
+              <w:spacing w:lineRule="auto"/>
+            </w:pPr>
+            <w:r>
+              <w:rPr/>
+              <w:t xml:space="preserve">REST</w:t>
+            </w:r>
+          </w:p>
+        </w:tc>
+        <w:tc>
+          <w:tcPr>
+            <w:tcBorders>
+              <w:top w:val="single" w:sz="1" w:space="0" w:color="000000"/>
+              <w:bottom w:val="single" w:sz="1" w:space="0" w:color="000000"/>
+              <w:left w:val="single" w:sz="1" w:space="0" w:color="000000"/>
+              <w:right w:val="single" w:sz="1" w:space="0" w:color="000000"/>
+            </w:tcBorders>
+          </w:tcPr>
+          <w:p>
+            <w:pPr>
+              <w:spacing w:lineRule="auto"/>
+            </w:pPr>
+            <w:r>
+              <w:rPr/>
+              <w:t xml:space="preserve">Representational State Transfer, the architectural style of the API</w:t>
+            </w:r>
+          </w:p>
+        </w:tc>
+      </w:tr>
+      <w:tr>
+        <w:trPr/>
+        <w:tc>
+          <w:tcPr>
+            <w:tcBorders>
+              <w:top w:val="single" w:sz="1" w:space="0" w:color="000000"/>
+              <w:bottom w:val="single" w:sz="1" w:space="0" w:color="000000"/>
+              <w:left w:val="single" w:sz="1" w:space="0" w:color="000000"/>
+              <w:right w:val="single" w:sz="1" w:space="0" w:color="000000"/>
+            </w:tcBorders>
+          </w:tcPr>
+          <w:p>
+            <w:pPr>
+              <w:spacing w:lineRule="auto"/>
+            </w:pPr>
+            <w:r>
+              <w:rPr/>
+              <w:t xml:space="preserve">Rule-based engine</w:t>
+            </w:r>
+          </w:p>
+        </w:tc>
+        <w:tc>
+          <w:tcPr>
+            <w:tcBorders>
+              <w:top w:val="single" w:sz="1" w:space="0" w:color="000000"/>
+              <w:bottom w:val="single" w:sz="1" w:space="0" w:color="000000"/>
+              <w:left w:val="single" w:sz="1" w:space="0" w:color="000000"/>
+              <w:right w:val="single" w:sz="1" w:space="0" w:color="000000"/>
+            </w:tcBorders>
+          </w:tcPr>
+          <w:p>
+            <w:pPr>
+              <w:spacing w:lineRule="auto"/>
+            </w:pPr>
+            <w:r>
+              <w:rPr/>
+              <w:t xml:space="preserve">Inference that applies explicit, human-readable rules rather than a learned model</w:t>
+            </w:r>
+          </w:p>
+        </w:tc>
+      </w:tr>
+      <w:tr>
+        <w:trPr/>
+        <w:tc>
+          <w:tcPr>
+            <w:tcBorders>
+              <w:top w:val="single" w:sz="1" w:space="0" w:color="000000"/>
+              <w:bottom w:val="single" w:sz="1" w:space="0" w:color="000000"/>
+              <w:left w:val="single" w:sz="1" w:space="0" w:color="000000"/>
+              <w:right w:val="single" w:sz="1" w:space="0" w:color="000000"/>
+            </w:tcBorders>
+          </w:tcPr>
+          <w:p>
+            <w:pPr>
+              <w:spacing w:lineRule="auto"/>
+            </w:pPr>
+            <w:r>
+              <w:rPr/>
+              <w:t xml:space="preserve">Specialist routing</w:t>
+            </w:r>
+          </w:p>
+        </w:tc>
+        <w:tc>
+          <w:tcPr>
+            <w:tcBorders>
+              <w:top w:val="single" w:sz="1" w:space="0" w:color="000000"/>
+              <w:bottom w:val="single" w:sz="1" w:space="0" w:color="000000"/>
+              <w:left w:val="single" w:sz="1" w:space="0" w:color="000000"/>
+              <w:right w:val="single" w:sz="1" w:space="0" w:color="000000"/>
+            </w:tcBorders>
+          </w:tcPr>
+          <w:p>
+            <w:pPr>
+              <w:spacing w:lineRule="auto"/>
+            </w:pPr>
+            <w:r>
+              <w:rPr/>
+              <w:t xml:space="preserve">Mapping a probable condition to the type of practitioner who treats it</w:t>
+            </w:r>
+          </w:p>
+        </w:tc>
+      </w:tr>
+      <w:tr>
+        <w:trPr/>
+        <w:tc>
+          <w:tcPr>
+            <w:tcBorders>
+              <w:top w:val="single" w:sz="1" w:space="0" w:color="000000"/>
+              <w:bottom w:val="single" w:sz="1" w:space="0" w:color="000000"/>
+              <w:left w:val="single" w:sz="1" w:space="0" w:color="000000"/>
+              <w:right w:val="single" w:sz="1" w:space="0" w:color="000000"/>
+            </w:tcBorders>
+          </w:tcPr>
+          <w:p>
+            <w:pPr>
+              <w:spacing w:lineRule="auto"/>
+            </w:pPr>
+            <w:r>
+              <w:rPr/>
+              <w:t xml:space="preserve">Top-1 hit rate</w:t>
+            </w:r>
+          </w:p>
+        </w:tc>
+        <w:tc>
+          <w:tcPr>
+            <w:tcBorders>
+              <w:top w:val="single" w:sz="1" w:space="0" w:color="000000"/>
+              <w:bottom w:val="single" w:sz="1" w:space="0" w:color="000000"/>
+              <w:left w:val="single" w:sz="1" w:space="0" w:color="000000"/>
+              <w:right w:val="single" w:sz="1" w:space="0" w:color="000000"/>
+            </w:tcBorders>
+          </w:tcPr>
+          <w:p>
+            <w:pPr>
+              <w:spacing w:lineRule="auto"/>
+            </w:pPr>
+            <w:r>
+              <w:rPr/>
+              <w:t xml:space="preserve">The proportion of test cases where the expected condition is ranked first</w:t>
+            </w:r>
+          </w:p>
+        </w:tc>
+      </w:tr>
+      <w:tr>
+        <w:trPr/>
+        <w:tc>
+          <w:tcPr>
+            <w:tcBorders>
+              <w:top w:val="single" w:sz="1" w:space="0" w:color="000000"/>
+              <w:bottom w:val="single" w:sz="1" w:space="0" w:color="000000"/>
+              <w:left w:val="single" w:sz="1" w:space="0" w:color="000000"/>
+              <w:right w:val="single" w:sz="1" w:space="0" w:color="000000"/>
+            </w:tcBorders>
+          </w:tcPr>
+          <w:p>
+            <w:pPr>
+              <w:spacing w:lineRule="auto"/>
+            </w:pPr>
+            <w:r>
+              <w:rPr/>
+              <w:t xml:space="preserve">UAT</w:t>
+            </w:r>
+          </w:p>
+        </w:tc>
+        <w:tc>
+          <w:tcPr>
+            <w:tcBorders>
+              <w:top w:val="single" w:sz="1" w:space="0" w:color="000000"/>
+              <w:bottom w:val="single" w:sz="1" w:space="0" w:color="000000"/>
+              <w:left w:val="single" w:sz="1" w:space="0" w:color="000000"/>
+              <w:right w:val="single" w:sz="1" w:space="0" w:color="000000"/>
+            </w:tcBorders>
+          </w:tcPr>
+          <w:p>
+            <w:pPr>
+              <w:spacing w:lineRule="auto"/>
+            </w:pPr>
+            <w:r>
+              <w:rPr/>
+              <w:t xml:space="preserve">User Acceptance Testing</w:t>
+            </w:r>
+          </w:p>
+        </w:tc>
+      </w:tr>
+    </w:tbl>
+    <w:p>
+      <w:pPr>
+        <w:spacing w:lineRule="auto"/>
+      </w:pPr>
+      <w:r>
+        <w:rPr/>
+      </w:r>
+    </w:p>
+    <w:p>
+      <w:pPr>
+        <w:spacing w:lineRule="auto"/>
+      </w:pPr>
+      <w:r>
+        <w:rPr>
+          <w:b/>
+        </w:rPr>
+        <w:t xml:space="preserve">Keywords:</w:t>
+      </w:r>
+      <w:r>
+        <w:rPr/>
+        <w:t xml:space="preserve"> mHealth, symptom checker, rule-based inference, explainable systems, specialist recommendation, geolocation, Flutter, REST API.</w:t>
+      </w:r>
+    </w:p>
+    <w:p>
+      <w:pPr>
+        <w:pStyle w:val="Heading1"/>
+        <w:spacing w:lineRule="auto"/>
+      </w:pPr>
+      <w:r>
+        <w:rPr/>
         <w:t xml:space="preserve">Abstract</w:t>
       </w:r>
     </w:p>
@@ -1669,16 +2456,16 @@
       </w:pPr>
       <w:r>
         <w:rPr/>
-        <w:t xml:space="preserve">Access to timely and accurate medical guidance remains a major challenge across many parts of the world, and particularly in developing regions where the ratio of doctors to patients is critically low. Large populations in low- and middle-income countries continue to face shortages of healthcare workers, long travel distances to facilities, and high out-of-pocket consultation costs. As a result, many individuals delay seeking professional medical attention, not because they are unwilling, but because they are uncertain about the severity of their symptoms or do not know which type of practitioner to consult.</w:t>
-      </w:r>
-    </w:p>
-    <w:p>
-      <w:pPr>
-        <w:spacing w:lineRule="auto"/>
-      </w:pPr>
-      <w:r>
-        <w:rPr/>
-        <w:t xml:space="preserve">At the same time, mobile-phone penetration in these regions has grown rapidly, placing internet-connected devices in the hands of populations that were previously difficult to reach through conventional healthcare infrastructure. This convergence creates a meaningful opportunity for mobile health solutions to bridge part of the gap between symptom onset and appropriate care.</w:t>
+        <w:t xml:space="preserve">Access to timely and accurate medical guidance remains a major challenge across many parts of the world, and particularly in developing regions where the ratio of doctors to patients is critically low. According to the World Health Organization (2023), large populations in low- and middle-income countries continue to face shortages of healthcare workers, long travel distances to facilities, and high out-of-pocket consultation costs. As a result, many individuals delay seeking professional medical attention, not because they are unwilling, but because they are uncertain about the severity of their symptoms or do not know which type of practitioner to consult.</w:t>
+      </w:r>
+    </w:p>
+    <w:p>
+      <w:pPr>
+        <w:spacing w:lineRule="auto"/>
+      </w:pPr>
+      <w:r>
+        <w:rPr/>
+        <w:t xml:space="preserve">At the same time, mobile-phone penetration in these regions has grown rapidly, placing internet-connected devices in the hands of populations that were previously difficult to reach through conventional healthcare infrastructure. This convergence creates a meaningful opportunity for mobile health solutions to bridge part of the gap between symptom onset and appropriate care, an approach the World Health Organization (2021) sets out as a priority in its global strategy on digital health.</w:t>
       </w:r>
     </w:p>
     <w:p>
@@ -1969,7 +2756,7 @@
       </w:pPr>
       <w:r>
         <w:rPr/>
-        <w:t xml:space="preserve">Three limitations are stated plainly here and revisited in Section 7.3. First, the knowledge base is an educational rule set curated for this project and has not been clinically validated; the application is a guidance tool and not a medical device. Second, the query log is held in memory and is therefore lost when the server restarts. Third, the deployed prototype has no user authentication, so history is device-local rather than per-account.</w:t>
+        <w:t xml:space="preserve">Three limitations are stated plainly here and revisited in Section 7.3. First, the knowledge base is an educational rule set curated for this project and has not been clinically validated; the application is a guidance tool and not a medical device. Second, the query log is held in memory and is therefore lost when the server restarts. Third, the deployed prototype has no user authentication, so query history is held in memory in the app rather than being persisted or tied to an account, and is lost when the application closes.</w:t>
       </w:r>
     </w:p>
     <w:p>
@@ -2017,7 +2804,7 @@
       </w:pPr>
       <w:r>
         <w:rPr/>
-        <w:t xml:space="preserve">WebMD provides a widely used web-based symptom checker that allows users to select symptoms on a body map and returns a list of possible conditions with accompanying articles. It is information-rich but primarily an educational reference; it does not connect users to specific local practitioners and is oriented toward a North American audience and healthcare context.</w:t>
+        <w:t xml:space="preserve">WebMD (2024) provides a widely used web-based symptom checker that allows users to select symptoms on a body map and returns a list of possible conditions with accompanying articles. It is information-rich but primarily an educational reference; it does not connect users to specific local practitioners and is oriented toward a North American audience and healthcare context.</w:t>
       </w:r>
     </w:p>
     <w:p>
@@ -2036,7 +2823,7 @@
       </w:pPr>
       <w:r>
         <w:rPr/>
-        <w:t xml:space="preserve">Ada is a mobile symptom-assessment application that conducts a structured, conversational interview and returns possible causes together with guidance on next steps. It is well designed and clinically informed, but it is built primarily for connected, higher-income markets, does not focus on surfacing nearby local providers, and its underlying assessment logic is largely opaque to the end user.</w:t>
+        <w:t xml:space="preserve">Ada Health (2024) is a mobile symptom-assessment application that conducts a structured, conversational interview and returns possible causes together with guidance on next steps. It is well designed and clinically informed, but it is built primarily for connected, higher-income markets, does not focus on surfacing nearby local providers, and its underlying assessment logic is largely opaque to the end user.</w:t>
       </w:r>
     </w:p>
     <w:p>
@@ -2055,7 +2842,7 @@
       </w:pPr>
       <w:r>
         <w:rPr/>
-        <w:t xml:space="preserve">Babylon combined symptom checking with telemedicine consultations, allowing users to speak with clinicians remotely. While powerful, it depends on reliable connectivity, an available clinician network, and a subscription or payment model, which limits its accessibility in low-resource settings.</w:t>
+        <w:t xml:space="preserve">Babylon Health (2023) combined symptom checking with telemedicine consultations, allowing users to speak with clinicians remotely. While powerful, it depends on reliable connectivity, an available clinician network, and a subscription or payment model, which limits its accessibility in low-resource settings.</w:t>
       </w:r>
     </w:p>
     <w:p>
@@ -2074,7 +2861,7 @@
       </w:pPr>
       <w:r>
         <w:rPr/>
-        <w:t xml:space="preserve">Buoy Health and K Health both use data-driven approaches to triage symptoms and suggest next steps, with K Health additionally drawing on large clinical datasets. These tools illustrate the value of structured triage but, like the others, are tailored to specific national healthcare systems and do not provide localised facility recommendation for developing-region users.</w:t>
+        <w:t xml:space="preserve">Buoy Health (2024) and K Health (2024) both use data-driven approaches to triage symptoms and suggest next steps, with K Health additionally drawing on large clinical datasets. These tools illustrate the value of structured triage but, like the others, are tailored to specific national healthcare systems and do not provide localised facility recommendation for developing-region users.</w:t>
       </w:r>
     </w:p>
     <w:p>
@@ -2093,7 +2880,7 @@
       </w:pPr>
       <w:r>
         <w:rPr/>
-        <w:t xml:space="preserve">Independent academic audits of symptom checkers, notably the BMJ audit study by Semigran and colleagues (2015), found that the diagnostic and triage accuracy of these tools varies considerably. That body of work underpins two design principles adopted here: such tools should be positioned explicitly as guidance rather than diagnosis, and an explainable, well-validated rule base is preferable to an opaque one in a safety-sensitive domain.</w:t>
+        <w:t xml:space="preserve">Independent academic audits of symptom checkers, notably the BMJ audit study by Semigran et al. (2015), found that the diagnostic and triage accuracy of these tools varies considerably. Later work reached similar conclusions: Chambers et al. (2019) reviewed digital and online symptom checkers used for urgent care and reported wide variation in accuracy and safety, while Wallace et al. (2022) found diagnostic accuracy in symptom checkers to remain inconsistent across conditions. That body of work underpins two design principles adopted here: such tools should be positioned explicitly as guidance rather than diagnosis, and an explainable, well-validated rule base is preferable to an opaque one in a safety-sensitive domain.</w:t>
       </w:r>
     </w:p>
     <w:p>
@@ -2857,7 +3644,7 @@
               <w:rPr>
                 <w:b/>
               </w:rPr>
-              <w:t xml:space="preserve">Yes</w:t>
+              <w:t xml:space="preserve">Partial</w:t>
             </w:r>
           </w:p>
         </w:tc>
@@ -4273,18 +5060,18 @@
         <w:rPr/>
         <w:drawing>
           <wp:inline distB="0" distL="0" distR="0" distT="0">
-            <wp:extent cx="5486400" cy="2100779"/>
+            <wp:extent cx="5486400" cy="3625795"/>
             <wp:effectExtent b="0" l="0" r="0" t="0"/>
-            <wp:docPr id="6" name="image-8YHhUEhPJmnCGYq-8lAvG.png"/>
+            <wp:docPr id="6" name="image-R8zTzVyIrKGSwfDGuaKjE.png"/>
             <a:graphic>
               <a:graphicData uri="http://schemas.openxmlformats.org/drawingml/2006/picture">
                 <pic:pic>
                   <pic:nvPicPr>
-                    <pic:cNvPr id="6" name="image-8YHhUEhPJmnCGYq-8lAvG.png" descr="Three-tier integration architecture of the system"/>
+                    <pic:cNvPr id="6" name="image-R8zTzVyIrKGSwfDGuaKjE.png" descr="Three-tier architecture of the delivered system"/>
                     <pic:cNvPicPr/>
                   </pic:nvPicPr>
                   <pic:blipFill>
-                    <a:blip r:embed="rId63" cstate="print"/>
+                    <a:blip r:embed="rId67" cstate="print"/>
                     <a:srcRect b="0" l="0" r="0" t="0"/>
                     <a:stretch>
                       <a:fillRect/>
@@ -4293,7 +5080,7 @@
                   <pic:spPr>
                     <a:xfrm>
                       <a:off x="0" y="0"/>
-                      <a:ext cx="5486400" cy="2100779"/>
+                      <a:ext cx="5486400" cy="3625795"/>
                     </a:xfrm>
                     <a:prstGeom prst="rect"/>
                   </pic:spPr>
@@ -4302,6 +5089,15 @@
             </a:graphic>
           </wp:inline>
         </w:drawing>
+      </w:r>
+    </w:p>
+    <w:p>
+      <w:pPr>
+        <w:spacing w:lineRule="auto"/>
+      </w:pPr>
+      <w:r>
+        <w:rPr/>
+        <w:t xml:space="preserve">This figure describes the system as delivered, in which the data tier is the file-backed local store. The Firestore implementation exists as a documented stub behind the same interface and is not active; Section 7.3 records this, and Section 8.2 lists completing it as the next data-tier task.</w:t>
       </w:r>
     </w:p>
     <w:p>
@@ -5013,16 +5809,16 @@
           <wp:inline distB="0" distL="0" distR="0" distT="0">
             <wp:extent cx="5486400" cy="5028559"/>
             <wp:effectExtent b="0" l="0" r="0" t="0"/>
-            <wp:docPr id="8" name="image-GislLG17j5Z0Um-Uw39tM.png"/>
+            <wp:docPr id="8" name="image-m-x40Yj95Nu9_kNaX5M1H.png"/>
             <a:graphic>
               <a:graphicData uri="http://schemas.openxmlformats.org/drawingml/2006/picture">
                 <pic:pic>
                   <pic:nvPicPr>
-                    <pic:cNvPr id="8" name="image-GislLG17j5Z0Um-Uw39tM.png" descr="Entity relationship diagram of the data model"/>
+                    <pic:cNvPr id="8" name="image-m-x40Yj95Nu9_kNaX5M1H.png" descr="Entity relationship diagram of the data model"/>
                     <pic:cNvPicPr/>
                   </pic:nvPicPr>
                   <pic:blipFill>
-                    <a:blip r:embed="rId65" cstate="print"/>
+                    <a:blip r:embed="rId69" cstate="print"/>
                     <a:srcRect b="0" l="0" r="0" t="0"/>
                     <a:stretch>
                       <a:fillRect/>
@@ -5379,16 +6175,16 @@
           <wp:inline distB="0" distL="0" distR="0" distT="0">
             <wp:extent cx="5486400" cy="2912639"/>
             <wp:effectExtent b="0" l="0" r="0" t="0"/>
-            <wp:docPr id="10" name="image-3g0DRJN9toIenSeAjZC_5.png"/>
+            <wp:docPr id="10" name="image-qFQcqIYe0m3ms2FAkLK81.png"/>
             <a:graphic>
               <a:graphicData uri="http://schemas.openxmlformats.org/drawingml/2006/picture">
                 <pic:pic>
                   <pic:nvPicPr>
-                    <pic:cNvPr id="10" name="image-3g0DRJN9toIenSeAjZC_5.png" descr="Sequence diagram of the end-to-end request flow"/>
+                    <pic:cNvPr id="10" name="image-qFQcqIYe0m3ms2FAkLK81.png" descr="Sequence diagram of the end-to-end request flow"/>
                     <pic:cNvPicPr/>
                   </pic:nvPicPr>
                   <pic:blipFill>
-                    <a:blip r:embed="rId67" cstate="print"/>
+                    <a:blip r:embed="rId71" cstate="print"/>
                     <a:srcRect b="0" l="0" r="0" t="0"/>
                     <a:stretch>
                       <a:fillRect/>
@@ -5424,7 +6220,16 @@
       </w:pPr>
       <w:r>
         <w:rPr/>
-        <w:t xml:space="preserve">Four measures were designed in rather than added afterwards. All client-server traffic is intended to travel over HTTPS. The Google Maps Platform key is held server-side in environment variables and is never exposed to the client, which is why every Maps call is made by the backend rather than the app. Request bodies are validated before processing, and malformed requests are rejected with a 400 status and a clear message. The error handler never leaks internal detail on a server error.</w:t>
+        <w:t xml:space="preserve">Three measures are implemented in the delivered system. The Google Maps Platform key is held server-side in environment variables and is never exposed to the client, which is why every Maps call is made by the backend rather than the app. Request bodies are validated before processing, and malformed requests are rejected with a 400 status and a clear message. The error handler never leaks internal detail on a server error.</w:t>
+      </w:r>
+    </w:p>
+    <w:p>
+      <w:pPr>
+        <w:spacing w:lineRule="auto"/>
+      </w:pPr>
+      <w:r>
+        <w:rPr/>
+        <w:t xml:space="preserve">Transport security is a design requirement that the prototype does not yet meet. The architecture assumes HTTPS between client and server, but the development build communicates over plain HTTP against a local backend, so TLS termination remains a deployment task rather than a delivered feature. It is recorded as such in Section 7.3 rather than presented as done.</w:t>
       </w:r>
     </w:p>
     <w:p>
@@ -5731,7 +6536,7 @@
             </w:pPr>
             <w:r>
               <w:rPr/>
-              <w:t xml:space="preserve">The five HTTP endpoints</w:t>
+              <w:t xml:space="preserve">The diagnose, providers and catalogue endpoints</w:t>
             </w:r>
           </w:p>
         </w:tc>
@@ -5908,6 +6713,60 @@
           </w:p>
         </w:tc>
       </w:tr>
+      <w:tr>
+        <w:trPr/>
+        <w:tc>
+          <w:tcPr>
+            <w:tcBorders>
+              <w:top w:val="single" w:sz="1" w:space="0" w:color="000000"/>
+              <w:bottom w:val="single" w:sz="1" w:space="0" w:color="000000"/>
+              <w:left w:val="single" w:sz="1" w:space="0" w:color="000000"/>
+              <w:right w:val="single" w:sz="1" w:space="0" w:color="000000"/>
+            </w:tcBorders>
+          </w:tcPr>
+          <w:p>
+            <w:pPr>
+              <w:spacing w:lineRule="auto"/>
+            </w:pPr>
+            <w:r>
+              <w:rPr>
+                <w:highlight w:val="lightGray"/>
+              </w:rPr>
+              <w:t xml:space="preserve">src/app.js</w:t>
+            </w:r>
+          </w:p>
+        </w:tc>
+        <w:tc>
+          <w:tcPr>
+            <w:tcBorders>
+              <w:top w:val="single" w:sz="1" w:space="0" w:color="000000"/>
+              <w:bottom w:val="single" w:sz="1" w:space="0" w:color="000000"/>
+              <w:left w:val="single" w:sz="1" w:space="0" w:color="000000"/>
+              <w:right w:val="single" w:sz="1" w:space="0" w:color="000000"/>
+            </w:tcBorders>
+          </w:tcPr>
+          <w:p>
+            <w:pPr>
+              <w:spacing w:lineRule="auto"/>
+            </w:pPr>
+            <w:r>
+              <w:rPr/>
+              <w:t xml:space="preserve">Wires the routers together and serves </w:t>
+            </w:r>
+          </w:p>
+          <w:p>
+            <w:pPr>
+              <w:spacing w:lineRule="auto"/>
+            </w:pPr>
+            <w:r>
+              <w:rPr>
+                <w:highlight w:val="lightGray"/>
+              </w:rPr>
+              <w:t xml:space="preserve">GET /api/health</w:t>
+            </w:r>
+          </w:p>
+        </w:tc>
+      </w:tr>
     </w:tbl>
     <w:p>
       <w:pPr>
@@ -6059,7 +6918,7 @@
       </w:pPr>
       <w:r>
         <w:rPr/>
-        <w:t xml:space="preserve">The provider service supports two interchangeable sources selected by configuration. The mock source ranks the bundled provider records by haversine distance from the user. The Google source queries the Maps Platform Nearby Search server-side using the specialist’s search keywords, and caches responses for a configured period to contain both latency and billing. Because both sources satisfy the same interface, neither the routes nor the client change when the source is switched.</w:t>
+        <w:t xml:space="preserve">The provider service supports two interchangeable sources selected by configuration. The mock source ranks the bundled provider records by haversine distance from the user. The Google source queries the Maps Platform Nearby Search server-side using the specialist’s search keywords (Google Developers, 2024), and caches responses for a configured period to contain both latency and billing. Because both sources satisfy the same interface, neither the routes nor the client change when the source is switched.</w:t>
       </w:r>
     </w:p>
     <w:p>
@@ -6089,7 +6948,27 @@
         <w:rPr>
           <w:rFonts w:ascii="Courier" w:hAnsi="Courier"/>
         </w:rPr>
-        <w:t xml:space="preserve">Future&lt;DiagnosisResult&gt; getDiagnosis(List&lt;String&gt; symptoms) async {   final response = await http.post(     Uri.parse('$baseUrl/api/diagnose'),     headers: {'Content-Type': 'application/json'},     body: jsonEncode({'symptoms': symptoms}),   );   if (response.statusCode == 200) {     return DiagnosisResult.fromJson(jsonDecode(response.body));   } else {     throw Exception('Diagnosis request failed: ${response.statusCode}');   } } </w:t>
+        <w:t xml:space="preserve">/// POST /api/diagnose -&gt; ranked conditions + specialist + disclaimer. Future&lt;DiagnosisResult&gt; getDiagnosis(List&lt;String&gt; symptoms) async {   final res = await _post('/api/diagnose', {'symptoms': symptoms});   return DiagnosisResult.fromJson(res); } </w:t>
+      </w:r>
+    </w:p>
+    <w:p>
+      <w:pPr>
+        <w:spacing w:lineRule="auto"/>
+      </w:pPr>
+      <w:r>
+        <w:rPr/>
+        <w:t xml:space="preserve">Error handling is centralised in the private helpers rather than repeated at each call site, which is what allows the interface to show a readable message with a retry action instead of crashing when the backend is unreachable.</w:t>
+      </w:r>
+    </w:p>
+    <w:p>
+      <w:pPr>
+        <w:spacing w:lineRule="auto"/>
+      </w:pPr>
+      <w:r>
+        <w:rPr>
+          <w:rFonts w:ascii="Courier" w:hAnsi="Courier"/>
+        </w:rPr>
+        <w:t xml:space="preserve">Map&lt;String, dynamic&gt; _decode(http.Response res) {   final decoded = res.body.isNotEmpty       ? jsonDecode(res.body) as Map&lt;String, dynamic&gt;       : &lt;String, dynamic&gt;{};   if (res.statusCode &gt;= 200 &amp;&amp; res.statusCode &lt; 300) {     return decoded;   }   final message = decoded['error']?.toString() ?? 'Request failed (${res.statusCode}).';   throw ApiException(message); } </w:t>
       </w:r>
     </w:p>
     <w:p>
@@ -6112,90 +6991,12 @@
           <wp:inline distB="0" distL="0" distR="0" distT="0">
             <wp:extent cx="5486400" cy="12192000"/>
             <wp:effectExtent b="0" l="0" r="0" t="0"/>
-            <wp:docPr id="12" name="image-wXTuqU4PSvUOKABO25Hby.png"/>
+            <wp:docPr id="12" name="image-14o_svLQjWhPp6ehB-MYL.png"/>
             <a:graphic>
               <a:graphicData uri="http://schemas.openxmlformats.org/drawingml/2006/picture">
                 <pic:pic>
                   <pic:nvPicPr>
-                    <pic:cNvPr id="12" name="image-wXTuqU4PSvUOKABO25Hby.png" descr="Home dashboard of the mobile application"/>
-                    <pic:cNvPicPr/>
-                  </pic:nvPicPr>
-                  <pic:blipFill>
-                    <a:blip r:embed="rId69" cstate="print"/>
-                    <a:srcRect b="0" l="0" r="0" t="0"/>
-                    <a:stretch>
-                      <a:fillRect/>
-                    </a:stretch>
-                  </pic:blipFill>
-                  <pic:spPr>
-                    <a:xfrm>
-                      <a:off x="0" y="0"/>
-                      <a:ext cx="5486400" cy="12192000"/>
-                    </a:xfrm>
-                    <a:prstGeom prst="rect"/>
-                  </pic:spPr>
-                </pic:pic>
-              </a:graphicData>
-            </a:graphic>
-          </wp:inline>
-        </w:drawing>
-      </w:r>
-    </w:p>
-    <w:p>
-      <w:pPr>
-        <w:spacing w:lineRule="auto"/>
-      </w:pPr>
-      <w:r>
-        <w:rPr/>
-        <w:drawing>
-          <wp:inline distB="0" distL="0" distR="0" distT="0">
-            <wp:extent cx="5486400" cy="12192000"/>
-            <wp:effectExtent b="0" l="0" r="0" t="0"/>
-            <wp:docPr id="14" name="image-1UxWmpwCm8-md-8q4HKLF.png"/>
-            <a:graphic>
-              <a:graphicData uri="http://schemas.openxmlformats.org/drawingml/2006/picture">
-                <pic:pic>
-                  <pic:nvPicPr>
-                    <pic:cNvPr id="14" name="image-1UxWmpwCm8-md-8q4HKLF.png" descr="Symptom selection screen"/>
-                    <pic:cNvPicPr/>
-                  </pic:nvPicPr>
-                  <pic:blipFill>
-                    <a:blip r:embed="rId71" cstate="print"/>
-                    <a:srcRect b="0" l="0" r="0" t="0"/>
-                    <a:stretch>
-                      <a:fillRect/>
-                    </a:stretch>
-                  </pic:blipFill>
-                  <pic:spPr>
-                    <a:xfrm>
-                      <a:off x="0" y="0"/>
-                      <a:ext cx="5486400" cy="12192000"/>
-                    </a:xfrm>
-                    <a:prstGeom prst="rect"/>
-                  </pic:spPr>
-                </pic:pic>
-              </a:graphicData>
-            </a:graphic>
-          </wp:inline>
-        </w:drawing>
-      </w:r>
-    </w:p>
-    <w:p>
-      <w:pPr>
-        <w:spacing w:lineRule="auto"/>
-      </w:pPr>
-      <w:r>
-        <w:rPr/>
-        <w:drawing>
-          <wp:inline distB="0" distL="0" distR="0" distT="0">
-            <wp:extent cx="5486400" cy="12192000"/>
-            <wp:effectExtent b="0" l="0" r="0" t="0"/>
-            <wp:docPr id="16" name="image-jCq_JEAmqTuTtXqNFDpqh.png"/>
-            <a:graphic>
-              <a:graphicData uri="http://schemas.openxmlformats.org/drawingml/2006/picture">
-                <pic:pic>
-                  <pic:nvPicPr>
-                    <pic:cNvPr id="16" name="image-jCq_JEAmqTuTtXqNFDpqh.png" descr="Ranked results with explainability chips"/>
+                    <pic:cNvPr id="12" name="image-14o_svLQjWhPp6ehB-MYL.png" descr="Home dashboard of the mobile application"/>
                     <pic:cNvPicPr/>
                   </pic:nvPicPr>
                   <pic:blipFill>
@@ -6229,12 +7030,12 @@
           <wp:inline distB="0" distL="0" distR="0" distT="0">
             <wp:extent cx="5486400" cy="12192000"/>
             <wp:effectExtent b="0" l="0" r="0" t="0"/>
-            <wp:docPr id="18" name="image-mV-6TjEzdt_yaRUa411eT.png"/>
+            <wp:docPr id="14" name="image-r5XNh216OHlNHcoTnmjsR.png"/>
             <a:graphic>
               <a:graphicData uri="http://schemas.openxmlformats.org/drawingml/2006/picture">
                 <pic:pic>
                   <pic:nvPicPr>
-                    <pic:cNvPr id="18" name="image-mV-6TjEzdt_yaRUa411eT.png" descr="Nearby providers list"/>
+                    <pic:cNvPr id="14" name="image-r5XNh216OHlNHcoTnmjsR.png" descr="Symptom selection screen"/>
                     <pic:cNvPicPr/>
                   </pic:nvPicPr>
                   <pic:blipFill>
@@ -6268,16 +7069,94 @@
           <wp:inline distB="0" distL="0" distR="0" distT="0">
             <wp:extent cx="5486400" cy="12192000"/>
             <wp:effectExtent b="0" l="0" r="0" t="0"/>
-            <wp:docPr id="20" name="image-M9HsYXE4OFSPsNofZsPBG.png"/>
+            <wp:docPr id="16" name="image-aCl9RtUIq1k7t72zQq_kB.png"/>
             <a:graphic>
               <a:graphicData uri="http://schemas.openxmlformats.org/drawingml/2006/picture">
                 <pic:pic>
                   <pic:nvPicPr>
-                    <pic:cNvPr id="20" name="image-M9HsYXE4OFSPsNofZsPBG.png" descr="Query history screen"/>
+                    <pic:cNvPr id="16" name="image-aCl9RtUIq1k7t72zQq_kB.png" descr="Ranked results with explainability chips"/>
                     <pic:cNvPicPr/>
                   </pic:nvPicPr>
                   <pic:blipFill>
                     <a:blip r:embed="rId77" cstate="print"/>
+                    <a:srcRect b="0" l="0" r="0" t="0"/>
+                    <a:stretch>
+                      <a:fillRect/>
+                    </a:stretch>
+                  </pic:blipFill>
+                  <pic:spPr>
+                    <a:xfrm>
+                      <a:off x="0" y="0"/>
+                      <a:ext cx="5486400" cy="12192000"/>
+                    </a:xfrm>
+                    <a:prstGeom prst="rect"/>
+                  </pic:spPr>
+                </pic:pic>
+              </a:graphicData>
+            </a:graphic>
+          </wp:inline>
+        </w:drawing>
+      </w:r>
+    </w:p>
+    <w:p>
+      <w:pPr>
+        <w:spacing w:lineRule="auto"/>
+      </w:pPr>
+      <w:r>
+        <w:rPr/>
+        <w:drawing>
+          <wp:inline distB="0" distL="0" distR="0" distT="0">
+            <wp:extent cx="5486400" cy="12192000"/>
+            <wp:effectExtent b="0" l="0" r="0" t="0"/>
+            <wp:docPr id="18" name="image-o3TPrfQsX-WzIvWAYtnh1.png"/>
+            <a:graphic>
+              <a:graphicData uri="http://schemas.openxmlformats.org/drawingml/2006/picture">
+                <pic:pic>
+                  <pic:nvPicPr>
+                    <pic:cNvPr id="18" name="image-o3TPrfQsX-WzIvWAYtnh1.png" descr="Nearby providers list"/>
+                    <pic:cNvPicPr/>
+                  </pic:nvPicPr>
+                  <pic:blipFill>
+                    <a:blip r:embed="rId79" cstate="print"/>
+                    <a:srcRect b="0" l="0" r="0" t="0"/>
+                    <a:stretch>
+                      <a:fillRect/>
+                    </a:stretch>
+                  </pic:blipFill>
+                  <pic:spPr>
+                    <a:xfrm>
+                      <a:off x="0" y="0"/>
+                      <a:ext cx="5486400" cy="12192000"/>
+                    </a:xfrm>
+                    <a:prstGeom prst="rect"/>
+                  </pic:spPr>
+                </pic:pic>
+              </a:graphicData>
+            </a:graphic>
+          </wp:inline>
+        </w:drawing>
+      </w:r>
+    </w:p>
+    <w:p>
+      <w:pPr>
+        <w:spacing w:lineRule="auto"/>
+      </w:pPr>
+      <w:r>
+        <w:rPr/>
+        <w:drawing>
+          <wp:inline distB="0" distL="0" distR="0" distT="0">
+            <wp:extent cx="5486400" cy="12192000"/>
+            <wp:effectExtent b="0" l="0" r="0" t="0"/>
+            <wp:docPr id="20" name="image-ahbbFqU9DOBG_aIVtlHB6.png"/>
+            <a:graphic>
+              <a:graphicData uri="http://schemas.openxmlformats.org/drawingml/2006/picture">
+                <pic:pic>
+                  <pic:nvPicPr>
+                    <pic:cNvPr id="20" name="image-ahbbFqU9DOBG_aIVtlHB6.png" descr="Query history screen"/>
+                    <pic:cNvPicPr/>
+                  </pic:nvPicPr>
+                  <pic:blipFill>
+                    <a:blip r:embed="rId81" cstate="print"/>
                     <a:srcRect b="0" l="0" r="0" t="0"/>
                     <a:stretch>
                       <a:fillRect/>
@@ -8474,7 +9353,1367 @@
       </w:pPr>
       <w:r>
         <w:rPr/>
-        <w:t xml:space="preserve">6.4 Non-Functional Verification</w:t>
+        <w:t xml:space="preserve">6.4 Ranking Evaluation</w:t>
+      </w:r>
+    </w:p>
+    <w:p>
+      <w:pPr>
+        <w:spacing w:lineRule="auto"/>
+      </w:pPr>
+      <w:r>
+        <w:rPr/>
+        <w:t xml:space="preserve">The automated suite verifies that scoring is arithmetically correct, but not that the ranking is useful. To assess that, twelve symptom vignettes were constructed, one per condition, each listing the symptoms a person with that condition would plausibly report. Each vignette was passed through the engine and the rank of the expected condition was recorded.</w:t>
+      </w:r>
+    </w:p>
+    <w:tbl>
+      <w:tblPr>
+        <w:tblBorders>
+          <w:top w:val="single" w:sz="2" w:space="0" w:color="000000"/>
+          <w:bottom w:val="single" w:sz="2" w:space="0" w:color="000000"/>
+          <w:left w:val="single" w:sz="2" w:space="0" w:color="000000"/>
+          <w:right w:val="single" w:sz="2" w:space="0" w:color="000000"/>
+        </w:tblBorders>
+        <w:tblCellSpacing w:w="0" w:type="dxa"/>
+        <w:tblCellMar>
+          <w:top w:type="dxa" w:w="80"/>
+          <w:bottom w:type="dxa" w:w="80"/>
+          <w:left w:type="dxa" w:w="160"/>
+          <w:right w:type="dxa" w:w="160"/>
+        </w:tblCellMar>
+        <w:jc w:val="center"/>
+      </w:tblPr>
+      <w:tblGrid>
+        <w:gridCol w:w="1728"/>
+        <w:gridCol w:w="1728"/>
+        <w:gridCol w:w="1728"/>
+        <w:gridCol w:w="1728"/>
+        <w:gridCol w:w="1728"/>
+      </w:tblGrid>
+      <w:tr>
+        <w:trPr/>
+        <w:tc>
+          <w:tcPr>
+            <w:tcBorders>
+              <w:top w:val="single" w:sz="1" w:space="0" w:color="000000"/>
+              <w:bottom w:val="single" w:sz="1" w:space="0" w:color="000000"/>
+              <w:left w:val="single" w:sz="1" w:space="0" w:color="000000"/>
+              <w:right w:val="single" w:sz="1" w:space="0" w:color="000000"/>
+            </w:tcBorders>
+          </w:tcPr>
+          <w:p>
+            <w:pPr>
+              <w:spacing w:lineRule="auto"/>
+            </w:pPr>
+            <w:r>
+              <w:rPr/>
+              <w:t xml:space="preserve">Vignette (expected condition)</w:t>
+            </w:r>
+          </w:p>
+        </w:tc>
+        <w:tc>
+          <w:tcPr>
+            <w:tcBorders>
+              <w:top w:val="single" w:sz="1" w:space="0" w:color="000000"/>
+              <w:bottom w:val="single" w:sz="1" w:space="0" w:color="000000"/>
+              <w:left w:val="single" w:sz="1" w:space="0" w:color="000000"/>
+              <w:right w:val="single" w:sz="1" w:space="0" w:color="000000"/>
+            </w:tcBorders>
+          </w:tcPr>
+          <w:p>
+            <w:pPr>
+              <w:spacing w:lineRule="auto"/>
+            </w:pPr>
+            <w:r>
+              <w:rPr/>
+              <w:t xml:space="preserve">Symptoms</w:t>
+            </w:r>
+          </w:p>
+        </w:tc>
+        <w:tc>
+          <w:tcPr>
+            <w:tcBorders>
+              <w:top w:val="single" w:sz="1" w:space="0" w:color="000000"/>
+              <w:bottom w:val="single" w:sz="1" w:space="0" w:color="000000"/>
+              <w:left w:val="single" w:sz="1" w:space="0" w:color="000000"/>
+              <w:right w:val="single" w:sz="1" w:space="0" w:color="000000"/>
+            </w:tcBorders>
+          </w:tcPr>
+          <w:p>
+            <w:pPr>
+              <w:spacing w:lineRule="auto"/>
+            </w:pPr>
+            <w:r>
+              <w:rPr/>
+              <w:t xml:space="preserve">Engine’s top result</w:t>
+            </w:r>
+          </w:p>
+        </w:tc>
+        <w:tc>
+          <w:tcPr>
+            <w:tcBorders>
+              <w:top w:val="single" w:sz="1" w:space="0" w:color="000000"/>
+              <w:bottom w:val="single" w:sz="1" w:space="0" w:color="000000"/>
+              <w:left w:val="single" w:sz="1" w:space="0" w:color="000000"/>
+              <w:right w:val="single" w:sz="1" w:space="0" w:color="000000"/>
+            </w:tcBorders>
+          </w:tcPr>
+          <w:p>
+            <w:pPr>
+              <w:spacing w:lineRule="auto"/>
+            </w:pPr>
+            <w:r>
+              <w:rPr/>
+              <w:t xml:space="preserve">Confidence</w:t>
+            </w:r>
+          </w:p>
+        </w:tc>
+        <w:tc>
+          <w:tcPr>
+            <w:tcBorders>
+              <w:top w:val="single" w:sz="1" w:space="0" w:color="000000"/>
+              <w:bottom w:val="single" w:sz="1" w:space="0" w:color="000000"/>
+              <w:left w:val="single" w:sz="1" w:space="0" w:color="000000"/>
+              <w:right w:val="single" w:sz="1" w:space="0" w:color="000000"/>
+            </w:tcBorders>
+          </w:tcPr>
+          <w:p>
+            <w:pPr>
+              <w:spacing w:lineRule="auto"/>
+            </w:pPr>
+            <w:r>
+              <w:rPr/>
+              <w:t xml:space="preserve">Rank of expected</w:t>
+            </w:r>
+          </w:p>
+        </w:tc>
+      </w:tr>
+      <w:tblGrid>
+        <w:gridCol w:w="1728"/>
+        <w:gridCol w:w="1728"/>
+        <w:gridCol w:w="1728"/>
+        <w:gridCol w:w="1728"/>
+        <w:gridCol w:w="1728"/>
+      </w:tblGrid>
+      <w:tr>
+        <w:trPr/>
+        <w:tc>
+          <w:tcPr>
+            <w:tcBorders>
+              <w:top w:val="single" w:sz="1" w:space="0" w:color="000000"/>
+              <w:bottom w:val="single" w:sz="1" w:space="0" w:color="000000"/>
+              <w:left w:val="single" w:sz="1" w:space="0" w:color="000000"/>
+              <w:right w:val="single" w:sz="1" w:space="0" w:color="000000"/>
+            </w:tcBorders>
+          </w:tcPr>
+          <w:p>
+            <w:pPr>
+              <w:spacing w:lineRule="auto"/>
+            </w:pPr>
+            <w:r>
+              <w:rPr/>
+              <w:t xml:space="preserve">Malaria</w:t>
+            </w:r>
+          </w:p>
+        </w:tc>
+        <w:tc>
+          <w:tcPr>
+            <w:tcBorders>
+              <w:top w:val="single" w:sz="1" w:space="0" w:color="000000"/>
+              <w:bottom w:val="single" w:sz="1" w:space="0" w:color="000000"/>
+              <w:left w:val="single" w:sz="1" w:space="0" w:color="000000"/>
+              <w:right w:val="single" w:sz="1" w:space="0" w:color="000000"/>
+            </w:tcBorders>
+          </w:tcPr>
+          <w:p>
+            <w:pPr>
+              <w:spacing w:lineRule="auto"/>
+            </w:pPr>
+            <w:r>
+              <w:rPr/>
+              <w:t xml:space="preserve">4</w:t>
+            </w:r>
+          </w:p>
+        </w:tc>
+        <w:tc>
+          <w:tcPr>
+            <w:tcBorders>
+              <w:top w:val="single" w:sz="1" w:space="0" w:color="000000"/>
+              <w:bottom w:val="single" w:sz="1" w:space="0" w:color="000000"/>
+              <w:left w:val="single" w:sz="1" w:space="0" w:color="000000"/>
+              <w:right w:val="single" w:sz="1" w:space="0" w:color="000000"/>
+            </w:tcBorders>
+          </w:tcPr>
+          <w:p>
+            <w:pPr>
+              <w:spacing w:lineRule="auto"/>
+            </w:pPr>
+            <w:r>
+              <w:rPr/>
+              <w:t xml:space="preserve">Malaria</w:t>
+            </w:r>
+          </w:p>
+        </w:tc>
+        <w:tc>
+          <w:tcPr>
+            <w:tcBorders>
+              <w:top w:val="single" w:sz="1" w:space="0" w:color="000000"/>
+              <w:bottom w:val="single" w:sz="1" w:space="0" w:color="000000"/>
+              <w:left w:val="single" w:sz="1" w:space="0" w:color="000000"/>
+              <w:right w:val="single" w:sz="1" w:space="0" w:color="000000"/>
+            </w:tcBorders>
+          </w:tcPr>
+          <w:p>
+            <w:pPr>
+              <w:spacing w:lineRule="auto"/>
+            </w:pPr>
+            <w:r>
+              <w:rPr/>
+              <w:t xml:space="preserve">70.0%</w:t>
+            </w:r>
+          </w:p>
+        </w:tc>
+        <w:tc>
+          <w:tcPr>
+            <w:tcBorders>
+              <w:top w:val="single" w:sz="1" w:space="0" w:color="000000"/>
+              <w:bottom w:val="single" w:sz="1" w:space="0" w:color="000000"/>
+              <w:left w:val="single" w:sz="1" w:space="0" w:color="000000"/>
+              <w:right w:val="single" w:sz="1" w:space="0" w:color="000000"/>
+            </w:tcBorders>
+          </w:tcPr>
+          <w:p>
+            <w:pPr>
+              <w:spacing w:lineRule="auto"/>
+            </w:pPr>
+            <w:r>
+              <w:rPr/>
+              <w:t xml:space="preserve">1</w:t>
+            </w:r>
+          </w:p>
+        </w:tc>
+      </w:tr>
+      <w:tr>
+        <w:trPr/>
+        <w:tc>
+          <w:tcPr>
+            <w:tcBorders>
+              <w:top w:val="single" w:sz="1" w:space="0" w:color="000000"/>
+              <w:bottom w:val="single" w:sz="1" w:space="0" w:color="000000"/>
+              <w:left w:val="single" w:sz="1" w:space="0" w:color="000000"/>
+              <w:right w:val="single" w:sz="1" w:space="0" w:color="000000"/>
+            </w:tcBorders>
+          </w:tcPr>
+          <w:p>
+            <w:pPr>
+              <w:spacing w:lineRule="auto"/>
+            </w:pPr>
+            <w:r>
+              <w:rPr/>
+              <w:t xml:space="preserve">Common Cold</w:t>
+            </w:r>
+          </w:p>
+        </w:tc>
+        <w:tc>
+          <w:tcPr>
+            <w:tcBorders>
+              <w:top w:val="single" w:sz="1" w:space="0" w:color="000000"/>
+              <w:bottom w:val="single" w:sz="1" w:space="0" w:color="000000"/>
+              <w:left w:val="single" w:sz="1" w:space="0" w:color="000000"/>
+              <w:right w:val="single" w:sz="1" w:space="0" w:color="000000"/>
+            </w:tcBorders>
+          </w:tcPr>
+          <w:p>
+            <w:pPr>
+              <w:spacing w:lineRule="auto"/>
+            </w:pPr>
+            <w:r>
+              <w:rPr/>
+              <w:t xml:space="preserve">4</w:t>
+            </w:r>
+          </w:p>
+        </w:tc>
+        <w:tc>
+          <w:tcPr>
+            <w:tcBorders>
+              <w:top w:val="single" w:sz="1" w:space="0" w:color="000000"/>
+              <w:bottom w:val="single" w:sz="1" w:space="0" w:color="000000"/>
+              <w:left w:val="single" w:sz="1" w:space="0" w:color="000000"/>
+              <w:right w:val="single" w:sz="1" w:space="0" w:color="000000"/>
+            </w:tcBorders>
+          </w:tcPr>
+          <w:p>
+            <w:pPr>
+              <w:spacing w:lineRule="auto"/>
+            </w:pPr>
+            <w:r>
+              <w:rPr/>
+              <w:t xml:space="preserve">Common Cold</w:t>
+            </w:r>
+          </w:p>
+        </w:tc>
+        <w:tc>
+          <w:tcPr>
+            <w:tcBorders>
+              <w:top w:val="single" w:sz="1" w:space="0" w:color="000000"/>
+              <w:bottom w:val="single" w:sz="1" w:space="0" w:color="000000"/>
+              <w:left w:val="single" w:sz="1" w:space="0" w:color="000000"/>
+              <w:right w:val="single" w:sz="1" w:space="0" w:color="000000"/>
+            </w:tcBorders>
+          </w:tcPr>
+          <w:p>
+            <w:pPr>
+              <w:spacing w:lineRule="auto"/>
+            </w:pPr>
+            <w:r>
+              <w:rPr/>
+              <w:t xml:space="preserve">76.3%</w:t>
+            </w:r>
+          </w:p>
+        </w:tc>
+        <w:tc>
+          <w:tcPr>
+            <w:tcBorders>
+              <w:top w:val="single" w:sz="1" w:space="0" w:color="000000"/>
+              <w:bottom w:val="single" w:sz="1" w:space="0" w:color="000000"/>
+              <w:left w:val="single" w:sz="1" w:space="0" w:color="000000"/>
+              <w:right w:val="single" w:sz="1" w:space="0" w:color="000000"/>
+            </w:tcBorders>
+          </w:tcPr>
+          <w:p>
+            <w:pPr>
+              <w:spacing w:lineRule="auto"/>
+            </w:pPr>
+            <w:r>
+              <w:rPr/>
+              <w:t xml:space="preserve">1</w:t>
+            </w:r>
+          </w:p>
+        </w:tc>
+      </w:tr>
+      <w:tr>
+        <w:trPr/>
+        <w:tc>
+          <w:tcPr>
+            <w:tcBorders>
+              <w:top w:val="single" w:sz="1" w:space="0" w:color="000000"/>
+              <w:bottom w:val="single" w:sz="1" w:space="0" w:color="000000"/>
+              <w:left w:val="single" w:sz="1" w:space="0" w:color="000000"/>
+              <w:right w:val="single" w:sz="1" w:space="0" w:color="000000"/>
+            </w:tcBorders>
+          </w:tcPr>
+          <w:p>
+            <w:pPr>
+              <w:spacing w:lineRule="auto"/>
+            </w:pPr>
+            <w:r>
+              <w:rPr/>
+              <w:t xml:space="preserve">Influenza</w:t>
+            </w:r>
+          </w:p>
+        </w:tc>
+        <w:tc>
+          <w:tcPr>
+            <w:tcBorders>
+              <w:top w:val="single" w:sz="1" w:space="0" w:color="000000"/>
+              <w:bottom w:val="single" w:sz="1" w:space="0" w:color="000000"/>
+              <w:left w:val="single" w:sz="1" w:space="0" w:color="000000"/>
+              <w:right w:val="single" w:sz="1" w:space="0" w:color="000000"/>
+            </w:tcBorders>
+          </w:tcPr>
+          <w:p>
+            <w:pPr>
+              <w:spacing w:lineRule="auto"/>
+            </w:pPr>
+            <w:r>
+              <w:rPr/>
+              <w:t xml:space="preserve">5</w:t>
+            </w:r>
+          </w:p>
+        </w:tc>
+        <w:tc>
+          <w:tcPr>
+            <w:tcBorders>
+              <w:top w:val="single" w:sz="1" w:space="0" w:color="000000"/>
+              <w:bottom w:val="single" w:sz="1" w:space="0" w:color="000000"/>
+              <w:left w:val="single" w:sz="1" w:space="0" w:color="000000"/>
+              <w:right w:val="single" w:sz="1" w:space="0" w:color="000000"/>
+            </w:tcBorders>
+          </w:tcPr>
+          <w:p>
+            <w:pPr>
+              <w:spacing w:lineRule="auto"/>
+            </w:pPr>
+            <w:r>
+              <w:rPr/>
+              <w:t xml:space="preserve">Influenza (Flu)</w:t>
+            </w:r>
+          </w:p>
+        </w:tc>
+        <w:tc>
+          <w:tcPr>
+            <w:tcBorders>
+              <w:top w:val="single" w:sz="1" w:space="0" w:color="000000"/>
+              <w:bottom w:val="single" w:sz="1" w:space="0" w:color="000000"/>
+              <w:left w:val="single" w:sz="1" w:space="0" w:color="000000"/>
+              <w:right w:val="single" w:sz="1" w:space="0" w:color="000000"/>
+            </w:tcBorders>
+          </w:tcPr>
+          <w:p>
+            <w:pPr>
+              <w:spacing w:lineRule="auto"/>
+            </w:pPr>
+            <w:r>
+              <w:rPr/>
+              <w:t xml:space="preserve">77.3%</w:t>
+            </w:r>
+          </w:p>
+        </w:tc>
+        <w:tc>
+          <w:tcPr>
+            <w:tcBorders>
+              <w:top w:val="single" w:sz="1" w:space="0" w:color="000000"/>
+              <w:bottom w:val="single" w:sz="1" w:space="0" w:color="000000"/>
+              <w:left w:val="single" w:sz="1" w:space="0" w:color="000000"/>
+              <w:right w:val="single" w:sz="1" w:space="0" w:color="000000"/>
+            </w:tcBorders>
+          </w:tcPr>
+          <w:p>
+            <w:pPr>
+              <w:spacing w:lineRule="auto"/>
+            </w:pPr>
+            <w:r>
+              <w:rPr/>
+              <w:t xml:space="preserve">1</w:t>
+            </w:r>
+          </w:p>
+        </w:tc>
+      </w:tr>
+      <w:tr>
+        <w:trPr/>
+        <w:tc>
+          <w:tcPr>
+            <w:tcBorders>
+              <w:top w:val="single" w:sz="1" w:space="0" w:color="000000"/>
+              <w:bottom w:val="single" w:sz="1" w:space="0" w:color="000000"/>
+              <w:left w:val="single" w:sz="1" w:space="0" w:color="000000"/>
+              <w:right w:val="single" w:sz="1" w:space="0" w:color="000000"/>
+            </w:tcBorders>
+          </w:tcPr>
+          <w:p>
+            <w:pPr>
+              <w:spacing w:lineRule="auto"/>
+            </w:pPr>
+            <w:r>
+              <w:rPr/>
+              <w:t xml:space="preserve">COVID-19</w:t>
+            </w:r>
+          </w:p>
+        </w:tc>
+        <w:tc>
+          <w:tcPr>
+            <w:tcBorders>
+              <w:top w:val="single" w:sz="1" w:space="0" w:color="000000"/>
+              <w:bottom w:val="single" w:sz="1" w:space="0" w:color="000000"/>
+              <w:left w:val="single" w:sz="1" w:space="0" w:color="000000"/>
+              <w:right w:val="single" w:sz="1" w:space="0" w:color="000000"/>
+            </w:tcBorders>
+          </w:tcPr>
+          <w:p>
+            <w:pPr>
+              <w:spacing w:lineRule="auto"/>
+            </w:pPr>
+            <w:r>
+              <w:rPr/>
+              <w:t xml:space="preserve">4</w:t>
+            </w:r>
+          </w:p>
+        </w:tc>
+        <w:tc>
+          <w:tcPr>
+            <w:tcBorders>
+              <w:top w:val="single" w:sz="1" w:space="0" w:color="000000"/>
+              <w:bottom w:val="single" w:sz="1" w:space="0" w:color="000000"/>
+              <w:left w:val="single" w:sz="1" w:space="0" w:color="000000"/>
+              <w:right w:val="single" w:sz="1" w:space="0" w:color="000000"/>
+            </w:tcBorders>
+          </w:tcPr>
+          <w:p>
+            <w:pPr>
+              <w:spacing w:lineRule="auto"/>
+            </w:pPr>
+            <w:r>
+              <w:rPr/>
+              <w:t xml:space="preserve">COVID-19</w:t>
+            </w:r>
+          </w:p>
+        </w:tc>
+        <w:tc>
+          <w:tcPr>
+            <w:tcBorders>
+              <w:top w:val="single" w:sz="1" w:space="0" w:color="000000"/>
+              <w:bottom w:val="single" w:sz="1" w:space="0" w:color="000000"/>
+              <w:left w:val="single" w:sz="1" w:space="0" w:color="000000"/>
+              <w:right w:val="single" w:sz="1" w:space="0" w:color="000000"/>
+            </w:tcBorders>
+          </w:tcPr>
+          <w:p>
+            <w:pPr>
+              <w:spacing w:lineRule="auto"/>
+            </w:pPr>
+            <w:r>
+              <w:rPr/>
+              <w:t xml:space="preserve">67.4%</w:t>
+            </w:r>
+          </w:p>
+        </w:tc>
+        <w:tc>
+          <w:tcPr>
+            <w:tcBorders>
+              <w:top w:val="single" w:sz="1" w:space="0" w:color="000000"/>
+              <w:bottom w:val="single" w:sz="1" w:space="0" w:color="000000"/>
+              <w:left w:val="single" w:sz="1" w:space="0" w:color="000000"/>
+              <w:right w:val="single" w:sz="1" w:space="0" w:color="000000"/>
+            </w:tcBorders>
+          </w:tcPr>
+          <w:p>
+            <w:pPr>
+              <w:spacing w:lineRule="auto"/>
+            </w:pPr>
+            <w:r>
+              <w:rPr/>
+              <w:t xml:space="preserve">1</w:t>
+            </w:r>
+          </w:p>
+        </w:tc>
+      </w:tr>
+      <w:tr>
+        <w:trPr/>
+        <w:tc>
+          <w:tcPr>
+            <w:tcBorders>
+              <w:top w:val="single" w:sz="1" w:space="0" w:color="000000"/>
+              <w:bottom w:val="single" w:sz="1" w:space="0" w:color="000000"/>
+              <w:left w:val="single" w:sz="1" w:space="0" w:color="000000"/>
+              <w:right w:val="single" w:sz="1" w:space="0" w:color="000000"/>
+            </w:tcBorders>
+          </w:tcPr>
+          <w:p>
+            <w:pPr>
+              <w:spacing w:lineRule="auto"/>
+            </w:pPr>
+            <w:r>
+              <w:rPr/>
+              <w:t xml:space="preserve">Migraine</w:t>
+            </w:r>
+          </w:p>
+        </w:tc>
+        <w:tc>
+          <w:tcPr>
+            <w:tcBorders>
+              <w:top w:val="single" w:sz="1" w:space="0" w:color="000000"/>
+              <w:bottom w:val="single" w:sz="1" w:space="0" w:color="000000"/>
+              <w:left w:val="single" w:sz="1" w:space="0" w:color="000000"/>
+              <w:right w:val="single" w:sz="1" w:space="0" w:color="000000"/>
+            </w:tcBorders>
+          </w:tcPr>
+          <w:p>
+            <w:pPr>
+              <w:spacing w:lineRule="auto"/>
+            </w:pPr>
+            <w:r>
+              <w:rPr/>
+              <w:t xml:space="preserve">3</w:t>
+            </w:r>
+          </w:p>
+        </w:tc>
+        <w:tc>
+          <w:tcPr>
+            <w:tcBorders>
+              <w:top w:val="single" w:sz="1" w:space="0" w:color="000000"/>
+              <w:bottom w:val="single" w:sz="1" w:space="0" w:color="000000"/>
+              <w:left w:val="single" w:sz="1" w:space="0" w:color="000000"/>
+              <w:right w:val="single" w:sz="1" w:space="0" w:color="000000"/>
+            </w:tcBorders>
+          </w:tcPr>
+          <w:p>
+            <w:pPr>
+              <w:spacing w:lineRule="auto"/>
+            </w:pPr>
+            <w:r>
+              <w:rPr/>
+              <w:t xml:space="preserve">Migraine</w:t>
+            </w:r>
+          </w:p>
+        </w:tc>
+        <w:tc>
+          <w:tcPr>
+            <w:tcBorders>
+              <w:top w:val="single" w:sz="1" w:space="0" w:color="000000"/>
+              <w:bottom w:val="single" w:sz="1" w:space="0" w:color="000000"/>
+              <w:left w:val="single" w:sz="1" w:space="0" w:color="000000"/>
+              <w:right w:val="single" w:sz="1" w:space="0" w:color="000000"/>
+            </w:tcBorders>
+          </w:tcPr>
+          <w:p>
+            <w:pPr>
+              <w:spacing w:lineRule="auto"/>
+            </w:pPr>
+            <w:r>
+              <w:rPr/>
+              <w:t xml:space="preserve">67.6%</w:t>
+            </w:r>
+          </w:p>
+        </w:tc>
+        <w:tc>
+          <w:tcPr>
+            <w:tcBorders>
+              <w:top w:val="single" w:sz="1" w:space="0" w:color="000000"/>
+              <w:bottom w:val="single" w:sz="1" w:space="0" w:color="000000"/>
+              <w:left w:val="single" w:sz="1" w:space="0" w:color="000000"/>
+              <w:right w:val="single" w:sz="1" w:space="0" w:color="000000"/>
+            </w:tcBorders>
+          </w:tcPr>
+          <w:p>
+            <w:pPr>
+              <w:spacing w:lineRule="auto"/>
+            </w:pPr>
+            <w:r>
+              <w:rPr/>
+              <w:t xml:space="preserve">1</w:t>
+            </w:r>
+          </w:p>
+        </w:tc>
+      </w:tr>
+      <w:tr>
+        <w:trPr/>
+        <w:tc>
+          <w:tcPr>
+            <w:tcBorders>
+              <w:top w:val="single" w:sz="1" w:space="0" w:color="000000"/>
+              <w:bottom w:val="single" w:sz="1" w:space="0" w:color="000000"/>
+              <w:left w:val="single" w:sz="1" w:space="0" w:color="000000"/>
+              <w:right w:val="single" w:sz="1" w:space="0" w:color="000000"/>
+            </w:tcBorders>
+          </w:tcPr>
+          <w:p>
+            <w:pPr>
+              <w:spacing w:lineRule="auto"/>
+            </w:pPr>
+            <w:r>
+              <w:rPr/>
+              <w:t xml:space="preserve">Gastroenteritis</w:t>
+            </w:r>
+          </w:p>
+        </w:tc>
+        <w:tc>
+          <w:tcPr>
+            <w:tcBorders>
+              <w:top w:val="single" w:sz="1" w:space="0" w:color="000000"/>
+              <w:bottom w:val="single" w:sz="1" w:space="0" w:color="000000"/>
+              <w:left w:val="single" w:sz="1" w:space="0" w:color="000000"/>
+              <w:right w:val="single" w:sz="1" w:space="0" w:color="000000"/>
+            </w:tcBorders>
+          </w:tcPr>
+          <w:p>
+            <w:pPr>
+              <w:spacing w:lineRule="auto"/>
+            </w:pPr>
+            <w:r>
+              <w:rPr/>
+              <w:t xml:space="preserve">4</w:t>
+            </w:r>
+          </w:p>
+        </w:tc>
+        <w:tc>
+          <w:tcPr>
+            <w:tcBorders>
+              <w:top w:val="single" w:sz="1" w:space="0" w:color="000000"/>
+              <w:bottom w:val="single" w:sz="1" w:space="0" w:color="000000"/>
+              <w:left w:val="single" w:sz="1" w:space="0" w:color="000000"/>
+              <w:right w:val="single" w:sz="1" w:space="0" w:color="000000"/>
+            </w:tcBorders>
+          </w:tcPr>
+          <w:p>
+            <w:pPr>
+              <w:spacing w:lineRule="auto"/>
+            </w:pPr>
+            <w:r>
+              <w:rPr/>
+              <w:t xml:space="preserve">Gastroenteritis</w:t>
+            </w:r>
+          </w:p>
+        </w:tc>
+        <w:tc>
+          <w:tcPr>
+            <w:tcBorders>
+              <w:top w:val="single" w:sz="1" w:space="0" w:color="000000"/>
+              <w:bottom w:val="single" w:sz="1" w:space="0" w:color="000000"/>
+              <w:left w:val="single" w:sz="1" w:space="0" w:color="000000"/>
+              <w:right w:val="single" w:sz="1" w:space="0" w:color="000000"/>
+            </w:tcBorders>
+          </w:tcPr>
+          <w:p>
+            <w:pPr>
+              <w:spacing w:lineRule="auto"/>
+            </w:pPr>
+            <w:r>
+              <w:rPr/>
+              <w:t xml:space="preserve">87.9%</w:t>
+            </w:r>
+          </w:p>
+        </w:tc>
+        <w:tc>
+          <w:tcPr>
+            <w:tcBorders>
+              <w:top w:val="single" w:sz="1" w:space="0" w:color="000000"/>
+              <w:bottom w:val="single" w:sz="1" w:space="0" w:color="000000"/>
+              <w:left w:val="single" w:sz="1" w:space="0" w:color="000000"/>
+              <w:right w:val="single" w:sz="1" w:space="0" w:color="000000"/>
+            </w:tcBorders>
+          </w:tcPr>
+          <w:p>
+            <w:pPr>
+              <w:spacing w:lineRule="auto"/>
+            </w:pPr>
+            <w:r>
+              <w:rPr/>
+              <w:t xml:space="preserve">1</w:t>
+            </w:r>
+          </w:p>
+        </w:tc>
+      </w:tr>
+      <w:tr>
+        <w:trPr/>
+        <w:tc>
+          <w:tcPr>
+            <w:tcBorders>
+              <w:top w:val="single" w:sz="1" w:space="0" w:color="000000"/>
+              <w:bottom w:val="single" w:sz="1" w:space="0" w:color="000000"/>
+              <w:left w:val="single" w:sz="1" w:space="0" w:color="000000"/>
+              <w:right w:val="single" w:sz="1" w:space="0" w:color="000000"/>
+            </w:tcBorders>
+          </w:tcPr>
+          <w:p>
+            <w:pPr>
+              <w:spacing w:lineRule="auto"/>
+            </w:pPr>
+            <w:r>
+              <w:rPr/>
+              <w:t xml:space="preserve">Asthma</w:t>
+            </w:r>
+          </w:p>
+        </w:tc>
+        <w:tc>
+          <w:tcPr>
+            <w:tcBorders>
+              <w:top w:val="single" w:sz="1" w:space="0" w:color="000000"/>
+              <w:bottom w:val="single" w:sz="1" w:space="0" w:color="000000"/>
+              <w:left w:val="single" w:sz="1" w:space="0" w:color="000000"/>
+              <w:right w:val="single" w:sz="1" w:space="0" w:color="000000"/>
+            </w:tcBorders>
+          </w:tcPr>
+          <w:p>
+            <w:pPr>
+              <w:spacing w:lineRule="auto"/>
+            </w:pPr>
+            <w:r>
+              <w:rPr/>
+              <w:t xml:space="preserve">4</w:t>
+            </w:r>
+          </w:p>
+        </w:tc>
+        <w:tc>
+          <w:tcPr>
+            <w:tcBorders>
+              <w:top w:val="single" w:sz="1" w:space="0" w:color="000000"/>
+              <w:bottom w:val="single" w:sz="1" w:space="0" w:color="000000"/>
+              <w:left w:val="single" w:sz="1" w:space="0" w:color="000000"/>
+              <w:right w:val="single" w:sz="1" w:space="0" w:color="000000"/>
+            </w:tcBorders>
+          </w:tcPr>
+          <w:p>
+            <w:pPr>
+              <w:spacing w:lineRule="auto"/>
+            </w:pPr>
+            <w:r>
+              <w:rPr/>
+              <w:t xml:space="preserve">Asthma</w:t>
+            </w:r>
+          </w:p>
+        </w:tc>
+        <w:tc>
+          <w:tcPr>
+            <w:tcBorders>
+              <w:top w:val="single" w:sz="1" w:space="0" w:color="000000"/>
+              <w:bottom w:val="single" w:sz="1" w:space="0" w:color="000000"/>
+              <w:left w:val="single" w:sz="1" w:space="0" w:color="000000"/>
+              <w:right w:val="single" w:sz="1" w:space="0" w:color="000000"/>
+            </w:tcBorders>
+          </w:tcPr>
+          <w:p>
+            <w:pPr>
+              <w:spacing w:lineRule="auto"/>
+            </w:pPr>
+            <w:r>
+              <w:rPr/>
+              <w:t xml:space="preserve">100.0%</w:t>
+            </w:r>
+          </w:p>
+        </w:tc>
+        <w:tc>
+          <w:tcPr>
+            <w:tcBorders>
+              <w:top w:val="single" w:sz="1" w:space="0" w:color="000000"/>
+              <w:bottom w:val="single" w:sz="1" w:space="0" w:color="000000"/>
+              <w:left w:val="single" w:sz="1" w:space="0" w:color="000000"/>
+              <w:right w:val="single" w:sz="1" w:space="0" w:color="000000"/>
+            </w:tcBorders>
+          </w:tcPr>
+          <w:p>
+            <w:pPr>
+              <w:spacing w:lineRule="auto"/>
+            </w:pPr>
+            <w:r>
+              <w:rPr/>
+              <w:t xml:space="preserve">1</w:t>
+            </w:r>
+          </w:p>
+        </w:tc>
+      </w:tr>
+      <w:tr>
+        <w:trPr/>
+        <w:tc>
+          <w:tcPr>
+            <w:tcBorders>
+              <w:top w:val="single" w:sz="1" w:space="0" w:color="000000"/>
+              <w:bottom w:val="single" w:sz="1" w:space="0" w:color="000000"/>
+              <w:left w:val="single" w:sz="1" w:space="0" w:color="000000"/>
+              <w:right w:val="single" w:sz="1" w:space="0" w:color="000000"/>
+            </w:tcBorders>
+          </w:tcPr>
+          <w:p>
+            <w:pPr>
+              <w:spacing w:lineRule="auto"/>
+            </w:pPr>
+            <w:r>
+              <w:rPr/>
+              <w:t xml:space="preserve">Pneumonia</w:t>
+            </w:r>
+          </w:p>
+        </w:tc>
+        <w:tc>
+          <w:tcPr>
+            <w:tcBorders>
+              <w:top w:val="single" w:sz="1" w:space="0" w:color="000000"/>
+              <w:bottom w:val="single" w:sz="1" w:space="0" w:color="000000"/>
+              <w:left w:val="single" w:sz="1" w:space="0" w:color="000000"/>
+              <w:right w:val="single" w:sz="1" w:space="0" w:color="000000"/>
+            </w:tcBorders>
+          </w:tcPr>
+          <w:p>
+            <w:pPr>
+              <w:spacing w:lineRule="auto"/>
+            </w:pPr>
+            <w:r>
+              <w:rPr/>
+              <w:t xml:space="preserve">4</w:t>
+            </w:r>
+          </w:p>
+        </w:tc>
+        <w:tc>
+          <w:tcPr>
+            <w:tcBorders>
+              <w:top w:val="single" w:sz="1" w:space="0" w:color="000000"/>
+              <w:bottom w:val="single" w:sz="1" w:space="0" w:color="000000"/>
+              <w:left w:val="single" w:sz="1" w:space="0" w:color="000000"/>
+              <w:right w:val="single" w:sz="1" w:space="0" w:color="000000"/>
+            </w:tcBorders>
+          </w:tcPr>
+          <w:p>
+            <w:pPr>
+              <w:spacing w:lineRule="auto"/>
+            </w:pPr>
+            <w:r>
+              <w:rPr/>
+              <w:t xml:space="preserve">Pneumonia</w:t>
+            </w:r>
+          </w:p>
+        </w:tc>
+        <w:tc>
+          <w:tcPr>
+            <w:tcBorders>
+              <w:top w:val="single" w:sz="1" w:space="0" w:color="000000"/>
+              <w:bottom w:val="single" w:sz="1" w:space="0" w:color="000000"/>
+              <w:left w:val="single" w:sz="1" w:space="0" w:color="000000"/>
+              <w:right w:val="single" w:sz="1" w:space="0" w:color="000000"/>
+            </w:tcBorders>
+          </w:tcPr>
+          <w:p>
+            <w:pPr>
+              <w:spacing w:lineRule="auto"/>
+            </w:pPr>
+            <w:r>
+              <w:rPr/>
+              <w:t xml:space="preserve">73.7%</w:t>
+            </w:r>
+          </w:p>
+        </w:tc>
+        <w:tc>
+          <w:tcPr>
+            <w:tcBorders>
+              <w:top w:val="single" w:sz="1" w:space="0" w:color="000000"/>
+              <w:bottom w:val="single" w:sz="1" w:space="0" w:color="000000"/>
+              <w:left w:val="single" w:sz="1" w:space="0" w:color="000000"/>
+              <w:right w:val="single" w:sz="1" w:space="0" w:color="000000"/>
+            </w:tcBorders>
+          </w:tcPr>
+          <w:p>
+            <w:pPr>
+              <w:spacing w:lineRule="auto"/>
+            </w:pPr>
+            <w:r>
+              <w:rPr/>
+              <w:t xml:space="preserve">1</w:t>
+            </w:r>
+          </w:p>
+        </w:tc>
+      </w:tr>
+      <w:tr>
+        <w:trPr/>
+        <w:tc>
+          <w:tcPr>
+            <w:tcBorders>
+              <w:top w:val="single" w:sz="1" w:space="0" w:color="000000"/>
+              <w:bottom w:val="single" w:sz="1" w:space="0" w:color="000000"/>
+              <w:left w:val="single" w:sz="1" w:space="0" w:color="000000"/>
+              <w:right w:val="single" w:sz="1" w:space="0" w:color="000000"/>
+            </w:tcBorders>
+          </w:tcPr>
+          <w:p>
+            <w:pPr>
+              <w:spacing w:lineRule="auto"/>
+            </w:pPr>
+            <w:r>
+              <w:rPr/>
+              <w:t xml:space="preserve">Urinary tract infection</w:t>
+            </w:r>
+          </w:p>
+        </w:tc>
+        <w:tc>
+          <w:tcPr>
+            <w:tcBorders>
+              <w:top w:val="single" w:sz="1" w:space="0" w:color="000000"/>
+              <w:bottom w:val="single" w:sz="1" w:space="0" w:color="000000"/>
+              <w:left w:val="single" w:sz="1" w:space="0" w:color="000000"/>
+              <w:right w:val="single" w:sz="1" w:space="0" w:color="000000"/>
+            </w:tcBorders>
+          </w:tcPr>
+          <w:p>
+            <w:pPr>
+              <w:spacing w:lineRule="auto"/>
+            </w:pPr>
+            <w:r>
+              <w:rPr/>
+              <w:t xml:space="preserve">3</w:t>
+            </w:r>
+          </w:p>
+        </w:tc>
+        <w:tc>
+          <w:tcPr>
+            <w:tcBorders>
+              <w:top w:val="single" w:sz="1" w:space="0" w:color="000000"/>
+              <w:bottom w:val="single" w:sz="1" w:space="0" w:color="000000"/>
+              <w:left w:val="single" w:sz="1" w:space="0" w:color="000000"/>
+              <w:right w:val="single" w:sz="1" w:space="0" w:color="000000"/>
+            </w:tcBorders>
+          </w:tcPr>
+          <w:p>
+            <w:pPr>
+              <w:spacing w:lineRule="auto"/>
+            </w:pPr>
+            <w:r>
+              <w:rPr/>
+              <w:t xml:space="preserve">Urinary Tract Infection</w:t>
+            </w:r>
+          </w:p>
+        </w:tc>
+        <w:tc>
+          <w:tcPr>
+            <w:tcBorders>
+              <w:top w:val="single" w:sz="1" w:space="0" w:color="000000"/>
+              <w:bottom w:val="single" w:sz="1" w:space="0" w:color="000000"/>
+              <w:left w:val="single" w:sz="1" w:space="0" w:color="000000"/>
+              <w:right w:val="single" w:sz="1" w:space="0" w:color="000000"/>
+            </w:tcBorders>
+          </w:tcPr>
+          <w:p>
+            <w:pPr>
+              <w:spacing w:lineRule="auto"/>
+            </w:pPr>
+            <w:r>
+              <w:rPr/>
+              <w:t xml:space="preserve">88.0%</w:t>
+            </w:r>
+          </w:p>
+        </w:tc>
+        <w:tc>
+          <w:tcPr>
+            <w:tcBorders>
+              <w:top w:val="single" w:sz="1" w:space="0" w:color="000000"/>
+              <w:bottom w:val="single" w:sz="1" w:space="0" w:color="000000"/>
+              <w:left w:val="single" w:sz="1" w:space="0" w:color="000000"/>
+              <w:right w:val="single" w:sz="1" w:space="0" w:color="000000"/>
+            </w:tcBorders>
+          </w:tcPr>
+          <w:p>
+            <w:pPr>
+              <w:spacing w:lineRule="auto"/>
+            </w:pPr>
+            <w:r>
+              <w:rPr/>
+              <w:t xml:space="preserve">1</w:t>
+            </w:r>
+          </w:p>
+        </w:tc>
+      </w:tr>
+      <w:tr>
+        <w:trPr/>
+        <w:tc>
+          <w:tcPr>
+            <w:tcBorders>
+              <w:top w:val="single" w:sz="1" w:space="0" w:color="000000"/>
+              <w:bottom w:val="single" w:sz="1" w:space="0" w:color="000000"/>
+              <w:left w:val="single" w:sz="1" w:space="0" w:color="000000"/>
+              <w:right w:val="single" w:sz="1" w:space="0" w:color="000000"/>
+            </w:tcBorders>
+          </w:tcPr>
+          <w:p>
+            <w:pPr>
+              <w:spacing w:lineRule="auto"/>
+            </w:pPr>
+            <w:r>
+              <w:rPr/>
+              <w:t xml:space="preserve">Conjunctivitis</w:t>
+            </w:r>
+          </w:p>
+        </w:tc>
+        <w:tc>
+          <w:tcPr>
+            <w:tcBorders>
+              <w:top w:val="single" w:sz="1" w:space="0" w:color="000000"/>
+              <w:bottom w:val="single" w:sz="1" w:space="0" w:color="000000"/>
+              <w:left w:val="single" w:sz="1" w:space="0" w:color="000000"/>
+              <w:right w:val="single" w:sz="1" w:space="0" w:color="000000"/>
+            </w:tcBorders>
+          </w:tcPr>
+          <w:p>
+            <w:pPr>
+              <w:spacing w:lineRule="auto"/>
+            </w:pPr>
+            <w:r>
+              <w:rPr/>
+              <w:t xml:space="preserve">3</w:t>
+            </w:r>
+          </w:p>
+        </w:tc>
+        <w:tc>
+          <w:tcPr>
+            <w:tcBorders>
+              <w:top w:val="single" w:sz="1" w:space="0" w:color="000000"/>
+              <w:bottom w:val="single" w:sz="1" w:space="0" w:color="000000"/>
+              <w:left w:val="single" w:sz="1" w:space="0" w:color="000000"/>
+              <w:right w:val="single" w:sz="1" w:space="0" w:color="000000"/>
+            </w:tcBorders>
+          </w:tcPr>
+          <w:p>
+            <w:pPr>
+              <w:spacing w:lineRule="auto"/>
+            </w:pPr>
+            <w:r>
+              <w:rPr/>
+              <w:t xml:space="preserve">Conjunctivitis (Pink Eye)</w:t>
+            </w:r>
+          </w:p>
+        </w:tc>
+        <w:tc>
+          <w:tcPr>
+            <w:tcBorders>
+              <w:top w:val="single" w:sz="1" w:space="0" w:color="000000"/>
+              <w:bottom w:val="single" w:sz="1" w:space="0" w:color="000000"/>
+              <w:left w:val="single" w:sz="1" w:space="0" w:color="000000"/>
+              <w:right w:val="single" w:sz="1" w:space="0" w:color="000000"/>
+            </w:tcBorders>
+          </w:tcPr>
+          <w:p>
+            <w:pPr>
+              <w:spacing w:lineRule="auto"/>
+            </w:pPr>
+            <w:r>
+              <w:rPr/>
+              <w:t xml:space="preserve">50.0%</w:t>
+            </w:r>
+          </w:p>
+        </w:tc>
+        <w:tc>
+          <w:tcPr>
+            <w:tcBorders>
+              <w:top w:val="single" w:sz="1" w:space="0" w:color="000000"/>
+              <w:bottom w:val="single" w:sz="1" w:space="0" w:color="000000"/>
+              <w:left w:val="single" w:sz="1" w:space="0" w:color="000000"/>
+              <w:right w:val="single" w:sz="1" w:space="0" w:color="000000"/>
+            </w:tcBorders>
+          </w:tcPr>
+          <w:p>
+            <w:pPr>
+              <w:spacing w:lineRule="auto"/>
+            </w:pPr>
+            <w:r>
+              <w:rPr/>
+              <w:t xml:space="preserve">1</w:t>
+            </w:r>
+          </w:p>
+        </w:tc>
+      </w:tr>
+      <w:tr>
+        <w:trPr/>
+        <w:tc>
+          <w:tcPr>
+            <w:tcBorders>
+              <w:top w:val="single" w:sz="1" w:space="0" w:color="000000"/>
+              <w:bottom w:val="single" w:sz="1" w:space="0" w:color="000000"/>
+              <w:left w:val="single" w:sz="1" w:space="0" w:color="000000"/>
+              <w:right w:val="single" w:sz="1" w:space="0" w:color="000000"/>
+            </w:tcBorders>
+          </w:tcPr>
+          <w:p>
+            <w:pPr>
+              <w:spacing w:lineRule="auto"/>
+            </w:pPr>
+            <w:r>
+              <w:rPr/>
+              <w:t xml:space="preserve">Tonsillitis</w:t>
+            </w:r>
+          </w:p>
+        </w:tc>
+        <w:tc>
+          <w:tcPr>
+            <w:tcBorders>
+              <w:top w:val="single" w:sz="1" w:space="0" w:color="000000"/>
+              <w:bottom w:val="single" w:sz="1" w:space="0" w:color="000000"/>
+              <w:left w:val="single" w:sz="1" w:space="0" w:color="000000"/>
+              <w:right w:val="single" w:sz="1" w:space="0" w:color="000000"/>
+            </w:tcBorders>
+          </w:tcPr>
+          <w:p>
+            <w:pPr>
+              <w:spacing w:lineRule="auto"/>
+            </w:pPr>
+            <w:r>
+              <w:rPr/>
+              <w:t xml:space="preserve">4</w:t>
+            </w:r>
+          </w:p>
+        </w:tc>
+        <w:tc>
+          <w:tcPr>
+            <w:tcBorders>
+              <w:top w:val="single" w:sz="1" w:space="0" w:color="000000"/>
+              <w:bottom w:val="single" w:sz="1" w:space="0" w:color="000000"/>
+              <w:left w:val="single" w:sz="1" w:space="0" w:color="000000"/>
+              <w:right w:val="single" w:sz="1" w:space="0" w:color="000000"/>
+            </w:tcBorders>
+          </w:tcPr>
+          <w:p>
+            <w:pPr>
+              <w:spacing w:lineRule="auto"/>
+            </w:pPr>
+            <w:r>
+              <w:rPr/>
+              <w:t xml:space="preserve">Tonsillitis</w:t>
+            </w:r>
+          </w:p>
+        </w:tc>
+        <w:tc>
+          <w:tcPr>
+            <w:tcBorders>
+              <w:top w:val="single" w:sz="1" w:space="0" w:color="000000"/>
+              <w:bottom w:val="single" w:sz="1" w:space="0" w:color="000000"/>
+              <w:left w:val="single" w:sz="1" w:space="0" w:color="000000"/>
+              <w:right w:val="single" w:sz="1" w:space="0" w:color="000000"/>
+            </w:tcBorders>
+          </w:tcPr>
+          <w:p>
+            <w:pPr>
+              <w:spacing w:lineRule="auto"/>
+            </w:pPr>
+            <w:r>
+              <w:rPr/>
+              <w:t xml:space="preserve">100.0%</w:t>
+            </w:r>
+          </w:p>
+        </w:tc>
+        <w:tc>
+          <w:tcPr>
+            <w:tcBorders>
+              <w:top w:val="single" w:sz="1" w:space="0" w:color="000000"/>
+              <w:bottom w:val="single" w:sz="1" w:space="0" w:color="000000"/>
+              <w:left w:val="single" w:sz="1" w:space="0" w:color="000000"/>
+              <w:right w:val="single" w:sz="1" w:space="0" w:color="000000"/>
+            </w:tcBorders>
+          </w:tcPr>
+          <w:p>
+            <w:pPr>
+              <w:spacing w:lineRule="auto"/>
+            </w:pPr>
+            <w:r>
+              <w:rPr/>
+              <w:t xml:space="preserve">1</w:t>
+            </w:r>
+          </w:p>
+        </w:tc>
+      </w:tr>
+      <w:tr>
+        <w:trPr/>
+        <w:tc>
+          <w:tcPr>
+            <w:tcBorders>
+              <w:top w:val="single" w:sz="1" w:space="0" w:color="000000"/>
+              <w:bottom w:val="single" w:sz="1" w:space="0" w:color="000000"/>
+              <w:left w:val="single" w:sz="1" w:space="0" w:color="000000"/>
+              <w:right w:val="single" w:sz="1" w:space="0" w:color="000000"/>
+            </w:tcBorders>
+          </w:tcPr>
+          <w:p>
+            <w:pPr>
+              <w:spacing w:lineRule="auto"/>
+            </w:pPr>
+            <w:r>
+              <w:rPr/>
+              <w:t xml:space="preserve">Dengue fever</w:t>
+            </w:r>
+          </w:p>
+        </w:tc>
+        <w:tc>
+          <w:tcPr>
+            <w:tcBorders>
+              <w:top w:val="single" w:sz="1" w:space="0" w:color="000000"/>
+              <w:bottom w:val="single" w:sz="1" w:space="0" w:color="000000"/>
+              <w:left w:val="single" w:sz="1" w:space="0" w:color="000000"/>
+              <w:right w:val="single" w:sz="1" w:space="0" w:color="000000"/>
+            </w:tcBorders>
+          </w:tcPr>
+          <w:p>
+            <w:pPr>
+              <w:spacing w:lineRule="auto"/>
+            </w:pPr>
+            <w:r>
+              <w:rPr/>
+              <w:t xml:space="preserve">5</w:t>
+            </w:r>
+          </w:p>
+        </w:tc>
+        <w:tc>
+          <w:tcPr>
+            <w:tcBorders>
+              <w:top w:val="single" w:sz="1" w:space="0" w:color="000000"/>
+              <w:bottom w:val="single" w:sz="1" w:space="0" w:color="000000"/>
+              <w:left w:val="single" w:sz="1" w:space="0" w:color="000000"/>
+              <w:right w:val="single" w:sz="1" w:space="0" w:color="000000"/>
+            </w:tcBorders>
+          </w:tcPr>
+          <w:p>
+            <w:pPr>
+              <w:spacing w:lineRule="auto"/>
+            </w:pPr>
+            <w:r>
+              <w:rPr/>
+              <w:t xml:space="preserve">Dengue Fever</w:t>
+            </w:r>
+          </w:p>
+        </w:tc>
+        <w:tc>
+          <w:tcPr>
+            <w:tcBorders>
+              <w:top w:val="single" w:sz="1" w:space="0" w:color="000000"/>
+              <w:bottom w:val="single" w:sz="1" w:space="0" w:color="000000"/>
+              <w:left w:val="single" w:sz="1" w:space="0" w:color="000000"/>
+              <w:right w:val="single" w:sz="1" w:space="0" w:color="000000"/>
+            </w:tcBorders>
+          </w:tcPr>
+          <w:p>
+            <w:pPr>
+              <w:spacing w:lineRule="auto"/>
+            </w:pPr>
+            <w:r>
+              <w:rPr/>
+              <w:t xml:space="preserve">87.8%</w:t>
+            </w:r>
+          </w:p>
+        </w:tc>
+        <w:tc>
+          <w:tcPr>
+            <w:tcBorders>
+              <w:top w:val="single" w:sz="1" w:space="0" w:color="000000"/>
+              <w:bottom w:val="single" w:sz="1" w:space="0" w:color="000000"/>
+              <w:left w:val="single" w:sz="1" w:space="0" w:color="000000"/>
+              <w:right w:val="single" w:sz="1" w:space="0" w:color="000000"/>
+            </w:tcBorders>
+          </w:tcPr>
+          <w:p>
+            <w:pPr>
+              <w:spacing w:lineRule="auto"/>
+            </w:pPr>
+            <w:r>
+              <w:rPr/>
+              <w:t xml:space="preserve">1</w:t>
+            </w:r>
+          </w:p>
+        </w:tc>
+      </w:tr>
+    </w:tbl>
+    <w:p>
+      <w:pPr>
+        <w:spacing w:lineRule="auto"/>
+      </w:pPr>
+      <w:r>
+        <w:rPr/>
+      </w:r>
+    </w:p>
+    <w:p>
+      <w:pPr>
+        <w:spacing w:lineRule="auto"/>
+      </w:pPr>
+      <w:r>
+        <w:rPr/>
+        <w:t xml:space="preserve">Table 6.3: Ranking evaluation over twelve symptom vignettes.</w:t>
+      </w:r>
+    </w:p>
+    <w:p>
+      <w:pPr>
+        <w:spacing w:lineRule="auto"/>
+      </w:pPr>
+      <w:r>
+        <w:rPr/>
+        <w:t xml:space="preserve">The expected condition ranked first in 12 of 12 vignettes, giving a top-1 and top-3 hit rate of 100 per cent on this set.</w:t>
+      </w:r>
+    </w:p>
+    <w:p>
+      <w:pPr>
+        <w:spacing w:lineRule="auto"/>
+      </w:pPr>
+      <w:r>
+        <w:rPr/>
+        <w:t xml:space="preserve">That number must be read with its limitation stated clearly. The vignettes were written by the author from the same knowledge base the engine scores against, so this measures the engine’s internal consistency, not its clinical accuracy. It establishes that the weighting and ranking behave as designed for characteristic symptom sets; it does not establish that the rule set is medically correct. Only the clinical review recommended in Section 8.2 can do that, and until it happens the application remains a guidance tool.</w:t>
+      </w:r>
+    </w:p>
+    <w:p>
+      <w:pPr>
+        <w:pStyle w:val="Heading2"/>
+        <w:spacing w:lineRule="auto"/>
+      </w:pPr>
+      <w:r>
+        <w:rPr/>
+        <w:t xml:space="preserve">6.5 Non-Functional Verification</w:t>
       </w:r>
     </w:p>
     <w:p>
@@ -8689,26 +10928,26 @@
             </w:pPr>
             <w:r>
               <w:rPr/>
-              <w:t xml:space="preserve">Achieved</w:t>
-            </w:r>
-          </w:p>
-        </w:tc>
-        <w:tc>
-          <w:tcPr>
-            <w:tcBorders>
-              <w:top w:val="single" w:sz="1" w:space="0" w:color="000000"/>
-              <w:bottom w:val="single" w:sz="1" w:space="0" w:color="000000"/>
-              <w:left w:val="single" w:sz="1" w:space="0" w:color="000000"/>
-              <w:right w:val="single" w:sz="1" w:space="0" w:color="000000"/>
-            </w:tcBorders>
-          </w:tcPr>
-          <w:p>
-            <w:pPr>
-              <w:spacing w:lineRule="auto"/>
-            </w:pPr>
-            <w:r>
-              <w:rPr/>
-              <w:t xml:space="preserve">Section 5.3; nine unit tests</w:t>
+              <w:t xml:space="preserve">Achieved for internal consistency</w:t>
+            </w:r>
+          </w:p>
+        </w:tc>
+        <w:tc>
+          <w:tcPr>
+            <w:tcBorders>
+              <w:top w:val="single" w:sz="1" w:space="0" w:color="000000"/>
+              <w:bottom w:val="single" w:sz="1" w:space="0" w:color="000000"/>
+              <w:left w:val="single" w:sz="1" w:space="0" w:color="000000"/>
+              <w:right w:val="single" w:sz="1" w:space="0" w:color="000000"/>
+            </w:tcBorders>
+          </w:tcPr>
+          <w:p>
+            <w:pPr>
+              <w:spacing w:lineRule="auto"/>
+            </w:pPr>
+            <w:r>
+              <w:rPr/>
+              <w:t xml:space="preserve">Section 5.3; nine unit tests; Table 6.3</w:t>
             </w:r>
           </w:p>
         </w:tc>
@@ -8850,45 +11089,45 @@
             </w:pPr>
             <w:r>
               <w:rPr/>
-              <w:t xml:space="preserve">Simple, accessible interface</w:t>
-            </w:r>
-          </w:p>
-        </w:tc>
-        <w:tc>
-          <w:tcPr>
-            <w:tcBorders>
-              <w:top w:val="single" w:sz="1" w:space="0" w:color="000000"/>
-              <w:bottom w:val="single" w:sz="1" w:space="0" w:color="000000"/>
-              <w:left w:val="single" w:sz="1" w:space="0" w:color="000000"/>
-              <w:right w:val="single" w:sz="1" w:space="0" w:color="000000"/>
-            </w:tcBorders>
-          </w:tcPr>
-          <w:p>
-            <w:pPr>
-              <w:spacing w:lineRule="auto"/>
-            </w:pPr>
-            <w:r>
-              <w:rPr/>
-              <w:t xml:space="preserve">Achieved</w:t>
-            </w:r>
-          </w:p>
-        </w:tc>
-        <w:tc>
-          <w:tcPr>
-            <w:tcBorders>
-              <w:top w:val="single" w:sz="1" w:space="0" w:color="000000"/>
-              <w:bottom w:val="single" w:sz="1" w:space="0" w:color="000000"/>
-              <w:left w:val="single" w:sz="1" w:space="0" w:color="000000"/>
-              <w:right w:val="single" w:sz="1" w:space="0" w:color="000000"/>
-            </w:tcBorders>
-          </w:tcPr>
-          <w:p>
-            <w:pPr>
-              <w:spacing w:lineRule="auto"/>
-            </w:pPr>
-            <w:r>
-              <w:rPr/>
-              <w:t xml:space="preserve">Figures 5.1 to 5.5; acceptance tests</w:t>
+              <w:t xml:space="preserve">Simple interface, accessibility untested</w:t>
+            </w:r>
+          </w:p>
+        </w:tc>
+        <w:tc>
+          <w:tcPr>
+            <w:tcBorders>
+              <w:top w:val="single" w:sz="1" w:space="0" w:color="000000"/>
+              <w:bottom w:val="single" w:sz="1" w:space="0" w:color="000000"/>
+              <w:left w:val="single" w:sz="1" w:space="0" w:color="000000"/>
+              <w:right w:val="single" w:sz="1" w:space="0" w:color="000000"/>
+            </w:tcBorders>
+          </w:tcPr>
+          <w:p>
+            <w:pPr>
+              <w:spacing w:lineRule="auto"/>
+            </w:pPr>
+            <w:r>
+              <w:rPr/>
+              <w:t xml:space="preserve">Partially achieved</w:t>
+            </w:r>
+          </w:p>
+        </w:tc>
+        <w:tc>
+          <w:tcPr>
+            <w:tcBorders>
+              <w:top w:val="single" w:sz="1" w:space="0" w:color="000000"/>
+              <w:bottom w:val="single" w:sz="1" w:space="0" w:color="000000"/>
+              <w:left w:val="single" w:sz="1" w:space="0" w:color="000000"/>
+              <w:right w:val="single" w:sz="1" w:space="0" w:color="000000"/>
+            </w:tcBorders>
+          </w:tcPr>
+          <w:p>
+            <w:pPr>
+              <w:spacing w:lineRule="auto"/>
+            </w:pPr>
+            <w:r>
+              <w:rPr/>
+              <w:t xml:space="preserve">Figures 5.1 to 5.5; no user testing conducted</w:t>
             </w:r>
           </w:p>
         </w:tc>
@@ -8917,7 +11156,16 @@
       </w:pPr>
       <w:r>
         <w:rPr/>
-        <w:t xml:space="preserve">All five specific objectives, and therefore the main objective, were met by the delivered system.</w:t>
+        <w:t xml:space="preserve">Four of the five specific objectives were met in full. The second is met in the sense the project can evidence: the engine ranks the expected condition first on every vignette tested (Table 6.3), but “reasonable accuracy” in the clinical sense cannot be claimed without the validation set out in Section 8.2.</w:t>
+      </w:r>
+    </w:p>
+    <w:p>
+      <w:pPr>
+        <w:spacing w:lineRule="auto"/>
+      </w:pPr>
+      <w:r>
+        <w:rPr/>
+        <w:t xml:space="preserve">The fifth is reported as partially achieved, deliberately. The interface was built to the usability requirement and the complete journey was walked end to end, but the structured testing with users of varying digital literacy that the midterm committed to was not carried out. Screenshots and developer-run tests are evidence that the interface works; they are not evidence that it is accessible to the intended users. That distinction is preserved here rather than glossed over, and the outstanding work is listed in Section 8.2.</w:t>
       </w:r>
     </w:p>
     <w:p>
@@ -8973,7 +11221,70 @@
       </w:pPr>
       <w:r>
         <w:rPr/>
-        <w:t xml:space="preserve">Four limitations are stated plainly. The knowledge base is educational and has not been reviewed by a qualified clinician, so the system must not be used for real medical decisions. The query log is in memory and does not survive a restart, so the Firestore implementation remains a documented stub. The prototype has no authentication, so history is device-local. And the API, assessed against a production bar, still needs security hardening: origin restriction, security headers, rate limiting on the unauthenticated endpoints, bounds on request payloads, and eviction policies for the in-memory cache and log. These are enumerated as concrete work items rather than left implicit.</w:t>
+        <w:t xml:space="preserve">Six limitations are stated plainly.</w:t>
+      </w:r>
+    </w:p>
+    <w:p>
+      <w:pPr>
+        <w:spacing w:lineRule="auto"/>
+      </w:pPr>
+      <w:r>
+        <w:rPr/>
+        <w:t xml:space="preserve">The knowledge base is educational and has not been reviewed by a qualified clinician, so the system must not be used for real medical decisions, and the evaluation in Section 6.4 measures internal consistency rather than clinical accuracy.</w:t>
+      </w:r>
+    </w:p>
+    <w:p>
+      <w:pPr>
+        <w:spacing w:lineRule="auto"/>
+      </w:pPr>
+      <w:r>
+        <w:rPr/>
+        <w:t xml:space="preserve">The query log is held in memory and does not survive a restart; the Firestore implementation remains a documented stub.</w:t>
+      </w:r>
+    </w:p>
+    <w:p>
+      <w:pPr>
+        <w:spacing w:lineRule="auto"/>
+      </w:pPr>
+      <w:r>
+        <w:rPr/>
+        <w:t xml:space="preserve">The prototype has no authentication, and query history is held in memory in the app rather than persisted, so it is lost when the application is closed.</w:t>
+      </w:r>
+    </w:p>
+    <w:p>
+      <w:pPr>
+        <w:spacing w:lineRule="auto"/>
+      </w:pPr>
+      <w:r>
+        <w:rPr/>
+        <w:t xml:space="preserve">Transport is not yet encrypted. The development build talks to the backend over plain HTTP, and HTTPS with certificate validation is required before any deployment.</w:t>
+      </w:r>
+    </w:p>
+    <w:p>
+      <w:pPr>
+        <w:spacing w:lineRule="auto"/>
+      </w:pPr>
+      <w:r>
+        <w:rPr/>
+        <w:t xml:space="preserve">The API, assessed against a production bar, still needs hardening: origin restriction, security headers, rate limiting on the unauthenticated endpoints, bounds on request payloads, and eviction policies for the in-memory cache and log.</w:t>
+      </w:r>
+    </w:p>
+    <w:p>
+      <w:pPr>
+        <w:spacing w:lineRule="auto"/>
+      </w:pPr>
+      <w:r>
+        <w:rPr/>
+        <w:t xml:space="preserve">Usability was not tested with users. The interface meets the stated usability requirement by construction, but the structured testing with participants of varying digital literacy promised at midterm was not conducted, so no claim of demonstrated accessibility is made.</w:t>
+      </w:r>
+    </w:p>
+    <w:p>
+      <w:pPr>
+        <w:spacing w:lineRule="auto"/>
+      </w:pPr>
+      <w:r>
+        <w:rPr/>
+        <w:t xml:space="preserve">Two smaller scope decisions are recorded for completeness. Free-text symptom entry, listed as a functional requirement at midterm, was descoped in favour of structured selection so that every input maps unambiguously to a knowledge-base identifier. Offline operation was not implemented: every diagnosis is a network round trip, which follows from the decision to keep all reasoning server-side.</w:t>
       </w:r>
     </w:p>
     <w:p>
@@ -9068,22 +11379,22 @@
       </w:pPr>
       <w:r>
         <w:rPr/>
-        <w:t xml:space="preserve">Google Developers. (2024). </w:t>
-      </w:r>
-      <w:r>
-        <w:rPr/>
-        <w:t xml:space="preserve">Maps Platform documentation</w:t>
+        <w:t xml:space="preserve">Ada Health. (2024). </w:t>
+      </w:r>
+      <w:r>
+        <w:rPr/>
+        <w:t xml:space="preserve">Ada: Your health companion</w:t>
       </w:r>
       <w:r>
         <w:rPr/>
         <w:t xml:space="preserve">. </w:t>
       </w:r>
-      <w:hyperlink r:id="rId78">
+      <w:hyperlink r:id="rId82">
         <w:r>
           <w:rPr>
             <w:rStyle w:val="Hyperlink"/>
           </w:rPr>
-          <w:t xml:space="preserve">https://developers.google.com/maps/documentation SMARTPANTS_PRESERVED_1724  SMARTPANTS_PRESERVED_1725  </w:t>
+          <w:t xml:space="preserve">https://ada.com SMARTPANTS_PRESERVED_2081  SMARTPANTS_PRESERVED_2082  </w:t>
         </w:r>
       </w:hyperlink>
     </w:p>

--- a/docs/reports/build/end-semester-report.docx
+++ b/docs/reports/build/end-semester-report.docx
@@ -25,12 +25,12 @@
           <wp:inline distB="0" distL="0" distR="0" distT="0">
             <wp:extent cx="5486400" cy="2926080"/>
             <wp:effectExtent b="0" l="0" r="0" t="0"/>
-            <wp:docPr id="2" name="image-5toQ2KndBJpEkiRBHChFn.png"/>
+            <wp:docPr id="2" name="image-AaHvdEmSrW9zKS2zV7_E-.png"/>
             <a:graphic>
               <a:graphicData uri="http://schemas.openxmlformats.org/drawingml/2006/picture">
                 <pic:pic>
                   <pic:nvPicPr>
-                    <pic:cNvPr id="2" name="image-5toQ2KndBJpEkiRBHChFn.png" descr="United States International University Africa logo"/>
+                    <pic:cNvPr id="2" name="image-AaHvdEmSrW9zKS2zV7_E-.png" descr="United States International University Africa logo"/>
                     <pic:cNvPicPr/>
                   </pic:nvPicPr>
                   <pic:blipFill>
@@ -60,16 +60,7 @@
       </w:pPr>
       <w:r>
         <w:rPr/>
-        <w:t xml:space="preserve">United States International University – Africa</w:t>
-      </w:r>
-    </w:p>
-    <w:p>
-      <w:pPr>
-        <w:spacing w:lineRule="auto"/>
-      </w:pPr>
-      <w:r>
-        <w:rPr/>
-        <w:t xml:space="preserve">(USIU-Africa)</w:t>
+        <w:t xml:space="preserve">UNITED STATES INTERNATIONAL UNIVERSITY – AFRICA</w:t>
       </w:r>
     </w:p>
     <w:p>
@@ -92,45 +83,7 @@
     </w:p>
     <w:p>
       <w:pPr>
-        <w:spacing w:lineRule="auto"/>
-      </w:pPr>
-      <w:r>
-        <w:rPr/>
-        <w:drawing>
-          <wp:inline distB="0" distL="0" distR="0" distT="0">
-            <wp:extent cx="5486400" cy="2926080"/>
-            <wp:effectExtent b="0" l="0" r="0" t="0"/>
-            <wp:docPr id="4" name="image-ptGYR8lT8fdqz4MDLsbPi.png"/>
-            <a:graphic>
-              <a:graphicData uri="http://schemas.openxmlformats.org/drawingml/2006/picture">
-                <pic:pic>
-                  <pic:nvPicPr>
-                    <pic:cNvPr id="4" name="image-ptGYR8lT8fdqz4MDLsbPi.png" descr=""/>
-                    <pic:cNvPicPr/>
-                  </pic:nvPicPr>
-                  <pic:blipFill>
-                    <a:blip r:embed="rId9" cstate="print"/>
-                    <a:srcRect b="0" l="0" r="0" t="0"/>
-                    <a:stretch>
-                      <a:fillRect/>
-                    </a:stretch>
-                  </pic:blipFill>
-                  <pic:spPr>
-                    <a:xfrm>
-                      <a:off x="0" y="0"/>
-                      <a:ext cx="5486400" cy="2926080"/>
-                    </a:xfrm>
-                    <a:prstGeom prst="rect"/>
-                  </pic:spPr>
-                </pic:pic>
-              </a:graphicData>
-            </a:graphic>
-          </wp:inline>
-        </w:drawing>
-      </w:r>
-    </w:p>
-    <w:p>
-      <w:pPr>
+        <w:pStyle w:val="Heading1"/>
         <w:spacing w:lineRule="auto"/>
       </w:pPr>
       <w:r>
@@ -144,251 +97,52 @@
       </w:pPr>
       <w:r>
         <w:rPr/>
-        <w:t xml:space="preserve">Project</w:t>
-      </w:r>
-    </w:p>
-    <w:p>
-      <w:pPr>
-        <w:spacing w:lineRule="auto"/>
-      </w:pPr>
-      <w:r>
-        <w:rPr/>
         <w:t xml:space="preserve">Smart Health Symptom Checker and Doctor Recommendation System</w:t>
       </w:r>
     </w:p>
-    <w:tbl>
-      <w:tblPr>
-        <w:tblBorders>
-          <w:top w:val="single" w:sz="2" w:space="0" w:color="000000"/>
-          <w:bottom w:val="single" w:sz="2" w:space="0" w:color="000000"/>
-          <w:left w:val="single" w:sz="2" w:space="0" w:color="000000"/>
-          <w:right w:val="single" w:sz="2" w:space="0" w:color="000000"/>
-        </w:tblBorders>
-        <w:tblCellSpacing w:w="0" w:type="dxa"/>
-        <w:tblCellMar>
-          <w:top w:type="dxa" w:w="80"/>
-          <w:bottom w:type="dxa" w:w="80"/>
-          <w:left w:type="dxa" w:w="160"/>
-          <w:right w:type="dxa" w:w="160"/>
-        </w:tblCellMar>
-        <w:jc w:val="center"/>
-      </w:tblPr>
-      <w:tblGrid>
-        <w:gridCol w:w="4320"/>
-        <w:gridCol w:w="4320"/>
-      </w:tblGrid>
-      <w:tr>
-        <w:trPr/>
-        <w:tc>
-          <w:tcPr>
-            <w:tcBorders>
-              <w:top w:val="single" w:sz="1" w:space="0" w:color="000000"/>
-              <w:bottom w:val="single" w:sz="1" w:space="0" w:color="000000"/>
-              <w:left w:val="single" w:sz="1" w:space="0" w:color="000000"/>
-              <w:right w:val="single" w:sz="1" w:space="0" w:color="000000"/>
-            </w:tcBorders>
-          </w:tcPr>
-          <w:p>
-            <w:pPr>
-              <w:spacing w:lineRule="auto"/>
-            </w:pPr>
-            <w:r>
-              <w:rPr/>
-              <w:t xml:space="preserve">Course</w:t>
-            </w:r>
-          </w:p>
-        </w:tc>
-        <w:tc>
-          <w:tcPr>
-            <w:tcBorders>
-              <w:top w:val="single" w:sz="1" w:space="0" w:color="000000"/>
-              <w:bottom w:val="single" w:sz="1" w:space="0" w:color="000000"/>
-              <w:left w:val="single" w:sz="1" w:space="0" w:color="000000"/>
-              <w:right w:val="single" w:sz="1" w:space="0" w:color="000000"/>
-            </w:tcBorders>
-          </w:tcPr>
-          <w:p>
-            <w:pPr>
-              <w:spacing w:lineRule="auto"/>
-            </w:pPr>
-            <w:r>
-              <w:rPr/>
-              <w:t xml:space="preserve">SWE3090XA – Software Engineering Final Project</w:t>
-            </w:r>
-          </w:p>
-        </w:tc>
-      </w:tr>
-      <w:tr>
-        <w:trPr/>
-        <w:tc>
-          <w:tcPr>
-            <w:tcBorders>
-              <w:top w:val="single" w:sz="1" w:space="0" w:color="000000"/>
-              <w:bottom w:val="single" w:sz="1" w:space="0" w:color="000000"/>
-              <w:left w:val="single" w:sz="1" w:space="0" w:color="000000"/>
-              <w:right w:val="single" w:sz="1" w:space="0" w:color="000000"/>
-            </w:tcBorders>
-          </w:tcPr>
-          <w:p>
-            <w:pPr>
-              <w:spacing w:lineRule="auto"/>
-            </w:pPr>
-            <w:r>
-              <w:rPr/>
-              <w:t xml:space="preserve">Submitted by</w:t>
-            </w:r>
-          </w:p>
-        </w:tc>
-        <w:tc>
-          <w:tcPr>
-            <w:tcBorders>
-              <w:top w:val="single" w:sz="1" w:space="0" w:color="000000"/>
-              <w:bottom w:val="single" w:sz="1" w:space="0" w:color="000000"/>
-              <w:left w:val="single" w:sz="1" w:space="0" w:color="000000"/>
-              <w:right w:val="single" w:sz="1" w:space="0" w:color="000000"/>
-            </w:tcBorders>
-          </w:tcPr>
-          <w:p>
-            <w:pPr>
-              <w:spacing w:lineRule="auto"/>
-            </w:pPr>
-            <w:r>
-              <w:rPr/>
-              <w:t xml:space="preserve">Amy Wanjugu Njau</w:t>
-            </w:r>
-          </w:p>
-        </w:tc>
-      </w:tr>
-      <w:tr>
-        <w:trPr/>
-        <w:tc>
-          <w:tcPr>
-            <w:tcBorders>
-              <w:top w:val="single" w:sz="1" w:space="0" w:color="000000"/>
-              <w:bottom w:val="single" w:sz="1" w:space="0" w:color="000000"/>
-              <w:left w:val="single" w:sz="1" w:space="0" w:color="000000"/>
-              <w:right w:val="single" w:sz="1" w:space="0" w:color="000000"/>
-            </w:tcBorders>
-          </w:tcPr>
-          <w:p>
-            <w:pPr>
-              <w:spacing w:lineRule="auto"/>
-            </w:pPr>
-            <w:r>
-              <w:rPr/>
-              <w:t xml:space="preserve">Registration number</w:t>
-            </w:r>
-          </w:p>
-        </w:tc>
-        <w:tc>
-          <w:tcPr>
-            <w:tcBorders>
-              <w:top w:val="single" w:sz="1" w:space="0" w:color="000000"/>
-              <w:bottom w:val="single" w:sz="1" w:space="0" w:color="000000"/>
-              <w:left w:val="single" w:sz="1" w:space="0" w:color="000000"/>
-              <w:right w:val="single" w:sz="1" w:space="0" w:color="000000"/>
-            </w:tcBorders>
-          </w:tcPr>
-          <w:p>
-            <w:pPr>
-              <w:spacing w:lineRule="auto"/>
-            </w:pPr>
-            <w:r>
-              <w:rPr/>
-              <w:t xml:space="preserve">669008</w:t>
-            </w:r>
-          </w:p>
-        </w:tc>
-      </w:tr>
-      <w:tr>
-        <w:trPr/>
-        <w:tc>
-          <w:tcPr>
-            <w:tcBorders>
-              <w:top w:val="single" w:sz="1" w:space="0" w:color="000000"/>
-              <w:bottom w:val="single" w:sz="1" w:space="0" w:color="000000"/>
-              <w:left w:val="single" w:sz="1" w:space="0" w:color="000000"/>
-              <w:right w:val="single" w:sz="1" w:space="0" w:color="000000"/>
-            </w:tcBorders>
-          </w:tcPr>
-          <w:p>
-            <w:pPr>
-              <w:spacing w:lineRule="auto"/>
-            </w:pPr>
-            <w:r>
-              <w:rPr/>
-              <w:t xml:space="preserve">Supervisor</w:t>
-            </w:r>
-          </w:p>
-        </w:tc>
-        <w:tc>
-          <w:tcPr>
-            <w:tcBorders>
-              <w:top w:val="single" w:sz="1" w:space="0" w:color="000000"/>
-              <w:bottom w:val="single" w:sz="1" w:space="0" w:color="000000"/>
-              <w:left w:val="single" w:sz="1" w:space="0" w:color="000000"/>
-              <w:right w:val="single" w:sz="1" w:space="0" w:color="000000"/>
-            </w:tcBorders>
-          </w:tcPr>
-          <w:p>
-            <w:pPr>
-              <w:spacing w:lineRule="auto"/>
-            </w:pPr>
-            <w:r>
-              <w:rPr/>
-              <w:t xml:space="preserve">Mr Fredrick Ogore</w:t>
-            </w:r>
-          </w:p>
-        </w:tc>
-      </w:tr>
-      <w:tr>
-        <w:trPr/>
-        <w:tc>
-          <w:tcPr>
-            <w:tcBorders>
-              <w:top w:val="single" w:sz="1" w:space="0" w:color="000000"/>
-              <w:bottom w:val="single" w:sz="1" w:space="0" w:color="000000"/>
-              <w:left w:val="single" w:sz="1" w:space="0" w:color="000000"/>
-              <w:right w:val="single" w:sz="1" w:space="0" w:color="000000"/>
-            </w:tcBorders>
-          </w:tcPr>
-          <w:p>
-            <w:pPr>
-              <w:spacing w:lineRule="auto"/>
-            </w:pPr>
-            <w:r>
-              <w:rPr/>
-              <w:t xml:space="preserve">Submission date</w:t>
-            </w:r>
-          </w:p>
-        </w:tc>
-        <w:tc>
-          <w:tcPr>
-            <w:tcBorders>
-              <w:top w:val="single" w:sz="1" w:space="0" w:color="000000"/>
-              <w:bottom w:val="single" w:sz="1" w:space="0" w:color="000000"/>
-              <w:left w:val="single" w:sz="1" w:space="0" w:color="000000"/>
-              <w:right w:val="single" w:sz="1" w:space="0" w:color="000000"/>
-            </w:tcBorders>
-          </w:tcPr>
-          <w:p>
-            <w:pPr>
-              <w:spacing w:lineRule="auto"/>
-            </w:pPr>
-            <w:r>
-              <w:rPr/>
-              <w:t xml:space="preserve">August 2026</w:t>
-            </w:r>
-          </w:p>
-        </w:tc>
-      </w:tr>
-    </w:tbl>
-    <w:p>
-      <w:pPr>
-        <w:spacing w:lineRule="auto"/>
-      </w:pPr>
-      <w:r>
-        <w:rPr/>
+    <w:p>
+      <w:pPr>
+        <w:spacing w:lineRule="auto"/>
+      </w:pPr>
+      <w:r>
+        <w:rPr/>
+        <w:t xml:space="preserve">Submitted by</w:t>
+      </w:r>
+    </w:p>
+    <w:p>
+      <w:pPr>
+        <w:spacing w:lineRule="auto"/>
+      </w:pPr>
+      <w:r>
+        <w:rPr/>
+        <w:t xml:space="preserve">Amy Wanjugu Njau – 669008</w:t>
+      </w:r>
+    </w:p>
+    <w:p>
+      <w:pPr>
+        <w:spacing w:lineRule="auto"/>
+      </w:pPr>
+      <w:r>
+        <w:rPr/>
+        <w:t xml:space="preserve">Course: SWE3090XA – Software Engineering Final Project</w:t>
+      </w:r>
+    </w:p>
+    <w:p>
+      <w:pPr>
+        <w:spacing w:lineRule="auto"/>
+      </w:pPr>
+      <w:r>
+        <w:rPr/>
+        <w:t xml:space="preserve">Supervisor: Mr Fredrick Ogore</w:t>
+      </w:r>
+    </w:p>
+    <w:p>
+      <w:pPr>
+        <w:spacing w:lineRule="auto"/>
+      </w:pPr>
+      <w:r>
+        <w:rPr/>
+        <w:t xml:space="preserve">Date of submission: August 2026</w:t>
       </w:r>
     </w:p>
     <w:p>
@@ -414,7 +168,7 @@
       <w:pPr>
         <w:spacing w:lineRule="auto"/>
       </w:pPr>
-      <w:hyperlink r:id="rId10">
+      <w:hyperlink r:id="rId8">
         <w:r>
           <w:rPr>
             <w:rStyle w:val="Hyperlink"/>
@@ -437,7 +191,7 @@
       <w:pPr>
         <w:spacing w:lineRule="auto"/>
       </w:pPr>
-      <w:hyperlink r:id="rId11">
+      <w:hyperlink r:id="rId9">
         <w:r>
           <w:rPr>
             <w:rStyle w:val="Hyperlink"/>
@@ -460,7 +214,7 @@
       <w:pPr>
         <w:spacing w:lineRule="auto"/>
       </w:pPr>
-      <w:hyperlink r:id="rId12">
+      <w:hyperlink r:id="rId10">
         <w:r>
           <w:rPr>
             <w:rStyle w:val="Hyperlink"/>
@@ -483,7 +237,7 @@
       <w:pPr>
         <w:spacing w:lineRule="auto"/>
       </w:pPr>
-      <w:hyperlink r:id="rId13">
+      <w:hyperlink r:id="rId11">
         <w:r>
           <w:rPr>
             <w:rStyle w:val="Hyperlink"/>
@@ -506,7 +260,7 @@
       <w:pPr>
         <w:spacing w:lineRule="auto"/>
       </w:pPr>
-      <w:hyperlink r:id="rId14">
+      <w:hyperlink r:id="rId12">
         <w:r>
           <w:rPr>
             <w:rStyle w:val="Hyperlink"/>
@@ -529,7 +283,7 @@
       <w:pPr>
         <w:spacing w:lineRule="auto"/>
       </w:pPr>
-      <w:hyperlink r:id="rId15">
+      <w:hyperlink r:id="rId13">
         <w:r>
           <w:rPr>
             <w:rStyle w:val="Hyperlink"/>
@@ -552,7 +306,7 @@
       <w:pPr>
         <w:spacing w:lineRule="auto"/>
       </w:pPr>
-      <w:hyperlink r:id="rId16">
+      <w:hyperlink r:id="rId14">
         <w:r>
           <w:rPr>
             <w:rStyle w:val="Hyperlink"/>
@@ -575,7 +329,7 @@
       <w:pPr>
         <w:spacing w:lineRule="auto"/>
       </w:pPr>
-      <w:hyperlink r:id="rId17">
+      <w:hyperlink r:id="rId15">
         <w:r>
           <w:rPr>
             <w:rStyle w:val="Hyperlink"/>
@@ -598,7 +352,7 @@
       <w:pPr>
         <w:spacing w:lineRule="auto"/>
       </w:pPr>
-      <w:hyperlink r:id="rId18">
+      <w:hyperlink r:id="rId16">
         <w:r>
           <w:rPr>
             <w:rStyle w:val="Hyperlink"/>
@@ -621,7 +375,7 @@
       <w:pPr>
         <w:spacing w:lineRule="auto"/>
       </w:pPr>
-      <w:hyperlink r:id="rId19">
+      <w:hyperlink r:id="rId17">
         <w:r>
           <w:rPr>
             <w:rStyle w:val="Hyperlink"/>
@@ -644,7 +398,7 @@
       <w:pPr>
         <w:spacing w:lineRule="auto"/>
       </w:pPr>
-      <w:hyperlink r:id="rId20">
+      <w:hyperlink r:id="rId18">
         <w:r>
           <w:rPr>
             <w:rStyle w:val="Hyperlink"/>
@@ -667,7 +421,7 @@
       <w:pPr>
         <w:spacing w:lineRule="auto"/>
       </w:pPr>
-      <w:hyperlink r:id="rId21">
+      <w:hyperlink r:id="rId19">
         <w:r>
           <w:rPr>
             <w:rStyle w:val="Hyperlink"/>
@@ -690,7 +444,7 @@
       <w:pPr>
         <w:spacing w:lineRule="auto"/>
       </w:pPr>
-      <w:hyperlink r:id="rId22">
+      <w:hyperlink r:id="rId20">
         <w:r>
           <w:rPr>
             <w:rStyle w:val="Hyperlink"/>
@@ -713,7 +467,7 @@
       <w:pPr>
         <w:spacing w:lineRule="auto"/>
       </w:pPr>
-      <w:hyperlink r:id="rId23">
+      <w:hyperlink r:id="rId21">
         <w:r>
           <w:rPr>
             <w:rStyle w:val="Hyperlink"/>
@@ -736,7 +490,7 @@
       <w:pPr>
         <w:spacing w:lineRule="auto"/>
       </w:pPr>
-      <w:hyperlink r:id="rId24">
+      <w:hyperlink r:id="rId22">
         <w:r>
           <w:rPr>
             <w:rStyle w:val="Hyperlink"/>
@@ -759,7 +513,7 @@
       <w:pPr>
         <w:spacing w:lineRule="auto"/>
       </w:pPr>
-      <w:hyperlink r:id="rId25">
+      <w:hyperlink r:id="rId23">
         <w:r>
           <w:rPr>
             <w:rStyle w:val="Hyperlink"/>
@@ -782,7 +536,7 @@
       <w:pPr>
         <w:spacing w:lineRule="auto"/>
       </w:pPr>
-      <w:hyperlink r:id="rId26">
+      <w:hyperlink r:id="rId24">
         <w:r>
           <w:rPr>
             <w:rStyle w:val="Hyperlink"/>
@@ -805,7 +559,7 @@
       <w:pPr>
         <w:spacing w:lineRule="auto"/>
       </w:pPr>
-      <w:hyperlink r:id="rId27">
+      <w:hyperlink r:id="rId25">
         <w:r>
           <w:rPr>
             <w:rStyle w:val="Hyperlink"/>
@@ -828,7 +582,7 @@
       <w:pPr>
         <w:spacing w:lineRule="auto"/>
       </w:pPr>
-      <w:hyperlink r:id="rId28">
+      <w:hyperlink r:id="rId26">
         <w:r>
           <w:rPr>
             <w:rStyle w:val="Hyperlink"/>
@@ -851,7 +605,7 @@
       <w:pPr>
         <w:spacing w:lineRule="auto"/>
       </w:pPr>
-      <w:hyperlink r:id="rId29">
+      <w:hyperlink r:id="rId27">
         <w:r>
           <w:rPr>
             <w:rStyle w:val="Hyperlink"/>
@@ -874,7 +628,7 @@
       <w:pPr>
         <w:spacing w:lineRule="auto"/>
       </w:pPr>
-      <w:hyperlink r:id="rId30">
+      <w:hyperlink r:id="rId28">
         <w:r>
           <w:rPr>
             <w:rStyle w:val="Hyperlink"/>
@@ -897,7 +651,7 @@
       <w:pPr>
         <w:spacing w:lineRule="auto"/>
       </w:pPr>
-      <w:hyperlink r:id="rId31">
+      <w:hyperlink r:id="rId29">
         <w:r>
           <w:rPr>
             <w:rStyle w:val="Hyperlink"/>
@@ -920,7 +674,7 @@
       <w:pPr>
         <w:spacing w:lineRule="auto"/>
       </w:pPr>
-      <w:hyperlink r:id="rId32">
+      <w:hyperlink r:id="rId30">
         <w:r>
           <w:rPr>
             <w:rStyle w:val="Hyperlink"/>
@@ -943,7 +697,7 @@
       <w:pPr>
         <w:spacing w:lineRule="auto"/>
       </w:pPr>
-      <w:hyperlink r:id="rId33">
+      <w:hyperlink r:id="rId31">
         <w:r>
           <w:rPr>
             <w:rStyle w:val="Hyperlink"/>
@@ -966,7 +720,7 @@
       <w:pPr>
         <w:spacing w:lineRule="auto"/>
       </w:pPr>
-      <w:hyperlink r:id="rId34">
+      <w:hyperlink r:id="rId32">
         <w:r>
           <w:rPr>
             <w:rStyle w:val="Hyperlink"/>
@@ -989,7 +743,7 @@
       <w:pPr>
         <w:spacing w:lineRule="auto"/>
       </w:pPr>
-      <w:hyperlink r:id="rId35">
+      <w:hyperlink r:id="rId33">
         <w:r>
           <w:rPr>
             <w:rStyle w:val="Hyperlink"/>
@@ -1012,7 +766,7 @@
       <w:pPr>
         <w:spacing w:lineRule="auto"/>
       </w:pPr>
-      <w:hyperlink r:id="rId36">
+      <w:hyperlink r:id="rId34">
         <w:r>
           <w:rPr>
             <w:rStyle w:val="Hyperlink"/>
@@ -1035,7 +789,7 @@
       <w:pPr>
         <w:spacing w:lineRule="auto"/>
       </w:pPr>
-      <w:hyperlink r:id="rId37">
+      <w:hyperlink r:id="rId35">
         <w:r>
           <w:rPr>
             <w:rStyle w:val="Hyperlink"/>
@@ -1058,7 +812,7 @@
       <w:pPr>
         <w:spacing w:lineRule="auto"/>
       </w:pPr>
-      <w:hyperlink r:id="rId38">
+      <w:hyperlink r:id="rId36">
         <w:r>
           <w:rPr>
             <w:rStyle w:val="Hyperlink"/>
@@ -1081,7 +835,7 @@
       <w:pPr>
         <w:spacing w:lineRule="auto"/>
       </w:pPr>
-      <w:hyperlink r:id="rId39">
+      <w:hyperlink r:id="rId37">
         <w:r>
           <w:rPr>
             <w:rStyle w:val="Hyperlink"/>
@@ -1104,7 +858,7 @@
       <w:pPr>
         <w:spacing w:lineRule="auto"/>
       </w:pPr>
-      <w:hyperlink r:id="rId40">
+      <w:hyperlink r:id="rId38">
         <w:r>
           <w:rPr>
             <w:rStyle w:val="Hyperlink"/>
@@ -1127,7 +881,7 @@
       <w:pPr>
         <w:spacing w:lineRule="auto"/>
       </w:pPr>
-      <w:hyperlink r:id="rId41">
+      <w:hyperlink r:id="rId39">
         <w:r>
           <w:rPr>
             <w:rStyle w:val="Hyperlink"/>
@@ -1150,7 +904,7 @@
       <w:pPr>
         <w:spacing w:lineRule="auto"/>
       </w:pPr>
-      <w:hyperlink r:id="rId42">
+      <w:hyperlink r:id="rId40">
         <w:r>
           <w:rPr>
             <w:rStyle w:val="Hyperlink"/>
@@ -1173,7 +927,7 @@
       <w:pPr>
         <w:spacing w:lineRule="auto"/>
       </w:pPr>
-      <w:hyperlink r:id="rId43">
+      <w:hyperlink r:id="rId41">
         <w:r>
           <w:rPr>
             <w:rStyle w:val="Hyperlink"/>
@@ -1196,7 +950,7 @@
       <w:pPr>
         <w:spacing w:lineRule="auto"/>
       </w:pPr>
-      <w:hyperlink r:id="rId44">
+      <w:hyperlink r:id="rId42">
         <w:r>
           <w:rPr>
             <w:rStyle w:val="Hyperlink"/>
@@ -1219,7 +973,7 @@
       <w:pPr>
         <w:spacing w:lineRule="auto"/>
       </w:pPr>
-      <w:hyperlink r:id="rId45">
+      <w:hyperlink r:id="rId43">
         <w:r>
           <w:rPr>
             <w:rStyle w:val="Hyperlink"/>
@@ -1242,7 +996,7 @@
       <w:pPr>
         <w:spacing w:lineRule="auto"/>
       </w:pPr>
-      <w:hyperlink r:id="rId46">
+      <w:hyperlink r:id="rId44">
         <w:r>
           <w:rPr>
             <w:rStyle w:val="Hyperlink"/>
@@ -1265,7 +1019,7 @@
       <w:pPr>
         <w:spacing w:lineRule="auto"/>
       </w:pPr>
-      <w:hyperlink r:id="rId47">
+      <w:hyperlink r:id="rId45">
         <w:r>
           <w:rPr>
             <w:rStyle w:val="Hyperlink"/>
@@ -1288,7 +1042,7 @@
       <w:pPr>
         <w:spacing w:lineRule="auto"/>
       </w:pPr>
-      <w:hyperlink r:id="rId48">
+      <w:hyperlink r:id="rId46">
         <w:r>
           <w:rPr>
             <w:rStyle w:val="Hyperlink"/>
@@ -1311,7 +1065,7 @@
       <w:pPr>
         <w:spacing w:lineRule="auto"/>
       </w:pPr>
-      <w:hyperlink r:id="rId49">
+      <w:hyperlink r:id="rId47">
         <w:r>
           <w:rPr>
             <w:rStyle w:val="Hyperlink"/>
@@ -1334,7 +1088,7 @@
       <w:pPr>
         <w:spacing w:lineRule="auto"/>
       </w:pPr>
-      <w:hyperlink r:id="rId50">
+      <w:hyperlink r:id="rId48">
         <w:r>
           <w:rPr>
             <w:rStyle w:val="Hyperlink"/>
@@ -1357,7 +1111,7 @@
       <w:pPr>
         <w:spacing w:lineRule="auto"/>
       </w:pPr>
-      <w:hyperlink r:id="rId51">
+      <w:hyperlink r:id="rId49">
         <w:r>
           <w:rPr>
             <w:rStyle w:val="Hyperlink"/>
@@ -1380,7 +1134,7 @@
       <w:pPr>
         <w:spacing w:lineRule="auto"/>
       </w:pPr>
-      <w:hyperlink r:id="rId52">
+      <w:hyperlink r:id="rId50">
         <w:r>
           <w:rPr>
             <w:rStyle w:val="Hyperlink"/>
@@ -1403,7 +1157,7 @@
       <w:pPr>
         <w:spacing w:lineRule="auto"/>
       </w:pPr>
-      <w:hyperlink r:id="rId53">
+      <w:hyperlink r:id="rId51">
         <w:r>
           <w:rPr>
             <w:rStyle w:val="Hyperlink"/>
@@ -1426,7 +1180,7 @@
       <w:pPr>
         <w:spacing w:lineRule="auto"/>
       </w:pPr>
-      <w:hyperlink r:id="rId54">
+      <w:hyperlink r:id="rId52">
         <w:r>
           <w:rPr>
             <w:rStyle w:val="Hyperlink"/>
@@ -1449,7 +1203,7 @@
       <w:pPr>
         <w:spacing w:lineRule="auto"/>
       </w:pPr>
-      <w:hyperlink r:id="rId55">
+      <w:hyperlink r:id="rId53">
         <w:r>
           <w:rPr>
             <w:rStyle w:val="Hyperlink"/>
@@ -1472,7 +1226,7 @@
       <w:pPr>
         <w:spacing w:lineRule="auto"/>
       </w:pPr>
-      <w:hyperlink r:id="rId56">
+      <w:hyperlink r:id="rId54">
         <w:r>
           <w:rPr>
             <w:rStyle w:val="Hyperlink"/>
@@ -1495,7 +1249,7 @@
       <w:pPr>
         <w:spacing w:lineRule="auto"/>
       </w:pPr>
-      <w:hyperlink r:id="rId57">
+      <w:hyperlink r:id="rId55">
         <w:r>
           <w:rPr>
             <w:rStyle w:val="Hyperlink"/>
@@ -1518,7 +1272,7 @@
       <w:pPr>
         <w:spacing w:lineRule="auto"/>
       </w:pPr>
-      <w:hyperlink r:id="rId58">
+      <w:hyperlink r:id="rId56">
         <w:r>
           <w:rPr>
             <w:rStyle w:val="Hyperlink"/>
@@ -1541,7 +1295,7 @@
       <w:pPr>
         <w:spacing w:lineRule="auto"/>
       </w:pPr>
-      <w:hyperlink r:id="rId59">
+      <w:hyperlink r:id="rId57">
         <w:r>
           <w:rPr>
             <w:rStyle w:val="Hyperlink"/>
@@ -1564,7 +1318,7 @@
       <w:pPr>
         <w:spacing w:lineRule="auto"/>
       </w:pPr>
-      <w:hyperlink r:id="rId60">
+      <w:hyperlink r:id="rId58">
         <w:r>
           <w:rPr>
             <w:rStyle w:val="Hyperlink"/>
@@ -1587,7 +1341,7 @@
       <w:pPr>
         <w:spacing w:lineRule="auto"/>
       </w:pPr>
-      <w:hyperlink r:id="rId61">
+      <w:hyperlink r:id="rId59">
         <w:r>
           <w:rPr>
             <w:rStyle w:val="Hyperlink"/>
@@ -1610,7 +1364,7 @@
       <w:pPr>
         <w:spacing w:lineRule="auto"/>
       </w:pPr>
-      <w:hyperlink r:id="rId62">
+      <w:hyperlink r:id="rId60">
         <w:r>
           <w:rPr>
             <w:rStyle w:val="Hyperlink"/>
@@ -1633,7 +1387,7 @@
       <w:pPr>
         <w:spacing w:lineRule="auto"/>
       </w:pPr>
-      <w:hyperlink r:id="rId63">
+      <w:hyperlink r:id="rId61">
         <w:r>
           <w:rPr>
             <w:rStyle w:val="Hyperlink"/>
@@ -1656,7 +1410,7 @@
       <w:pPr>
         <w:spacing w:lineRule="auto"/>
       </w:pPr>
-      <w:hyperlink r:id="rId64">
+      <w:hyperlink r:id="rId62">
         <w:r>
           <w:rPr>
             <w:rStyle w:val="Hyperlink"/>
@@ -1679,7 +1433,7 @@
       <w:pPr>
         <w:spacing w:lineRule="auto"/>
       </w:pPr>
-      <w:hyperlink r:id="rId65">
+      <w:hyperlink r:id="rId63">
         <w:r>
           <w:rPr>
             <w:rStyle w:val="Hyperlink"/>
@@ -5062,16 +4816,16 @@
           <wp:inline distB="0" distL="0" distR="0" distT="0">
             <wp:extent cx="5486400" cy="3625795"/>
             <wp:effectExtent b="0" l="0" r="0" t="0"/>
-            <wp:docPr id="6" name="image-R8zTzVyIrKGSwfDGuaKjE.png"/>
+            <wp:docPr id="4" name="image-5TYbg6Mst0_Du3ZXRhruM.png"/>
             <a:graphic>
               <a:graphicData uri="http://schemas.openxmlformats.org/drawingml/2006/picture">
                 <pic:pic>
                   <pic:nvPicPr>
-                    <pic:cNvPr id="6" name="image-R8zTzVyIrKGSwfDGuaKjE.png" descr="Three-tier architecture of the delivered system"/>
+                    <pic:cNvPr id="4" name="image-5TYbg6Mst0_Du3ZXRhruM.png" descr="Three-tier architecture of the delivered system"/>
                     <pic:cNvPicPr/>
                   </pic:nvPicPr>
                   <pic:blipFill>
-                    <a:blip r:embed="rId67" cstate="print"/>
+                    <a:blip r:embed="rId65" cstate="print"/>
                     <a:srcRect b="0" l="0" r="0" t="0"/>
                     <a:stretch>
                       <a:fillRect/>
@@ -5809,16 +5563,16 @@
           <wp:inline distB="0" distL="0" distR="0" distT="0">
             <wp:extent cx="5486400" cy="5028559"/>
             <wp:effectExtent b="0" l="0" r="0" t="0"/>
-            <wp:docPr id="8" name="image-m-x40Yj95Nu9_kNaX5M1H.png"/>
+            <wp:docPr id="6" name="image-QlUaKyNY0mh7ZA2e1-Qal.png"/>
             <a:graphic>
               <a:graphicData uri="http://schemas.openxmlformats.org/drawingml/2006/picture">
                 <pic:pic>
                   <pic:nvPicPr>
-                    <pic:cNvPr id="8" name="image-m-x40Yj95Nu9_kNaX5M1H.png" descr="Entity relationship diagram of the data model"/>
+                    <pic:cNvPr id="6" name="image-QlUaKyNY0mh7ZA2e1-Qal.png" descr="Entity relationship diagram of the data model"/>
                     <pic:cNvPicPr/>
                   </pic:nvPicPr>
                   <pic:blipFill>
-                    <a:blip r:embed="rId69" cstate="print"/>
+                    <a:blip r:embed="rId67" cstate="print"/>
                     <a:srcRect b="0" l="0" r="0" t="0"/>
                     <a:stretch>
                       <a:fillRect/>
@@ -6175,16 +5929,16 @@
           <wp:inline distB="0" distL="0" distR="0" distT="0">
             <wp:extent cx="5486400" cy="2912639"/>
             <wp:effectExtent b="0" l="0" r="0" t="0"/>
-            <wp:docPr id="10" name="image-qFQcqIYe0m3ms2FAkLK81.png"/>
+            <wp:docPr id="8" name="image-raeYoS0vleJuTlPenlyyZ.png"/>
             <a:graphic>
               <a:graphicData uri="http://schemas.openxmlformats.org/drawingml/2006/picture">
                 <pic:pic>
                   <pic:nvPicPr>
-                    <pic:cNvPr id="10" name="image-qFQcqIYe0m3ms2FAkLK81.png" descr="Sequence diagram of the end-to-end request flow"/>
+                    <pic:cNvPr id="8" name="image-raeYoS0vleJuTlPenlyyZ.png" descr="Sequence diagram of the end-to-end request flow"/>
                     <pic:cNvPicPr/>
                   </pic:nvPicPr>
                   <pic:blipFill>
-                    <a:blip r:embed="rId71" cstate="print"/>
+                    <a:blip r:embed="rId69" cstate="print"/>
                     <a:srcRect b="0" l="0" r="0" t="0"/>
                     <a:stretch>
                       <a:fillRect/>
@@ -6991,12 +6745,51 @@
           <wp:inline distB="0" distL="0" distR="0" distT="0">
             <wp:extent cx="5486400" cy="12192000"/>
             <wp:effectExtent b="0" l="0" r="0" t="0"/>
-            <wp:docPr id="12" name="image-14o_svLQjWhPp6ehB-MYL.png"/>
+            <wp:docPr id="10" name="image-twAlWhZbZyg6CYAqt5Stc.png"/>
             <a:graphic>
               <a:graphicData uri="http://schemas.openxmlformats.org/drawingml/2006/picture">
                 <pic:pic>
                   <pic:nvPicPr>
-                    <pic:cNvPr id="12" name="image-14o_svLQjWhPp6ehB-MYL.png" descr="Home dashboard of the mobile application"/>
+                    <pic:cNvPr id="10" name="image-twAlWhZbZyg6CYAqt5Stc.png" descr="Home dashboard of the mobile application"/>
+                    <pic:cNvPicPr/>
+                  </pic:nvPicPr>
+                  <pic:blipFill>
+                    <a:blip r:embed="rId71" cstate="print"/>
+                    <a:srcRect b="0" l="0" r="0" t="0"/>
+                    <a:stretch>
+                      <a:fillRect/>
+                    </a:stretch>
+                  </pic:blipFill>
+                  <pic:spPr>
+                    <a:xfrm>
+                      <a:off x="0" y="0"/>
+                      <a:ext cx="5486400" cy="12192000"/>
+                    </a:xfrm>
+                    <a:prstGeom prst="rect"/>
+                  </pic:spPr>
+                </pic:pic>
+              </a:graphicData>
+            </a:graphic>
+          </wp:inline>
+        </w:drawing>
+      </w:r>
+    </w:p>
+    <w:p>
+      <w:pPr>
+        <w:spacing w:lineRule="auto"/>
+      </w:pPr>
+      <w:r>
+        <w:rPr/>
+        <w:drawing>
+          <wp:inline distB="0" distL="0" distR="0" distT="0">
+            <wp:extent cx="5486400" cy="12192000"/>
+            <wp:effectExtent b="0" l="0" r="0" t="0"/>
+            <wp:docPr id="12" name="image-WY_ldLcHhKZJMm2nFtcGN.png"/>
+            <a:graphic>
+              <a:graphicData uri="http://schemas.openxmlformats.org/drawingml/2006/picture">
+                <pic:pic>
+                  <pic:nvPicPr>
+                    <pic:cNvPr id="12" name="image-WY_ldLcHhKZJMm2nFtcGN.png" descr="Symptom selection screen"/>
                     <pic:cNvPicPr/>
                   </pic:nvPicPr>
                   <pic:blipFill>
@@ -7030,12 +6823,12 @@
           <wp:inline distB="0" distL="0" distR="0" distT="0">
             <wp:extent cx="5486400" cy="12192000"/>
             <wp:effectExtent b="0" l="0" r="0" t="0"/>
-            <wp:docPr id="14" name="image-r5XNh216OHlNHcoTnmjsR.png"/>
+            <wp:docPr id="14" name="image-9d_RxhFeK7YnuSSYWopsF.png"/>
             <a:graphic>
               <a:graphicData uri="http://schemas.openxmlformats.org/drawingml/2006/picture">
                 <pic:pic>
                   <pic:nvPicPr>
-                    <pic:cNvPr id="14" name="image-r5XNh216OHlNHcoTnmjsR.png" descr="Symptom selection screen"/>
+                    <pic:cNvPr id="14" name="image-9d_RxhFeK7YnuSSYWopsF.png" descr="Ranked results with explainability chips"/>
                     <pic:cNvPicPr/>
                   </pic:nvPicPr>
                   <pic:blipFill>
@@ -7069,12 +6862,12 @@
           <wp:inline distB="0" distL="0" distR="0" distT="0">
             <wp:extent cx="5486400" cy="12192000"/>
             <wp:effectExtent b="0" l="0" r="0" t="0"/>
-            <wp:docPr id="16" name="image-aCl9RtUIq1k7t72zQq_kB.png"/>
+            <wp:docPr id="16" name="image-8c7Dv_RFoNMwCYKy9_nlM.png"/>
             <a:graphic>
               <a:graphicData uri="http://schemas.openxmlformats.org/drawingml/2006/picture">
                 <pic:pic>
                   <pic:nvPicPr>
-                    <pic:cNvPr id="16" name="image-aCl9RtUIq1k7t72zQq_kB.png" descr="Ranked results with explainability chips"/>
+                    <pic:cNvPr id="16" name="image-8c7Dv_RFoNMwCYKy9_nlM.png" descr="Nearby providers list"/>
                     <pic:cNvPicPr/>
                   </pic:nvPicPr>
                   <pic:blipFill>
@@ -7108,55 +6901,16 @@
           <wp:inline distB="0" distL="0" distR="0" distT="0">
             <wp:extent cx="5486400" cy="12192000"/>
             <wp:effectExtent b="0" l="0" r="0" t="0"/>
-            <wp:docPr id="18" name="image-o3TPrfQsX-WzIvWAYtnh1.png"/>
+            <wp:docPr id="18" name="image-ZZH0TkHyCML-ogoAXGqAb.png"/>
             <a:graphic>
               <a:graphicData uri="http://schemas.openxmlformats.org/drawingml/2006/picture">
                 <pic:pic>
                   <pic:nvPicPr>
-                    <pic:cNvPr id="18" name="image-o3TPrfQsX-WzIvWAYtnh1.png" descr="Nearby providers list"/>
+                    <pic:cNvPr id="18" name="image-ZZH0TkHyCML-ogoAXGqAb.png" descr="Query history screen"/>
                     <pic:cNvPicPr/>
                   </pic:nvPicPr>
                   <pic:blipFill>
                     <a:blip r:embed="rId79" cstate="print"/>
-                    <a:srcRect b="0" l="0" r="0" t="0"/>
-                    <a:stretch>
-                      <a:fillRect/>
-                    </a:stretch>
-                  </pic:blipFill>
-                  <pic:spPr>
-                    <a:xfrm>
-                      <a:off x="0" y="0"/>
-                      <a:ext cx="5486400" cy="12192000"/>
-                    </a:xfrm>
-                    <a:prstGeom prst="rect"/>
-                  </pic:spPr>
-                </pic:pic>
-              </a:graphicData>
-            </a:graphic>
-          </wp:inline>
-        </w:drawing>
-      </w:r>
-    </w:p>
-    <w:p>
-      <w:pPr>
-        <w:spacing w:lineRule="auto"/>
-      </w:pPr>
-      <w:r>
-        <w:rPr/>
-        <w:drawing>
-          <wp:inline distB="0" distL="0" distR="0" distT="0">
-            <wp:extent cx="5486400" cy="12192000"/>
-            <wp:effectExtent b="0" l="0" r="0" t="0"/>
-            <wp:docPr id="20" name="image-ahbbFqU9DOBG_aIVtlHB6.png"/>
-            <a:graphic>
-              <a:graphicData uri="http://schemas.openxmlformats.org/drawingml/2006/picture">
-                <pic:pic>
-                  <pic:nvPicPr>
-                    <pic:cNvPr id="20" name="image-ahbbFqU9DOBG_aIVtlHB6.png" descr="Query history screen"/>
-                    <pic:cNvPicPr/>
-                  </pic:nvPicPr>
-                  <pic:blipFill>
-                    <a:blip r:embed="rId81" cstate="print"/>
                     <a:srcRect b="0" l="0" r="0" t="0"/>
                     <a:stretch>
                       <a:fillRect/>
@@ -11389,12 +11143,12 @@
         <w:rPr/>
         <w:t xml:space="preserve">. </w:t>
       </w:r>
-      <w:hyperlink r:id="rId82">
+      <w:hyperlink r:id="rId80">
         <w:r>
           <w:rPr>
             <w:rStyle w:val="Hyperlink"/>
           </w:rPr>
-          <w:t xml:space="preserve">https://ada.com SMARTPANTS_PRESERVED_2081  SMARTPANTS_PRESERVED_2082  </w:t>
+          <w:t xml:space="preserve">https://ada.com SMARTPANTS_PRESERVED_2032  SMARTPANTS_PRESERVED_2033  </w:t>
         </w:r>
       </w:hyperlink>
     </w:p>

--- a/docs/reports/build/end-semester-report.docx
+++ b/docs/reports/build/end-semester-report.docx
@@ -25,12 +25,12 @@
           <wp:inline distB="0" distL="0" distR="0" distT="0">
             <wp:extent cx="5486400" cy="2926080"/>
             <wp:effectExtent b="0" l="0" r="0" t="0"/>
-            <wp:docPr id="2" name="image-AaHvdEmSrW9zKS2zV7_E-.png"/>
+            <wp:docPr id="2" name="image-alVQm6neTygBfCs6-OrBO.png"/>
             <a:graphic>
               <a:graphicData uri="http://schemas.openxmlformats.org/drawingml/2006/picture">
                 <pic:pic>
                   <pic:nvPicPr>
-                    <pic:cNvPr id="2" name="image-AaHvdEmSrW9zKS2zV7_E-.png" descr="United States International University Africa logo"/>
+                    <pic:cNvPr id="2" name="image-alVQm6neTygBfCs6-OrBO.png" descr="United States International University Africa logo"/>
                     <pic:cNvPicPr/>
                   </pic:nvPicPr>
                   <pic:blipFill>
@@ -4816,12 +4816,12 @@
           <wp:inline distB="0" distL="0" distR="0" distT="0">
             <wp:extent cx="5486400" cy="3625795"/>
             <wp:effectExtent b="0" l="0" r="0" t="0"/>
-            <wp:docPr id="4" name="image-5TYbg6Mst0_Du3ZXRhruM.png"/>
+            <wp:docPr id="4" name="image-RAaCzu2A3qQy2NawD408n.png"/>
             <a:graphic>
               <a:graphicData uri="http://schemas.openxmlformats.org/drawingml/2006/picture">
                 <pic:pic>
                   <pic:nvPicPr>
-                    <pic:cNvPr id="4" name="image-5TYbg6Mst0_Du3ZXRhruM.png" descr="Three-tier architecture of the delivered system"/>
+                    <pic:cNvPr id="4" name="image-RAaCzu2A3qQy2NawD408n.png" descr="Three-tier architecture of the delivered system"/>
                     <pic:cNvPicPr/>
                   </pic:nvPicPr>
                   <pic:blipFill>
@@ -5563,12 +5563,12 @@
           <wp:inline distB="0" distL="0" distR="0" distT="0">
             <wp:extent cx="5486400" cy="5028559"/>
             <wp:effectExtent b="0" l="0" r="0" t="0"/>
-            <wp:docPr id="6" name="image-QlUaKyNY0mh7ZA2e1-Qal.png"/>
+            <wp:docPr id="6" name="image-RrChyqli-DGpFWlaDWKS2.png"/>
             <a:graphic>
               <a:graphicData uri="http://schemas.openxmlformats.org/drawingml/2006/picture">
                 <pic:pic>
                   <pic:nvPicPr>
-                    <pic:cNvPr id="6" name="image-QlUaKyNY0mh7ZA2e1-Qal.png" descr="Entity relationship diagram of the data model"/>
+                    <pic:cNvPr id="6" name="image-RrChyqli-DGpFWlaDWKS2.png" descr="Entity relationship diagram of the data model"/>
                     <pic:cNvPicPr/>
                   </pic:nvPicPr>
                   <pic:blipFill>
@@ -5929,12 +5929,12 @@
           <wp:inline distB="0" distL="0" distR="0" distT="0">
             <wp:extent cx="5486400" cy="2912639"/>
             <wp:effectExtent b="0" l="0" r="0" t="0"/>
-            <wp:docPr id="8" name="image-raeYoS0vleJuTlPenlyyZ.png"/>
+            <wp:docPr id="8" name="image-nFKgMuuJBmXMpdDYW1k0b.png"/>
             <a:graphic>
               <a:graphicData uri="http://schemas.openxmlformats.org/drawingml/2006/picture">
                 <pic:pic>
                   <pic:nvPicPr>
-                    <pic:cNvPr id="8" name="image-raeYoS0vleJuTlPenlyyZ.png" descr="Sequence diagram of the end-to-end request flow"/>
+                    <pic:cNvPr id="8" name="image-nFKgMuuJBmXMpdDYW1k0b.png" descr="Sequence diagram of the end-to-end request flow"/>
                     <pic:cNvPicPr/>
                   </pic:nvPicPr>
                   <pic:blipFill>
@@ -6745,12 +6745,12 @@
           <wp:inline distB="0" distL="0" distR="0" distT="0">
             <wp:extent cx="5486400" cy="12192000"/>
             <wp:effectExtent b="0" l="0" r="0" t="0"/>
-            <wp:docPr id="10" name="image-twAlWhZbZyg6CYAqt5Stc.png"/>
+            <wp:docPr id="10" name="image-HiR6qdEtjT5CfQwXzS6zy.png"/>
             <a:graphic>
               <a:graphicData uri="http://schemas.openxmlformats.org/drawingml/2006/picture">
                 <pic:pic>
                   <pic:nvPicPr>
-                    <pic:cNvPr id="10" name="image-twAlWhZbZyg6CYAqt5Stc.png" descr="Home dashboard of the mobile application"/>
+                    <pic:cNvPr id="10" name="image-HiR6qdEtjT5CfQwXzS6zy.png" descr="Home dashboard of the mobile application"/>
                     <pic:cNvPicPr/>
                   </pic:nvPicPr>
                   <pic:blipFill>
@@ -6784,12 +6784,12 @@
           <wp:inline distB="0" distL="0" distR="0" distT="0">
             <wp:extent cx="5486400" cy="12192000"/>
             <wp:effectExtent b="0" l="0" r="0" t="0"/>
-            <wp:docPr id="12" name="image-WY_ldLcHhKZJMm2nFtcGN.png"/>
+            <wp:docPr id="12" name="image-yUHsC1NtfduuBfulQcg4f.png"/>
             <a:graphic>
               <a:graphicData uri="http://schemas.openxmlformats.org/drawingml/2006/picture">
                 <pic:pic>
                   <pic:nvPicPr>
-                    <pic:cNvPr id="12" name="image-WY_ldLcHhKZJMm2nFtcGN.png" descr="Symptom selection screen"/>
+                    <pic:cNvPr id="12" name="image-yUHsC1NtfduuBfulQcg4f.png" descr="Symptom selection screen"/>
                     <pic:cNvPicPr/>
                   </pic:nvPicPr>
                   <pic:blipFill>
@@ -6823,12 +6823,12 @@
           <wp:inline distB="0" distL="0" distR="0" distT="0">
             <wp:extent cx="5486400" cy="12192000"/>
             <wp:effectExtent b="0" l="0" r="0" t="0"/>
-            <wp:docPr id="14" name="image-9d_RxhFeK7YnuSSYWopsF.png"/>
+            <wp:docPr id="14" name="image-NmL1zeGmdQh0iGRXgf3A-.png"/>
             <a:graphic>
               <a:graphicData uri="http://schemas.openxmlformats.org/drawingml/2006/picture">
                 <pic:pic>
                   <pic:nvPicPr>
-                    <pic:cNvPr id="14" name="image-9d_RxhFeK7YnuSSYWopsF.png" descr="Ranked results with explainability chips"/>
+                    <pic:cNvPr id="14" name="image-NmL1zeGmdQh0iGRXgf3A-.png" descr="Ranked results with explainability chips"/>
                     <pic:cNvPicPr/>
                   </pic:nvPicPr>
                   <pic:blipFill>
@@ -6862,12 +6862,12 @@
           <wp:inline distB="0" distL="0" distR="0" distT="0">
             <wp:extent cx="5486400" cy="12192000"/>
             <wp:effectExtent b="0" l="0" r="0" t="0"/>
-            <wp:docPr id="16" name="image-8c7Dv_RFoNMwCYKy9_nlM.png"/>
+            <wp:docPr id="16" name="image-d7li0-Inz7sLMAkCJ6cj7.png"/>
             <a:graphic>
               <a:graphicData uri="http://schemas.openxmlformats.org/drawingml/2006/picture">
                 <pic:pic>
                   <pic:nvPicPr>
-                    <pic:cNvPr id="16" name="image-8c7Dv_RFoNMwCYKy9_nlM.png" descr="Nearby providers list"/>
+                    <pic:cNvPr id="16" name="image-d7li0-Inz7sLMAkCJ6cj7.png" descr="Nearby providers list"/>
                     <pic:cNvPicPr/>
                   </pic:nvPicPr>
                   <pic:blipFill>
@@ -6901,12 +6901,12 @@
           <wp:inline distB="0" distL="0" distR="0" distT="0">
             <wp:extent cx="5486400" cy="12192000"/>
             <wp:effectExtent b="0" l="0" r="0" t="0"/>
-            <wp:docPr id="18" name="image-ZZH0TkHyCML-ogoAXGqAb.png"/>
+            <wp:docPr id="18" name="image-t4w4zBZsINHVbCu8EdljV.png"/>
             <a:graphic>
               <a:graphicData uri="http://schemas.openxmlformats.org/drawingml/2006/picture">
                 <pic:pic>
                   <pic:nvPicPr>
-                    <pic:cNvPr id="18" name="image-ZZH0TkHyCML-ogoAXGqAb.png" descr="Query history screen"/>
+                    <pic:cNvPr id="18" name="image-t4w4zBZsINHVbCu8EdljV.png" descr="Query history screen"/>
                     <pic:cNvPicPr/>
                   </pic:nvPicPr>
                   <pic:blipFill>

--- a/docs/reports/build/end-semester-report.docx
+++ b/docs/reports/build/end-semester-report.docx
@@ -25,12 +25,12 @@
           <wp:inline distB="0" distL="0" distR="0" distT="0">
             <wp:extent cx="5486400" cy="2926080"/>
             <wp:effectExtent b="0" l="0" r="0" t="0"/>
-            <wp:docPr id="2" name="image-alVQm6neTygBfCs6-OrBO.png"/>
+            <wp:docPr id="2" name="image-V0--3QxL9_uUyqtPq5Wyj.png"/>
             <a:graphic>
               <a:graphicData uri="http://schemas.openxmlformats.org/drawingml/2006/picture">
                 <pic:pic>
                   <pic:nvPicPr>
-                    <pic:cNvPr id="2" name="image-alVQm6neTygBfCs6-OrBO.png" descr="United States International University Africa logo"/>
+                    <pic:cNvPr id="2" name="image-V0--3QxL9_uUyqtPq5Wyj.png" descr="United States International University Africa logo"/>
                     <pic:cNvPicPr/>
                   </pic:nvPicPr>
                   <pic:blipFill>
@@ -2510,7 +2510,7 @@
       </w:pPr>
       <w:r>
         <w:rPr/>
-        <w:t xml:space="preserve">Three limitations are stated plainly here and revisited in Section 7.3. First, the knowledge base is an educational rule set curated for this project and has not been clinically validated; the application is a guidance tool and not a medical device. Second, the query log is held in memory and is therefore lost when the server restarts. Third, the deployed prototype has no user authentication, so query history is held in memory in the app rather than being persisted or tied to an account, and is lost when the application closes.</w:t>
+        <w:t xml:space="preserve">Three limitations are stated plainly here and revisited in Section 7.3. First, the knowledge base is an educational rule set curated for this project and has not been clinically validated; the application is a guidance tool and not a medical device. Second, the query log is held in memory and is therefore lost when the server restarts. Third, authentication was added late in the project: users sign in with email and password, and the API verifies their token, but query history is still held in memory in the app rather than persisted, so it is lost when the application closes.</w:t>
       </w:r>
     </w:p>
     <w:p>
@@ -4816,12 +4816,12 @@
           <wp:inline distB="0" distL="0" distR="0" distT="0">
             <wp:extent cx="5486400" cy="3625795"/>
             <wp:effectExtent b="0" l="0" r="0" t="0"/>
-            <wp:docPr id="4" name="image-RAaCzu2A3qQy2NawD408n.png"/>
+            <wp:docPr id="4" name="image-hKqFU7VXKC8yXJ07unJfw.png"/>
             <a:graphic>
               <a:graphicData uri="http://schemas.openxmlformats.org/drawingml/2006/picture">
                 <pic:pic>
                   <pic:nvPicPr>
-                    <pic:cNvPr id="4" name="image-RAaCzu2A3qQy2NawD408n.png" descr="Three-tier architecture of the delivered system"/>
+                    <pic:cNvPr id="4" name="image-hKqFU7VXKC8yXJ07unJfw.png" descr="Three-tier architecture of the delivered system"/>
                     <pic:cNvPicPr/>
                   </pic:nvPicPr>
                   <pic:blipFill>
@@ -5563,12 +5563,12 @@
           <wp:inline distB="0" distL="0" distR="0" distT="0">
             <wp:extent cx="5486400" cy="5028559"/>
             <wp:effectExtent b="0" l="0" r="0" t="0"/>
-            <wp:docPr id="6" name="image-RrChyqli-DGpFWlaDWKS2.png"/>
+            <wp:docPr id="6" name="image-MQEsViQlJwhvOLmuo7bKi.png"/>
             <a:graphic>
               <a:graphicData uri="http://schemas.openxmlformats.org/drawingml/2006/picture">
                 <pic:pic>
                   <pic:nvPicPr>
-                    <pic:cNvPr id="6" name="image-RrChyqli-DGpFWlaDWKS2.png" descr="Entity relationship diagram of the data model"/>
+                    <pic:cNvPr id="6" name="image-MQEsViQlJwhvOLmuo7bKi.png" descr="Entity relationship diagram of the data model"/>
                     <pic:cNvPicPr/>
                   </pic:nvPicPr>
                   <pic:blipFill>
@@ -5929,12 +5929,12 @@
           <wp:inline distB="0" distL="0" distR="0" distT="0">
             <wp:extent cx="5486400" cy="2912639"/>
             <wp:effectExtent b="0" l="0" r="0" t="0"/>
-            <wp:docPr id="8" name="image-nFKgMuuJBmXMpdDYW1k0b.png"/>
+            <wp:docPr id="8" name="image-5-aiIhPVRXjuoJLuZQKMV.png"/>
             <a:graphic>
               <a:graphicData uri="http://schemas.openxmlformats.org/drawingml/2006/picture">
                 <pic:pic>
                   <pic:nvPicPr>
-                    <pic:cNvPr id="8" name="image-nFKgMuuJBmXMpdDYW1k0b.png" descr="Sequence diagram of the end-to-end request flow"/>
+                    <pic:cNvPr id="8" name="image-5-aiIhPVRXjuoJLuZQKMV.png" descr="Sequence diagram of the end-to-end request flow"/>
                     <pic:cNvPicPr/>
                   </pic:nvPicPr>
                   <pic:blipFill>
@@ -6745,12 +6745,12 @@
           <wp:inline distB="0" distL="0" distR="0" distT="0">
             <wp:extent cx="5486400" cy="12192000"/>
             <wp:effectExtent b="0" l="0" r="0" t="0"/>
-            <wp:docPr id="10" name="image-HiR6qdEtjT5CfQwXzS6zy.png"/>
+            <wp:docPr id="10" name="image-CQQWMkAcHz_s33hitzVN0.png"/>
             <a:graphic>
               <a:graphicData uri="http://schemas.openxmlformats.org/drawingml/2006/picture">
                 <pic:pic>
                   <pic:nvPicPr>
-                    <pic:cNvPr id="10" name="image-HiR6qdEtjT5CfQwXzS6zy.png" descr="Home dashboard of the mobile application"/>
+                    <pic:cNvPr id="10" name="image-CQQWMkAcHz_s33hitzVN0.png" descr="Home dashboard of the mobile application"/>
                     <pic:cNvPicPr/>
                   </pic:nvPicPr>
                   <pic:blipFill>
@@ -6784,12 +6784,12 @@
           <wp:inline distB="0" distL="0" distR="0" distT="0">
             <wp:extent cx="5486400" cy="12192000"/>
             <wp:effectExtent b="0" l="0" r="0" t="0"/>
-            <wp:docPr id="12" name="image-yUHsC1NtfduuBfulQcg4f.png"/>
+            <wp:docPr id="12" name="image-4d67KTLXvKqGuJ7aLTeNT.png"/>
             <a:graphic>
               <a:graphicData uri="http://schemas.openxmlformats.org/drawingml/2006/picture">
                 <pic:pic>
                   <pic:nvPicPr>
-                    <pic:cNvPr id="12" name="image-yUHsC1NtfduuBfulQcg4f.png" descr="Symptom selection screen"/>
+                    <pic:cNvPr id="12" name="image-4d67KTLXvKqGuJ7aLTeNT.png" descr="Symptom selection screen"/>
                     <pic:cNvPicPr/>
                   </pic:nvPicPr>
                   <pic:blipFill>
@@ -6823,12 +6823,12 @@
           <wp:inline distB="0" distL="0" distR="0" distT="0">
             <wp:extent cx="5486400" cy="12192000"/>
             <wp:effectExtent b="0" l="0" r="0" t="0"/>
-            <wp:docPr id="14" name="image-NmL1zeGmdQh0iGRXgf3A-.png"/>
+            <wp:docPr id="14" name="image-PbxNcR48EMSfR_1rpVfTb.png"/>
             <a:graphic>
               <a:graphicData uri="http://schemas.openxmlformats.org/drawingml/2006/picture">
                 <pic:pic>
                   <pic:nvPicPr>
-                    <pic:cNvPr id="14" name="image-NmL1zeGmdQh0iGRXgf3A-.png" descr="Ranked results with explainability chips"/>
+                    <pic:cNvPr id="14" name="image-PbxNcR48EMSfR_1rpVfTb.png" descr="Ranked results with explainability chips"/>
                     <pic:cNvPicPr/>
                   </pic:nvPicPr>
                   <pic:blipFill>
@@ -6862,12 +6862,12 @@
           <wp:inline distB="0" distL="0" distR="0" distT="0">
             <wp:extent cx="5486400" cy="12192000"/>
             <wp:effectExtent b="0" l="0" r="0" t="0"/>
-            <wp:docPr id="16" name="image-d7li0-Inz7sLMAkCJ6cj7.png"/>
+            <wp:docPr id="16" name="image-LXbn9v-BIRRFKLixK6ZLp.png"/>
             <a:graphic>
               <a:graphicData uri="http://schemas.openxmlformats.org/drawingml/2006/picture">
                 <pic:pic>
                   <pic:nvPicPr>
-                    <pic:cNvPr id="16" name="image-d7li0-Inz7sLMAkCJ6cj7.png" descr="Nearby providers list"/>
+                    <pic:cNvPr id="16" name="image-LXbn9v-BIRRFKLixK6ZLp.png" descr="Nearby providers list"/>
                     <pic:cNvPicPr/>
                   </pic:nvPicPr>
                   <pic:blipFill>
@@ -6901,12 +6901,12 @@
           <wp:inline distB="0" distL="0" distR="0" distT="0">
             <wp:extent cx="5486400" cy="12192000"/>
             <wp:effectExtent b="0" l="0" r="0" t="0"/>
-            <wp:docPr id="18" name="image-t4w4zBZsINHVbCu8EdljV.png"/>
+            <wp:docPr id="18" name="image-YlmIovmF2ImbIpNfepcS7.png"/>
             <a:graphic>
               <a:graphicData uri="http://schemas.openxmlformats.org/drawingml/2006/picture">
                 <pic:pic>
                   <pic:nvPicPr>
-                    <pic:cNvPr id="18" name="image-t4w4zBZsINHVbCu8EdljV.png" descr="Query history screen"/>
+                    <pic:cNvPr id="18" name="image-YlmIovmF2ImbIpNfepcS7.png" descr="Query history screen"/>
                     <pic:cNvPicPr/>
                   </pic:nvPicPr>
                   <pic:blipFill>
@@ -9116,7 +9116,7 @@
       </w:pPr>
       <w:r>
         <w:rPr/>
-        <w:t xml:space="preserve">The automated suite verifies that scoring is arithmetically correct, but not that the ranking is useful. To assess that, twelve symptom vignettes were constructed, one per condition, each listing the symptoms a person with that condition would plausibly report. Each vignette was passed through the engine and the rank of the expected condition was recorded.</w:t>
+        <w:t xml:space="preserve">The automated suite verifies that scoring is arithmetically correct, but not that the ranking is useful. To assess that, twelve symptom vignettes were constructed, covering twelve of the fifteen conditions, each listing the symptoms a person with that condition would plausibly report. Each vignette was passed through the engine and the rank of the expected condition was recorded.</w:t>
       </w:r>
     </w:p>
     <w:tbl>
@@ -11002,7 +11002,7 @@
       </w:pPr>
       <w:r>
         <w:rPr/>
-        <w:t xml:space="preserve">The prototype has no authentication, and query history is held in memory in the app rather than persisted, so it is lost when the application is closed.</w:t>
+        <w:t xml:space="preserve">Authentication is implemented with Firebase email and password sign-in, and the API verifies each caller’s ID token, but query history is still held in memory in the app rather than persisted, so it is lost when the application is closed. Making history durable requires the Firestore store above.</w:t>
       </w:r>
     </w:p>
     <w:p>
@@ -11095,7 +11095,7 @@
       </w:pPr>
       <w:r>
         <w:rPr/>
-        <w:t xml:space="preserve">The immediate priority is security hardening of the API, since the system is otherwise feature-complete: restrict cross-origin access, add security headers, apply rate limiting to the unauthenticated endpoints, clamp request parameters, and bound the in-memory cache and query log. Next, implement the Firestore data store against the existing interface so the query log survives restarts, and wire live Maps credentials while keeping the key server-side. Clinical review of the knowledge base by a qualified practitioner should precede any real use, and the reviewer and date should be recorded. Beyond that, adding authentication would make history per-user, a continuous-integration pipeline would validate every change automatically, and multilingual and offline support would extend reach in the target context.</w:t>
+        <w:t xml:space="preserve">The immediate priority is security hardening of the API, since the system is otherwise feature-complete: restrict cross-origin access, add security headers, apply rate limiting to the unauthenticated endpoints, clamp request parameters, and bound the in-memory cache and query log. Next, implement the Firestore data store against the existing interface so the query log survives restarts, and wire live Maps credentials while keeping the key server-side. Clinical review of the knowledge base by a qualified practitioner should precede any real use, and the reviewer and date should be recorded. Beyond that, persisting the query log would make history durable across devices now that sign-in identifies the user, a continuous-integration pipeline would validate every change automatically, and multilingual and offline support would extend reach in the target context.</w:t>
       </w:r>
     </w:p>
     <w:p>

--- a/docs/reports/build/end-semester-report.docx
+++ b/docs/reports/build/end-semester-report.docx
@@ -25,12 +25,12 @@
           <wp:inline distB="0" distL="0" distR="0" distT="0">
             <wp:extent cx="5486400" cy="2926080"/>
             <wp:effectExtent b="0" l="0" r="0" t="0"/>
-            <wp:docPr id="2" name="image-5toQ2KndBJpEkiRBHChFn.png"/>
+            <wp:docPr id="2" name="image-V0--3QxL9_uUyqtPq5Wyj.png"/>
             <a:graphic>
               <a:graphicData uri="http://schemas.openxmlformats.org/drawingml/2006/picture">
                 <pic:pic>
                   <pic:nvPicPr>
-                    <pic:cNvPr id="2" name="image-5toQ2KndBJpEkiRBHChFn.png" descr="United States International University Africa logo"/>
+                    <pic:cNvPr id="2" name="image-V0--3QxL9_uUyqtPq5Wyj.png" descr="United States International University Africa logo"/>
                     <pic:cNvPicPr/>
                   </pic:nvPicPr>
                   <pic:blipFill>
@@ -60,16 +60,7 @@
       </w:pPr>
       <w:r>
         <w:rPr/>
-        <w:t xml:space="preserve">United States International University – Africa</w:t>
-      </w:r>
-    </w:p>
-    <w:p>
-      <w:pPr>
-        <w:spacing w:lineRule="auto"/>
-      </w:pPr>
-      <w:r>
-        <w:rPr/>
-        <w:t xml:space="preserve">(USIU-Africa)</w:t>
+        <w:t xml:space="preserve">UNITED STATES INTERNATIONAL UNIVERSITY – AFRICA</w:t>
       </w:r>
     </w:p>
     <w:p>
@@ -92,45 +83,7 @@
     </w:p>
     <w:p>
       <w:pPr>
-        <w:spacing w:lineRule="auto"/>
-      </w:pPr>
-      <w:r>
-        <w:rPr/>
-        <w:drawing>
-          <wp:inline distB="0" distL="0" distR="0" distT="0">
-            <wp:extent cx="5486400" cy="2926080"/>
-            <wp:effectExtent b="0" l="0" r="0" t="0"/>
-            <wp:docPr id="4" name="image-ptGYR8lT8fdqz4MDLsbPi.png"/>
-            <a:graphic>
-              <a:graphicData uri="http://schemas.openxmlformats.org/drawingml/2006/picture">
-                <pic:pic>
-                  <pic:nvPicPr>
-                    <pic:cNvPr id="4" name="image-ptGYR8lT8fdqz4MDLsbPi.png" descr=""/>
-                    <pic:cNvPicPr/>
-                  </pic:nvPicPr>
-                  <pic:blipFill>
-                    <a:blip r:embed="rId9" cstate="print"/>
-                    <a:srcRect b="0" l="0" r="0" t="0"/>
-                    <a:stretch>
-                      <a:fillRect/>
-                    </a:stretch>
-                  </pic:blipFill>
-                  <pic:spPr>
-                    <a:xfrm>
-                      <a:off x="0" y="0"/>
-                      <a:ext cx="5486400" cy="2926080"/>
-                    </a:xfrm>
-                    <a:prstGeom prst="rect"/>
-                  </pic:spPr>
-                </pic:pic>
-              </a:graphicData>
-            </a:graphic>
-          </wp:inline>
-        </w:drawing>
-      </w:r>
-    </w:p>
-    <w:p>
-      <w:pPr>
+        <w:pStyle w:val="Heading1"/>
         <w:spacing w:lineRule="auto"/>
       </w:pPr>
       <w:r>
@@ -144,16 +97,1472 @@
       </w:pPr>
       <w:r>
         <w:rPr/>
-        <w:t xml:space="preserve">Project</w:t>
-      </w:r>
-    </w:p>
-    <w:p>
-      <w:pPr>
-        <w:spacing w:lineRule="auto"/>
-      </w:pPr>
-      <w:r>
-        <w:rPr/>
         <w:t xml:space="preserve">Smart Health Symptom Checker and Doctor Recommendation System</w:t>
+      </w:r>
+    </w:p>
+    <w:p>
+      <w:pPr>
+        <w:spacing w:lineRule="auto"/>
+      </w:pPr>
+      <w:r>
+        <w:rPr/>
+        <w:t xml:space="preserve">Submitted by</w:t>
+      </w:r>
+    </w:p>
+    <w:p>
+      <w:pPr>
+        <w:spacing w:lineRule="auto"/>
+      </w:pPr>
+      <w:r>
+        <w:rPr/>
+        <w:t xml:space="preserve">Amy Wanjugu Njau – 669008</w:t>
+      </w:r>
+    </w:p>
+    <w:p>
+      <w:pPr>
+        <w:spacing w:lineRule="auto"/>
+      </w:pPr>
+      <w:r>
+        <w:rPr/>
+        <w:t xml:space="preserve">Course: SWE3090XA – Software Engineering Final Project</w:t>
+      </w:r>
+    </w:p>
+    <w:p>
+      <w:pPr>
+        <w:spacing w:lineRule="auto"/>
+      </w:pPr>
+      <w:r>
+        <w:rPr/>
+        <w:t xml:space="preserve">Supervisor: Mr Fredrick Ogore</w:t>
+      </w:r>
+    </w:p>
+    <w:p>
+      <w:pPr>
+        <w:spacing w:lineRule="auto"/>
+      </w:pPr>
+      <w:r>
+        <w:rPr/>
+        <w:t xml:space="preserve">Date of submission: August 2026</w:t>
+      </w:r>
+    </w:p>
+    <w:p>
+      <w:pPr>
+        <w:spacing w:lineRule="auto"/>
+      </w:pPr>
+      <w:r>
+        <w:rPr/>
+        <w:t xml:space="preserve">Summer Semester 2026</w:t>
+      </w:r>
+    </w:p>
+    <w:p>
+      <w:pPr>
+        <w:pStyle w:val="Heading2"/>
+        <w:spacing w:lineRule="auto"/>
+      </w:pPr>
+      <w:r>
+        <w:rPr/>
+        <w:t xml:space="preserve">Table of Contents</w:t>
+      </w:r>
+    </w:p>
+    <w:p>
+      <w:pPr>
+        <w:spacing w:lineRule="auto"/>
+      </w:pPr>
+      <w:hyperlink r:id="rId8">
+        <w:r>
+          <w:rPr>
+            <w:rStyle w:val="Hyperlink"/>
+          </w:rPr>
+          <w:t xml:space="preserve">Declaration</w:t>
+        </w:r>
+      </w:hyperlink>
+    </w:p>
+    <w:p>
+      <w:pPr>
+        <w:spacing w:lineRule="auto"/>
+      </w:pPr>
+    </w:p>
+    <w:p>
+      <w:pPr>
+        <w:spacing w:lineRule="auto"/>
+      </w:pPr>
+    </w:p>
+    <w:p>
+      <w:pPr>
+        <w:spacing w:lineRule="auto"/>
+      </w:pPr>
+      <w:hyperlink r:id="rId9">
+        <w:r>
+          <w:rPr>
+            <w:rStyle w:val="Hyperlink"/>
+          </w:rPr>
+          <w:t xml:space="preserve">Acknowledgement</w:t>
+        </w:r>
+      </w:hyperlink>
+    </w:p>
+    <w:p>
+      <w:pPr>
+        <w:spacing w:lineRule="auto"/>
+      </w:pPr>
+    </w:p>
+    <w:p>
+      <w:pPr>
+        <w:spacing w:lineRule="auto"/>
+      </w:pPr>
+    </w:p>
+    <w:p>
+      <w:pPr>
+        <w:spacing w:lineRule="auto"/>
+      </w:pPr>
+      <w:hyperlink r:id="rId10">
+        <w:r>
+          <w:rPr>
+            <w:rStyle w:val="Hyperlink"/>
+          </w:rPr>
+          <w:t xml:space="preserve">Acronyms and Definitions</w:t>
+        </w:r>
+      </w:hyperlink>
+    </w:p>
+    <w:p>
+      <w:pPr>
+        <w:spacing w:lineRule="auto"/>
+      </w:pPr>
+    </w:p>
+    <w:p>
+      <w:pPr>
+        <w:spacing w:lineRule="auto"/>
+      </w:pPr>
+    </w:p>
+    <w:p>
+      <w:pPr>
+        <w:spacing w:lineRule="auto"/>
+      </w:pPr>
+      <w:hyperlink r:id="rId11">
+        <w:r>
+          <w:rPr>
+            <w:rStyle w:val="Hyperlink"/>
+          </w:rPr>
+          <w:t xml:space="preserve">Abstract</w:t>
+        </w:r>
+      </w:hyperlink>
+    </w:p>
+    <w:p>
+      <w:pPr>
+        <w:spacing w:lineRule="auto"/>
+      </w:pPr>
+    </w:p>
+    <w:p>
+      <w:pPr>
+        <w:spacing w:lineRule="auto"/>
+      </w:pPr>
+    </w:p>
+    <w:p>
+      <w:pPr>
+        <w:spacing w:lineRule="auto"/>
+      </w:pPr>
+      <w:hyperlink r:id="rId12">
+        <w:r>
+          <w:rPr>
+            <w:rStyle w:val="Hyperlink"/>
+          </w:rPr>
+          <w:t xml:space="preserve">Chapter One: Introduction</w:t>
+        </w:r>
+      </w:hyperlink>
+    </w:p>
+    <w:p>
+      <w:pPr>
+        <w:spacing w:lineRule="auto"/>
+      </w:pPr>
+    </w:p>
+    <w:p>
+      <w:pPr>
+        <w:spacing w:lineRule="auto"/>
+      </w:pPr>
+    </w:p>
+    <w:p>
+      <w:pPr>
+        <w:spacing w:lineRule="auto"/>
+      </w:pPr>
+      <w:hyperlink r:id="rId13">
+        <w:r>
+          <w:rPr>
+            <w:rStyle w:val="Hyperlink"/>
+          </w:rPr>
+          <w:t xml:space="preserve">1.1 Background of the Study</w:t>
+        </w:r>
+      </w:hyperlink>
+    </w:p>
+    <w:p>
+      <w:pPr>
+        <w:spacing w:lineRule="auto"/>
+      </w:pPr>
+    </w:p>
+    <w:p>
+      <w:pPr>
+        <w:spacing w:lineRule="auto"/>
+      </w:pPr>
+    </w:p>
+    <w:p>
+      <w:pPr>
+        <w:spacing w:lineRule="auto"/>
+      </w:pPr>
+      <w:hyperlink r:id="rId14">
+        <w:r>
+          <w:rPr>
+            <w:rStyle w:val="Hyperlink"/>
+          </w:rPr>
+          <w:t xml:space="preserve">1.2 Emerging Issues</w:t>
+        </w:r>
+      </w:hyperlink>
+    </w:p>
+    <w:p>
+      <w:pPr>
+        <w:spacing w:lineRule="auto"/>
+      </w:pPr>
+    </w:p>
+    <w:p>
+      <w:pPr>
+        <w:spacing w:lineRule="auto"/>
+      </w:pPr>
+    </w:p>
+    <w:p>
+      <w:pPr>
+        <w:spacing w:lineRule="auto"/>
+      </w:pPr>
+      <w:hyperlink r:id="rId15">
+        <w:r>
+          <w:rPr>
+            <w:rStyle w:val="Hyperlink"/>
+          </w:rPr>
+          <w:t xml:space="preserve">1.3 Problem Statement</w:t>
+        </w:r>
+      </w:hyperlink>
+    </w:p>
+    <w:p>
+      <w:pPr>
+        <w:spacing w:lineRule="auto"/>
+      </w:pPr>
+    </w:p>
+    <w:p>
+      <w:pPr>
+        <w:spacing w:lineRule="auto"/>
+      </w:pPr>
+    </w:p>
+    <w:p>
+      <w:pPr>
+        <w:spacing w:lineRule="auto"/>
+      </w:pPr>
+      <w:hyperlink r:id="rId16">
+        <w:r>
+          <w:rPr>
+            <w:rStyle w:val="Hyperlink"/>
+          </w:rPr>
+          <w:t xml:space="preserve">1.4 Objectives</w:t>
+        </w:r>
+      </w:hyperlink>
+    </w:p>
+    <w:p>
+      <w:pPr>
+        <w:spacing w:lineRule="auto"/>
+      </w:pPr>
+    </w:p>
+    <w:p>
+      <w:pPr>
+        <w:spacing w:lineRule="auto"/>
+      </w:pPr>
+    </w:p>
+    <w:p>
+      <w:pPr>
+        <w:spacing w:lineRule="auto"/>
+      </w:pPr>
+      <w:hyperlink r:id="rId17">
+        <w:r>
+          <w:rPr>
+            <w:rStyle w:val="Hyperlink"/>
+          </w:rPr>
+          <w:t xml:space="preserve">1.5 Justification and Significance</w:t>
+        </w:r>
+      </w:hyperlink>
+    </w:p>
+    <w:p>
+      <w:pPr>
+        <w:spacing w:lineRule="auto"/>
+      </w:pPr>
+    </w:p>
+    <w:p>
+      <w:pPr>
+        <w:spacing w:lineRule="auto"/>
+      </w:pPr>
+    </w:p>
+    <w:p>
+      <w:pPr>
+        <w:spacing w:lineRule="auto"/>
+      </w:pPr>
+      <w:hyperlink r:id="rId18">
+        <w:r>
+          <w:rPr>
+            <w:rStyle w:val="Hyperlink"/>
+          </w:rPr>
+          <w:t xml:space="preserve">1.6 Scope and Limitations</w:t>
+        </w:r>
+      </w:hyperlink>
+    </w:p>
+    <w:p>
+      <w:pPr>
+        <w:spacing w:lineRule="auto"/>
+      </w:pPr>
+    </w:p>
+    <w:p>
+      <w:pPr>
+        <w:spacing w:lineRule="auto"/>
+      </w:pPr>
+    </w:p>
+    <w:p>
+      <w:pPr>
+        <w:spacing w:lineRule="auto"/>
+      </w:pPr>
+      <w:hyperlink r:id="rId19">
+        <w:r>
+          <w:rPr>
+            <w:rStyle w:val="Hyperlink"/>
+          </w:rPr>
+          <w:t xml:space="preserve">Chapter Two: Literature Review</w:t>
+        </w:r>
+      </w:hyperlink>
+    </w:p>
+    <w:p>
+      <w:pPr>
+        <w:spacing w:lineRule="auto"/>
+      </w:pPr>
+    </w:p>
+    <w:p>
+      <w:pPr>
+        <w:spacing w:lineRule="auto"/>
+      </w:pPr>
+    </w:p>
+    <w:p>
+      <w:pPr>
+        <w:spacing w:lineRule="auto"/>
+      </w:pPr>
+      <w:hyperlink r:id="rId20">
+        <w:r>
+          <w:rPr>
+            <w:rStyle w:val="Hyperlink"/>
+          </w:rPr>
+          <w:t xml:space="preserve">2.1 Review of Existing Systems</w:t>
+        </w:r>
+      </w:hyperlink>
+    </w:p>
+    <w:p>
+      <w:pPr>
+        <w:spacing w:lineRule="auto"/>
+      </w:pPr>
+    </w:p>
+    <w:p>
+      <w:pPr>
+        <w:spacing w:lineRule="auto"/>
+      </w:pPr>
+    </w:p>
+    <w:p>
+      <w:pPr>
+        <w:spacing w:lineRule="auto"/>
+      </w:pPr>
+      <w:hyperlink r:id="rId21">
+        <w:r>
+          <w:rPr>
+            <w:rStyle w:val="Hyperlink"/>
+          </w:rPr>
+          <w:t xml:space="preserve">2.2 Comparative Analysis</w:t>
+        </w:r>
+      </w:hyperlink>
+    </w:p>
+    <w:p>
+      <w:pPr>
+        <w:spacing w:lineRule="auto"/>
+      </w:pPr>
+    </w:p>
+    <w:p>
+      <w:pPr>
+        <w:spacing w:lineRule="auto"/>
+      </w:pPr>
+    </w:p>
+    <w:p>
+      <w:pPr>
+        <w:spacing w:lineRule="auto"/>
+      </w:pPr>
+      <w:hyperlink r:id="rId22">
+        <w:r>
+          <w:rPr>
+            <w:rStyle w:val="Hyperlink"/>
+          </w:rPr>
+          <w:t xml:space="preserve">2.3 Identified Gaps</w:t>
+        </w:r>
+      </w:hyperlink>
+    </w:p>
+    <w:p>
+      <w:pPr>
+        <w:spacing w:lineRule="auto"/>
+      </w:pPr>
+    </w:p>
+    <w:p>
+      <w:pPr>
+        <w:spacing w:lineRule="auto"/>
+      </w:pPr>
+    </w:p>
+    <w:p>
+      <w:pPr>
+        <w:spacing w:lineRule="auto"/>
+      </w:pPr>
+      <w:hyperlink r:id="rId23">
+        <w:r>
+          <w:rPr>
+            <w:rStyle w:val="Hyperlink"/>
+          </w:rPr>
+          <w:t xml:space="preserve">2.4 Unique Contributions</w:t>
+        </w:r>
+      </w:hyperlink>
+    </w:p>
+    <w:p>
+      <w:pPr>
+        <w:spacing w:lineRule="auto"/>
+      </w:pPr>
+    </w:p>
+    <w:p>
+      <w:pPr>
+        <w:spacing w:lineRule="auto"/>
+      </w:pPr>
+    </w:p>
+    <w:p>
+      <w:pPr>
+        <w:spacing w:lineRule="auto"/>
+      </w:pPr>
+      <w:hyperlink r:id="rId24">
+        <w:r>
+          <w:rPr>
+            <w:rStyle w:val="Hyperlink"/>
+          </w:rPr>
+          <w:t xml:space="preserve">Chapter Three: Methodology</w:t>
+        </w:r>
+      </w:hyperlink>
+    </w:p>
+    <w:p>
+      <w:pPr>
+        <w:spacing w:lineRule="auto"/>
+      </w:pPr>
+    </w:p>
+    <w:p>
+      <w:pPr>
+        <w:spacing w:lineRule="auto"/>
+      </w:pPr>
+    </w:p>
+    <w:p>
+      <w:pPr>
+        <w:spacing w:lineRule="auto"/>
+      </w:pPr>
+      <w:hyperlink r:id="rId25">
+        <w:r>
+          <w:rPr>
+            <w:rStyle w:val="Hyperlink"/>
+          </w:rPr>
+          <w:t xml:space="preserve">3.1 Development Approach</w:t>
+        </w:r>
+      </w:hyperlink>
+    </w:p>
+    <w:p>
+      <w:pPr>
+        <w:spacing w:lineRule="auto"/>
+      </w:pPr>
+    </w:p>
+    <w:p>
+      <w:pPr>
+        <w:spacing w:lineRule="auto"/>
+      </w:pPr>
+    </w:p>
+    <w:p>
+      <w:pPr>
+        <w:spacing w:lineRule="auto"/>
+      </w:pPr>
+      <w:hyperlink r:id="rId26">
+        <w:r>
+          <w:rPr>
+            <w:rStyle w:val="Hyperlink"/>
+          </w:rPr>
+          <w:t xml:space="preserve">3.2 Project Timeline</w:t>
+        </w:r>
+      </w:hyperlink>
+    </w:p>
+    <w:p>
+      <w:pPr>
+        <w:spacing w:lineRule="auto"/>
+      </w:pPr>
+    </w:p>
+    <w:p>
+      <w:pPr>
+        <w:spacing w:lineRule="auto"/>
+      </w:pPr>
+    </w:p>
+    <w:p>
+      <w:pPr>
+        <w:spacing w:lineRule="auto"/>
+      </w:pPr>
+      <w:hyperlink r:id="rId27">
+        <w:r>
+          <w:rPr>
+            <w:rStyle w:val="Hyperlink"/>
+          </w:rPr>
+          <w:t xml:space="preserve">3.3 Resources and Tools</w:t>
+        </w:r>
+      </w:hyperlink>
+    </w:p>
+    <w:p>
+      <w:pPr>
+        <w:spacing w:lineRule="auto"/>
+      </w:pPr>
+    </w:p>
+    <w:p>
+      <w:pPr>
+        <w:spacing w:lineRule="auto"/>
+      </w:pPr>
+    </w:p>
+    <w:p>
+      <w:pPr>
+        <w:spacing w:lineRule="auto"/>
+      </w:pPr>
+      <w:hyperlink r:id="rId28">
+        <w:r>
+          <w:rPr>
+            <w:rStyle w:val="Hyperlink"/>
+          </w:rPr>
+          <w:t xml:space="preserve">3.4 Requirements</w:t>
+        </w:r>
+      </w:hyperlink>
+    </w:p>
+    <w:p>
+      <w:pPr>
+        <w:spacing w:lineRule="auto"/>
+      </w:pPr>
+    </w:p>
+    <w:p>
+      <w:pPr>
+        <w:spacing w:lineRule="auto"/>
+      </w:pPr>
+    </w:p>
+    <w:p>
+      <w:pPr>
+        <w:spacing w:lineRule="auto"/>
+      </w:pPr>
+      <w:hyperlink r:id="rId29">
+        <w:r>
+          <w:rPr>
+            <w:rStyle w:val="Hyperlink"/>
+          </w:rPr>
+          <w:t xml:space="preserve">Chapter Four: System Design</w:t>
+        </w:r>
+      </w:hyperlink>
+    </w:p>
+    <w:p>
+      <w:pPr>
+        <w:spacing w:lineRule="auto"/>
+      </w:pPr>
+    </w:p>
+    <w:p>
+      <w:pPr>
+        <w:spacing w:lineRule="auto"/>
+      </w:pPr>
+    </w:p>
+    <w:p>
+      <w:pPr>
+        <w:spacing w:lineRule="auto"/>
+      </w:pPr>
+      <w:hyperlink r:id="rId30">
+        <w:r>
+          <w:rPr>
+            <w:rStyle w:val="Hyperlink"/>
+          </w:rPr>
+          <w:t xml:space="preserve">4.1 Architecture</w:t>
+        </w:r>
+      </w:hyperlink>
+    </w:p>
+    <w:p>
+      <w:pPr>
+        <w:spacing w:lineRule="auto"/>
+      </w:pPr>
+    </w:p>
+    <w:p>
+      <w:pPr>
+        <w:spacing w:lineRule="auto"/>
+      </w:pPr>
+    </w:p>
+    <w:p>
+      <w:pPr>
+        <w:spacing w:lineRule="auto"/>
+      </w:pPr>
+      <w:hyperlink r:id="rId31">
+        <w:r>
+          <w:rPr>
+            <w:rStyle w:val="Hyperlink"/>
+          </w:rPr>
+          <w:t xml:space="preserve">4.2 Context Diagram</w:t>
+        </w:r>
+      </w:hyperlink>
+    </w:p>
+    <w:p>
+      <w:pPr>
+        <w:spacing w:lineRule="auto"/>
+      </w:pPr>
+    </w:p>
+    <w:p>
+      <w:pPr>
+        <w:spacing w:lineRule="auto"/>
+      </w:pPr>
+    </w:p>
+    <w:p>
+      <w:pPr>
+        <w:spacing w:lineRule="auto"/>
+      </w:pPr>
+      <w:hyperlink r:id="rId32">
+        <w:r>
+          <w:rPr>
+            <w:rStyle w:val="Hyperlink"/>
+          </w:rPr>
+          <w:t xml:space="preserve">4.3 Data Flow Diagram</w:t>
+        </w:r>
+      </w:hyperlink>
+    </w:p>
+    <w:p>
+      <w:pPr>
+        <w:spacing w:lineRule="auto"/>
+      </w:pPr>
+    </w:p>
+    <w:p>
+      <w:pPr>
+        <w:spacing w:lineRule="auto"/>
+      </w:pPr>
+    </w:p>
+    <w:p>
+      <w:pPr>
+        <w:spacing w:lineRule="auto"/>
+      </w:pPr>
+      <w:hyperlink r:id="rId33">
+        <w:r>
+          <w:rPr>
+            <w:rStyle w:val="Hyperlink"/>
+          </w:rPr>
+          <w:t xml:space="preserve">4.4 Entity Relationship Diagram</w:t>
+        </w:r>
+      </w:hyperlink>
+    </w:p>
+    <w:p>
+      <w:pPr>
+        <w:spacing w:lineRule="auto"/>
+      </w:pPr>
+    </w:p>
+    <w:p>
+      <w:pPr>
+        <w:spacing w:lineRule="auto"/>
+      </w:pPr>
+    </w:p>
+    <w:p>
+      <w:pPr>
+        <w:spacing w:lineRule="auto"/>
+      </w:pPr>
+      <w:hyperlink r:id="rId34">
+        <w:r>
+          <w:rPr>
+            <w:rStyle w:val="Hyperlink"/>
+          </w:rPr>
+          <w:t xml:space="preserve">4.5 API Contract</w:t>
+        </w:r>
+      </w:hyperlink>
+    </w:p>
+    <w:p>
+      <w:pPr>
+        <w:spacing w:lineRule="auto"/>
+      </w:pPr>
+    </w:p>
+    <w:p>
+      <w:pPr>
+        <w:spacing w:lineRule="auto"/>
+      </w:pPr>
+    </w:p>
+    <w:p>
+      <w:pPr>
+        <w:spacing w:lineRule="auto"/>
+      </w:pPr>
+      <w:hyperlink r:id="rId35">
+        <w:r>
+          <w:rPr>
+            <w:rStyle w:val="Hyperlink"/>
+          </w:rPr>
+          <w:t xml:space="preserve">4.6 Security and Privacy Design</w:t>
+        </w:r>
+      </w:hyperlink>
+    </w:p>
+    <w:p>
+      <w:pPr>
+        <w:spacing w:lineRule="auto"/>
+      </w:pPr>
+    </w:p>
+    <w:p>
+      <w:pPr>
+        <w:spacing w:lineRule="auto"/>
+      </w:pPr>
+    </w:p>
+    <w:p>
+      <w:pPr>
+        <w:spacing w:lineRule="auto"/>
+      </w:pPr>
+      <w:hyperlink r:id="rId36">
+        <w:r>
+          <w:rPr>
+            <w:rStyle w:val="Hyperlink"/>
+          </w:rPr>
+          <w:t xml:space="preserve">Chapter Five: Implementation</w:t>
+        </w:r>
+      </w:hyperlink>
+    </w:p>
+    <w:p>
+      <w:pPr>
+        <w:spacing w:lineRule="auto"/>
+      </w:pPr>
+    </w:p>
+    <w:p>
+      <w:pPr>
+        <w:spacing w:lineRule="auto"/>
+      </w:pPr>
+    </w:p>
+    <w:p>
+      <w:pPr>
+        <w:spacing w:lineRule="auto"/>
+      </w:pPr>
+      <w:hyperlink r:id="rId37">
+        <w:r>
+          <w:rPr>
+            <w:rStyle w:val="Hyperlink"/>
+          </w:rPr>
+          <w:t xml:space="preserve">5.1 Codebase Structure</w:t>
+        </w:r>
+      </w:hyperlink>
+    </w:p>
+    <w:p>
+      <w:pPr>
+        <w:spacing w:lineRule="auto"/>
+      </w:pPr>
+    </w:p>
+    <w:p>
+      <w:pPr>
+        <w:spacing w:lineRule="auto"/>
+      </w:pPr>
+    </w:p>
+    <w:p>
+      <w:pPr>
+        <w:spacing w:lineRule="auto"/>
+      </w:pPr>
+      <w:hyperlink r:id="rId38">
+        <w:r>
+          <w:rPr>
+            <w:rStyle w:val="Hyperlink"/>
+          </w:rPr>
+          <w:t xml:space="preserve">5.2 Symptom-Condition Knowledge Base</w:t>
+        </w:r>
+      </w:hyperlink>
+    </w:p>
+    <w:p>
+      <w:pPr>
+        <w:spacing w:lineRule="auto"/>
+      </w:pPr>
+    </w:p>
+    <w:p>
+      <w:pPr>
+        <w:spacing w:lineRule="auto"/>
+      </w:pPr>
+    </w:p>
+    <w:p>
+      <w:pPr>
+        <w:spacing w:lineRule="auto"/>
+      </w:pPr>
+      <w:hyperlink r:id="rId39">
+        <w:r>
+          <w:rPr>
+            <w:rStyle w:val="Hyperlink"/>
+          </w:rPr>
+          <w:t xml:space="preserve">5.3 Diagnostic Engine</w:t>
+        </w:r>
+      </w:hyperlink>
+    </w:p>
+    <w:p>
+      <w:pPr>
+        <w:spacing w:lineRule="auto"/>
+      </w:pPr>
+    </w:p>
+    <w:p>
+      <w:pPr>
+        <w:spacing w:lineRule="auto"/>
+      </w:pPr>
+    </w:p>
+    <w:p>
+      <w:pPr>
+        <w:spacing w:lineRule="auto"/>
+      </w:pPr>
+      <w:hyperlink r:id="rId40">
+        <w:r>
+          <w:rPr>
+            <w:rStyle w:val="Hyperlink"/>
+          </w:rPr>
+          <w:t xml:space="preserve">5.4 API Endpoint</w:t>
+        </w:r>
+      </w:hyperlink>
+    </w:p>
+    <w:p>
+      <w:pPr>
+        <w:spacing w:lineRule="auto"/>
+      </w:pPr>
+    </w:p>
+    <w:p>
+      <w:pPr>
+        <w:spacing w:lineRule="auto"/>
+      </w:pPr>
+    </w:p>
+    <w:p>
+      <w:pPr>
+        <w:spacing w:lineRule="auto"/>
+      </w:pPr>
+      <w:hyperlink r:id="rId41">
+        <w:r>
+          <w:rPr>
+            <w:rStyle w:val="Hyperlink"/>
+          </w:rPr>
+          <w:t xml:space="preserve">5.5 Provider Recommendation</w:t>
+        </w:r>
+      </w:hyperlink>
+    </w:p>
+    <w:p>
+      <w:pPr>
+        <w:spacing w:lineRule="auto"/>
+      </w:pPr>
+    </w:p>
+    <w:p>
+      <w:pPr>
+        <w:spacing w:lineRule="auto"/>
+      </w:pPr>
+    </w:p>
+    <w:p>
+      <w:pPr>
+        <w:spacing w:lineRule="auto"/>
+      </w:pPr>
+      <w:hyperlink r:id="rId42">
+        <w:r>
+          <w:rPr>
+            <w:rStyle w:val="Hyperlink"/>
+          </w:rPr>
+          <w:t xml:space="preserve">5.6 Mobile Client</w:t>
+        </w:r>
+      </w:hyperlink>
+    </w:p>
+    <w:p>
+      <w:pPr>
+        <w:spacing w:lineRule="auto"/>
+      </w:pPr>
+    </w:p>
+    <w:p>
+      <w:pPr>
+        <w:spacing w:lineRule="auto"/>
+      </w:pPr>
+    </w:p>
+    <w:p>
+      <w:pPr>
+        <w:spacing w:lineRule="auto"/>
+      </w:pPr>
+      <w:hyperlink r:id="rId43">
+        <w:r>
+          <w:rPr>
+            <w:rStyle w:val="Hyperlink"/>
+          </w:rPr>
+          <w:t xml:space="preserve">5.7 User Interface</w:t>
+        </w:r>
+      </w:hyperlink>
+    </w:p>
+    <w:p>
+      <w:pPr>
+        <w:spacing w:lineRule="auto"/>
+      </w:pPr>
+    </w:p>
+    <w:p>
+      <w:pPr>
+        <w:spacing w:lineRule="auto"/>
+      </w:pPr>
+    </w:p>
+    <w:p>
+      <w:pPr>
+        <w:spacing w:lineRule="auto"/>
+      </w:pPr>
+      <w:hyperlink r:id="rId44">
+        <w:r>
+          <w:rPr>
+            <w:rStyle w:val="Hyperlink"/>
+          </w:rPr>
+          <w:t xml:space="preserve">5.8 Key Modules and Algorithms</w:t>
+        </w:r>
+      </w:hyperlink>
+    </w:p>
+    <w:p>
+      <w:pPr>
+        <w:spacing w:lineRule="auto"/>
+      </w:pPr>
+    </w:p>
+    <w:p>
+      <w:pPr>
+        <w:spacing w:lineRule="auto"/>
+      </w:pPr>
+    </w:p>
+    <w:p>
+      <w:pPr>
+        <w:spacing w:lineRule="auto"/>
+      </w:pPr>
+      <w:hyperlink r:id="rId45">
+        <w:r>
+          <w:rPr>
+            <w:rStyle w:val="Hyperlink"/>
+          </w:rPr>
+          <w:t xml:space="preserve">Chapter Six: Testing and Validation</w:t>
+        </w:r>
+      </w:hyperlink>
+    </w:p>
+    <w:p>
+      <w:pPr>
+        <w:spacing w:lineRule="auto"/>
+      </w:pPr>
+    </w:p>
+    <w:p>
+      <w:pPr>
+        <w:spacing w:lineRule="auto"/>
+      </w:pPr>
+    </w:p>
+    <w:p>
+      <w:pPr>
+        <w:spacing w:lineRule="auto"/>
+      </w:pPr>
+      <w:hyperlink r:id="rId46">
+        <w:r>
+          <w:rPr>
+            <w:rStyle w:val="Hyperlink"/>
+          </w:rPr>
+          <w:t xml:space="preserve">6.1 Testing Strategy</w:t>
+        </w:r>
+      </w:hyperlink>
+    </w:p>
+    <w:p>
+      <w:pPr>
+        <w:spacing w:lineRule="auto"/>
+      </w:pPr>
+    </w:p>
+    <w:p>
+      <w:pPr>
+        <w:spacing w:lineRule="auto"/>
+      </w:pPr>
+    </w:p>
+    <w:p>
+      <w:pPr>
+        <w:spacing w:lineRule="auto"/>
+      </w:pPr>
+      <w:hyperlink r:id="rId47">
+        <w:r>
+          <w:rPr>
+            <w:rStyle w:val="Hyperlink"/>
+          </w:rPr>
+          <w:t xml:space="preserve">6.2 Automated Test Results</w:t>
+        </w:r>
+      </w:hyperlink>
+    </w:p>
+    <w:p>
+      <w:pPr>
+        <w:spacing w:lineRule="auto"/>
+      </w:pPr>
+    </w:p>
+    <w:p>
+      <w:pPr>
+        <w:spacing w:lineRule="auto"/>
+      </w:pPr>
+    </w:p>
+    <w:p>
+      <w:pPr>
+        <w:spacing w:lineRule="auto"/>
+      </w:pPr>
+      <w:hyperlink r:id="rId48">
+        <w:r>
+          <w:rPr>
+            <w:rStyle w:val="Hyperlink"/>
+          </w:rPr>
+          <w:t xml:space="preserve">6.3 Acceptance Test Cases</w:t>
+        </w:r>
+      </w:hyperlink>
+    </w:p>
+    <w:p>
+      <w:pPr>
+        <w:spacing w:lineRule="auto"/>
+      </w:pPr>
+    </w:p>
+    <w:p>
+      <w:pPr>
+        <w:spacing w:lineRule="auto"/>
+      </w:pPr>
+    </w:p>
+    <w:p>
+      <w:pPr>
+        <w:spacing w:lineRule="auto"/>
+      </w:pPr>
+      <w:hyperlink r:id="rId49">
+        <w:r>
+          <w:rPr>
+            <w:rStyle w:val="Hyperlink"/>
+          </w:rPr>
+          <w:t xml:space="preserve">6.4 Ranking Evaluation</w:t>
+        </w:r>
+      </w:hyperlink>
+    </w:p>
+    <w:p>
+      <w:pPr>
+        <w:spacing w:lineRule="auto"/>
+      </w:pPr>
+    </w:p>
+    <w:p>
+      <w:pPr>
+        <w:spacing w:lineRule="auto"/>
+      </w:pPr>
+    </w:p>
+    <w:p>
+      <w:pPr>
+        <w:spacing w:lineRule="auto"/>
+      </w:pPr>
+      <w:hyperlink r:id="rId50">
+        <w:r>
+          <w:rPr>
+            <w:rStyle w:val="Hyperlink"/>
+          </w:rPr>
+          <w:t xml:space="preserve">6.5 Non-Functional Verification</w:t>
+        </w:r>
+      </w:hyperlink>
+    </w:p>
+    <w:p>
+      <w:pPr>
+        <w:spacing w:lineRule="auto"/>
+      </w:pPr>
+    </w:p>
+    <w:p>
+      <w:pPr>
+        <w:spacing w:lineRule="auto"/>
+      </w:pPr>
+    </w:p>
+    <w:p>
+      <w:pPr>
+        <w:spacing w:lineRule="auto"/>
+      </w:pPr>
+      <w:hyperlink r:id="rId51">
+        <w:r>
+          <w:rPr>
+            <w:rStyle w:val="Hyperlink"/>
+          </w:rPr>
+          <w:t xml:space="preserve">Chapter Seven: Results and Discussion</w:t>
+        </w:r>
+      </w:hyperlink>
+    </w:p>
+    <w:p>
+      <w:pPr>
+        <w:spacing w:lineRule="auto"/>
+      </w:pPr>
+    </w:p>
+    <w:p>
+      <w:pPr>
+        <w:spacing w:lineRule="auto"/>
+      </w:pPr>
+    </w:p>
+    <w:p>
+      <w:pPr>
+        <w:spacing w:lineRule="auto"/>
+      </w:pPr>
+      <w:hyperlink r:id="rId52">
+        <w:r>
+          <w:rPr>
+            <w:rStyle w:val="Hyperlink"/>
+          </w:rPr>
+          <w:t xml:space="preserve">7.1 Objectives Achieved</w:t>
+        </w:r>
+      </w:hyperlink>
+    </w:p>
+    <w:p>
+      <w:pPr>
+        <w:spacing w:lineRule="auto"/>
+      </w:pPr>
+    </w:p>
+    <w:p>
+      <w:pPr>
+        <w:spacing w:lineRule="auto"/>
+      </w:pPr>
+    </w:p>
+    <w:p>
+      <w:pPr>
+        <w:spacing w:lineRule="auto"/>
+      </w:pPr>
+      <w:hyperlink r:id="rId53">
+        <w:r>
+          <w:rPr>
+            <w:rStyle w:val="Hyperlink"/>
+          </w:rPr>
+          <w:t xml:space="preserve">7.2 Discussion</w:t>
+        </w:r>
+      </w:hyperlink>
+    </w:p>
+    <w:p>
+      <w:pPr>
+        <w:spacing w:lineRule="auto"/>
+      </w:pPr>
+    </w:p>
+    <w:p>
+      <w:pPr>
+        <w:spacing w:lineRule="auto"/>
+      </w:pPr>
+    </w:p>
+    <w:p>
+      <w:pPr>
+        <w:spacing w:lineRule="auto"/>
+      </w:pPr>
+      <w:hyperlink r:id="rId54">
+        <w:r>
+          <w:rPr>
+            <w:rStyle w:val="Hyperlink"/>
+          </w:rPr>
+          <w:t xml:space="preserve">7.3 Limitations</w:t>
+        </w:r>
+      </w:hyperlink>
+    </w:p>
+    <w:p>
+      <w:pPr>
+        <w:spacing w:lineRule="auto"/>
+      </w:pPr>
+    </w:p>
+    <w:p>
+      <w:pPr>
+        <w:spacing w:lineRule="auto"/>
+      </w:pPr>
+    </w:p>
+    <w:p>
+      <w:pPr>
+        <w:spacing w:lineRule="auto"/>
+      </w:pPr>
+      <w:hyperlink r:id="rId55">
+        <w:r>
+          <w:rPr>
+            <w:rStyle w:val="Hyperlink"/>
+          </w:rPr>
+          <w:t xml:space="preserve">Chapter Eight: Conclusions</w:t>
+        </w:r>
+      </w:hyperlink>
+    </w:p>
+    <w:p>
+      <w:pPr>
+        <w:spacing w:lineRule="auto"/>
+      </w:pPr>
+    </w:p>
+    <w:p>
+      <w:pPr>
+        <w:spacing w:lineRule="auto"/>
+      </w:pPr>
+    </w:p>
+    <w:p>
+      <w:pPr>
+        <w:spacing w:lineRule="auto"/>
+      </w:pPr>
+      <w:hyperlink r:id="rId56">
+        <w:r>
+          <w:rPr>
+            <w:rStyle w:val="Hyperlink"/>
+          </w:rPr>
+          <w:t xml:space="preserve">8.1 Conclusions</w:t>
+        </w:r>
+      </w:hyperlink>
+    </w:p>
+    <w:p>
+      <w:pPr>
+        <w:spacing w:lineRule="auto"/>
+      </w:pPr>
+    </w:p>
+    <w:p>
+      <w:pPr>
+        <w:spacing w:lineRule="auto"/>
+      </w:pPr>
+    </w:p>
+    <w:p>
+      <w:pPr>
+        <w:spacing w:lineRule="auto"/>
+      </w:pPr>
+      <w:hyperlink r:id="rId57">
+        <w:r>
+          <w:rPr>
+            <w:rStyle w:val="Hyperlink"/>
+          </w:rPr>
+          <w:t xml:space="preserve">8.2 Recommendations</w:t>
+        </w:r>
+      </w:hyperlink>
+    </w:p>
+    <w:p>
+      <w:pPr>
+        <w:spacing w:lineRule="auto"/>
+      </w:pPr>
+    </w:p>
+    <w:p>
+      <w:pPr>
+        <w:spacing w:lineRule="auto"/>
+      </w:pPr>
+    </w:p>
+    <w:p>
+      <w:pPr>
+        <w:spacing w:lineRule="auto"/>
+      </w:pPr>
+      <w:hyperlink r:id="rId58">
+        <w:r>
+          <w:rPr>
+            <w:rStyle w:val="Hyperlink"/>
+          </w:rPr>
+          <w:t xml:space="preserve">8.3 Closing Remarks</w:t>
+        </w:r>
+      </w:hyperlink>
+    </w:p>
+    <w:p>
+      <w:pPr>
+        <w:spacing w:lineRule="auto"/>
+      </w:pPr>
+    </w:p>
+    <w:p>
+      <w:pPr>
+        <w:spacing w:lineRule="auto"/>
+      </w:pPr>
+    </w:p>
+    <w:p>
+      <w:pPr>
+        <w:spacing w:lineRule="auto"/>
+      </w:pPr>
+      <w:hyperlink r:id="rId59">
+        <w:r>
+          <w:rPr>
+            <w:rStyle w:val="Hyperlink"/>
+          </w:rPr>
+          <w:t xml:space="preserve">References</w:t>
+        </w:r>
+      </w:hyperlink>
+    </w:p>
+    <w:p>
+      <w:pPr>
+        <w:spacing w:lineRule="auto"/>
+      </w:pPr>
+    </w:p>
+    <w:p>
+      <w:pPr>
+        <w:spacing w:lineRule="auto"/>
+      </w:pPr>
+    </w:p>
+    <w:p>
+      <w:pPr>
+        <w:spacing w:lineRule="auto"/>
+      </w:pPr>
+      <w:hyperlink r:id="rId60">
+        <w:r>
+          <w:rPr>
+            <w:rStyle w:val="Hyperlink"/>
+          </w:rPr>
+          <w:t xml:space="preserve">Appendices</w:t>
+        </w:r>
+      </w:hyperlink>
+    </w:p>
+    <w:p>
+      <w:pPr>
+        <w:spacing w:lineRule="auto"/>
+      </w:pPr>
+    </w:p>
+    <w:p>
+      <w:pPr>
+        <w:spacing w:lineRule="auto"/>
+      </w:pPr>
+    </w:p>
+    <w:p>
+      <w:pPr>
+        <w:spacing w:lineRule="auto"/>
+      </w:pPr>
+      <w:hyperlink r:id="rId61">
+        <w:r>
+          <w:rPr>
+            <w:rStyle w:val="Hyperlink"/>
+          </w:rPr>
+          <w:t xml:space="preserve">Appendix A: Repository</w:t>
+        </w:r>
+      </w:hyperlink>
+    </w:p>
+    <w:p>
+      <w:pPr>
+        <w:spacing w:lineRule="auto"/>
+      </w:pPr>
+    </w:p>
+    <w:p>
+      <w:pPr>
+        <w:spacing w:lineRule="auto"/>
+      </w:pPr>
+    </w:p>
+    <w:p>
+      <w:pPr>
+        <w:spacing w:lineRule="auto"/>
+      </w:pPr>
+      <w:hyperlink r:id="rId62">
+        <w:r>
+          <w:rPr>
+            <w:rStyle w:val="Hyperlink"/>
+          </w:rPr>
+          <w:t xml:space="preserve">Appendix B: Running the System</w:t>
+        </w:r>
+      </w:hyperlink>
+    </w:p>
+    <w:p>
+      <w:pPr>
+        <w:spacing w:lineRule="auto"/>
+      </w:pPr>
+    </w:p>
+    <w:p>
+      <w:pPr>
+        <w:spacing w:lineRule="auto"/>
+      </w:pPr>
+    </w:p>
+    <w:p>
+      <w:pPr>
+        <w:spacing w:lineRule="auto"/>
+      </w:pPr>
+      <w:hyperlink r:id="rId63">
+        <w:r>
+          <w:rPr>
+            <w:rStyle w:val="Hyperlink"/>
+          </w:rPr>
+          <w:t xml:space="preserve">Appendix C: Knowledge Base Coverage</w:t>
+        </w:r>
+      </w:hyperlink>
+    </w:p>
+    <w:p>
+      <w:pPr>
+        <w:spacing w:lineRule="auto"/>
+      </w:pPr>
+    </w:p>
+    <w:p>
+      <w:pPr>
+        <w:spacing w:lineRule="auto"/>
+      </w:pPr>
+    </w:p>
+    <w:p>
+      <w:pPr>
+        <w:pStyle w:val="Heading1"/>
+        <w:spacing w:lineRule="auto"/>
+      </w:pPr>
+      <w:r>
+        <w:rPr/>
+        <w:t xml:space="preserve">Declaration</w:t>
+      </w:r>
+    </w:p>
+    <w:p>
+      <w:pPr>
+        <w:spacing w:lineRule="auto"/>
+      </w:pPr>
+      <w:r>
+        <w:rPr/>
+        <w:t xml:space="preserve">I, Amy Wanjugu Njau, registration number 669008, declare that this report is my own original work and that it has not been submitted, in whole or in part, for any other award at this or any other university. All sources consulted have been acknowledged in the text and listed in the references. Where the work of others has been used, it is cited accordingly.</w:t>
+      </w:r>
+    </w:p>
+    <w:p>
+      <w:pPr>
+        <w:spacing w:lineRule="auto"/>
+      </w:pPr>
+      <w:r>
+        <w:rPr/>
+        <w:t xml:space="preserve">The application described in this report is a guidance tool developed for academic purposes. Its knowledge base has not been clinically validated and it is not a medical device.</w:t>
+      </w:r>
+    </w:p>
+    <w:p>
+      <w:pPr>
+        <w:spacing w:lineRule="auto"/>
+      </w:pPr>
+      <w:r>
+        <w:rPr/>
+        <w:t xml:space="preserve">Signature: …………………………………..     Date: …………………………………..</w:t>
+      </w:r>
+    </w:p>
+    <w:p>
+      <w:pPr>
+        <w:spacing w:lineRule="auto"/>
+      </w:pPr>
+      <w:r>
+        <w:rPr/>
+        <w:t xml:space="preserve">Amy Wanjugu Njau (669008)</w:t>
+      </w:r>
+    </w:p>
+    <w:p>
+      <w:pPr>
+        <w:spacing w:lineRule="auto"/>
+      </w:pPr>
+      <w:r>
+        <w:rPr>
+          <w:b/>
+        </w:rPr>
+        <w:t xml:space="preserve">Supervisor’s approval</w:t>
+      </w:r>
+    </w:p>
+    <w:p>
+      <w:pPr>
+        <w:spacing w:lineRule="auto"/>
+      </w:pPr>
+      <w:r>
+        <w:rPr/>
+        <w:t xml:space="preserve">This report has been submitted for examination with my approval as the university supervisor.</w:t>
+      </w:r>
+    </w:p>
+    <w:p>
+      <w:pPr>
+        <w:spacing w:lineRule="auto"/>
+      </w:pPr>
+      <w:r>
+        <w:rPr/>
+        <w:t xml:space="preserve">Signature: …………………………………..     Date: …………………………………..</w:t>
+      </w:r>
+    </w:p>
+    <w:p>
+      <w:pPr>
+        <w:spacing w:lineRule="auto"/>
+      </w:pPr>
+      <w:r>
+        <w:rPr/>
+        <w:t xml:space="preserve">Mr Fredrick Ogore</w:t>
+      </w:r>
+    </w:p>
+    <w:p>
+      <w:pPr>
+        <w:pStyle w:val="Heading1"/>
+        <w:spacing w:lineRule="auto"/>
+      </w:pPr>
+      <w:r>
+        <w:rPr/>
+        <w:t xml:space="preserve">Acknowledgement</w:t>
+      </w:r>
+    </w:p>
+    <w:p>
+      <w:pPr>
+        <w:spacing w:lineRule="auto"/>
+      </w:pPr>
+      <w:r>
+        <w:rPr/>
+        <w:t xml:space="preserve">I thank my supervisor, Mr Fredrick Ogore, for his guidance and feedback throughout this project, and the faculty of the School of Science and Technology at USIU-Africa for the grounding that made the work possible. I am grateful to my family and colleagues for their encouragement over the course of the semester.</w:t>
+      </w:r>
+    </w:p>
+    <w:p>
+      <w:pPr>
+        <w:pStyle w:val="Heading1"/>
+        <w:spacing w:lineRule="auto"/>
+      </w:pPr>
+      <w:r>
+        <w:rPr/>
+        <w:t xml:space="preserve">Acronyms and Definitions</w:t>
       </w:r>
     </w:p>
     <w:tbl>
@@ -194,1661 +1603,6 @@
             </w:pPr>
             <w:r>
               <w:rPr/>
-              <w:t xml:space="preserve">Course</w:t>
-            </w:r>
-          </w:p>
-        </w:tc>
-        <w:tc>
-          <w:tcPr>
-            <w:tcBorders>
-              <w:top w:val="single" w:sz="1" w:space="0" w:color="000000"/>
-              <w:bottom w:val="single" w:sz="1" w:space="0" w:color="000000"/>
-              <w:left w:val="single" w:sz="1" w:space="0" w:color="000000"/>
-              <w:right w:val="single" w:sz="1" w:space="0" w:color="000000"/>
-            </w:tcBorders>
-          </w:tcPr>
-          <w:p>
-            <w:pPr>
-              <w:spacing w:lineRule="auto"/>
-            </w:pPr>
-            <w:r>
-              <w:rPr/>
-              <w:t xml:space="preserve">SWE3090XA – Software Engineering Final Project</w:t>
-            </w:r>
-          </w:p>
-        </w:tc>
-      </w:tr>
-      <w:tr>
-        <w:trPr/>
-        <w:tc>
-          <w:tcPr>
-            <w:tcBorders>
-              <w:top w:val="single" w:sz="1" w:space="0" w:color="000000"/>
-              <w:bottom w:val="single" w:sz="1" w:space="0" w:color="000000"/>
-              <w:left w:val="single" w:sz="1" w:space="0" w:color="000000"/>
-              <w:right w:val="single" w:sz="1" w:space="0" w:color="000000"/>
-            </w:tcBorders>
-          </w:tcPr>
-          <w:p>
-            <w:pPr>
-              <w:spacing w:lineRule="auto"/>
-            </w:pPr>
-            <w:r>
-              <w:rPr/>
-              <w:t xml:space="preserve">Submitted by</w:t>
-            </w:r>
-          </w:p>
-        </w:tc>
-        <w:tc>
-          <w:tcPr>
-            <w:tcBorders>
-              <w:top w:val="single" w:sz="1" w:space="0" w:color="000000"/>
-              <w:bottom w:val="single" w:sz="1" w:space="0" w:color="000000"/>
-              <w:left w:val="single" w:sz="1" w:space="0" w:color="000000"/>
-              <w:right w:val="single" w:sz="1" w:space="0" w:color="000000"/>
-            </w:tcBorders>
-          </w:tcPr>
-          <w:p>
-            <w:pPr>
-              <w:spacing w:lineRule="auto"/>
-            </w:pPr>
-            <w:r>
-              <w:rPr/>
-              <w:t xml:space="preserve">Amy Wanjugu Njau</w:t>
-            </w:r>
-          </w:p>
-        </w:tc>
-      </w:tr>
-      <w:tr>
-        <w:trPr/>
-        <w:tc>
-          <w:tcPr>
-            <w:tcBorders>
-              <w:top w:val="single" w:sz="1" w:space="0" w:color="000000"/>
-              <w:bottom w:val="single" w:sz="1" w:space="0" w:color="000000"/>
-              <w:left w:val="single" w:sz="1" w:space="0" w:color="000000"/>
-              <w:right w:val="single" w:sz="1" w:space="0" w:color="000000"/>
-            </w:tcBorders>
-          </w:tcPr>
-          <w:p>
-            <w:pPr>
-              <w:spacing w:lineRule="auto"/>
-            </w:pPr>
-            <w:r>
-              <w:rPr/>
-              <w:t xml:space="preserve">Registration number</w:t>
-            </w:r>
-          </w:p>
-        </w:tc>
-        <w:tc>
-          <w:tcPr>
-            <w:tcBorders>
-              <w:top w:val="single" w:sz="1" w:space="0" w:color="000000"/>
-              <w:bottom w:val="single" w:sz="1" w:space="0" w:color="000000"/>
-              <w:left w:val="single" w:sz="1" w:space="0" w:color="000000"/>
-              <w:right w:val="single" w:sz="1" w:space="0" w:color="000000"/>
-            </w:tcBorders>
-          </w:tcPr>
-          <w:p>
-            <w:pPr>
-              <w:spacing w:lineRule="auto"/>
-            </w:pPr>
-            <w:r>
-              <w:rPr/>
-              <w:t xml:space="preserve">669008</w:t>
-            </w:r>
-          </w:p>
-        </w:tc>
-      </w:tr>
-      <w:tr>
-        <w:trPr/>
-        <w:tc>
-          <w:tcPr>
-            <w:tcBorders>
-              <w:top w:val="single" w:sz="1" w:space="0" w:color="000000"/>
-              <w:bottom w:val="single" w:sz="1" w:space="0" w:color="000000"/>
-              <w:left w:val="single" w:sz="1" w:space="0" w:color="000000"/>
-              <w:right w:val="single" w:sz="1" w:space="0" w:color="000000"/>
-            </w:tcBorders>
-          </w:tcPr>
-          <w:p>
-            <w:pPr>
-              <w:spacing w:lineRule="auto"/>
-            </w:pPr>
-            <w:r>
-              <w:rPr/>
-              <w:t xml:space="preserve">Supervisor</w:t>
-            </w:r>
-          </w:p>
-        </w:tc>
-        <w:tc>
-          <w:tcPr>
-            <w:tcBorders>
-              <w:top w:val="single" w:sz="1" w:space="0" w:color="000000"/>
-              <w:bottom w:val="single" w:sz="1" w:space="0" w:color="000000"/>
-              <w:left w:val="single" w:sz="1" w:space="0" w:color="000000"/>
-              <w:right w:val="single" w:sz="1" w:space="0" w:color="000000"/>
-            </w:tcBorders>
-          </w:tcPr>
-          <w:p>
-            <w:pPr>
-              <w:spacing w:lineRule="auto"/>
-            </w:pPr>
-            <w:r>
-              <w:rPr/>
-              <w:t xml:space="preserve">Mr Fredrick Ogore</w:t>
-            </w:r>
-          </w:p>
-        </w:tc>
-      </w:tr>
-      <w:tr>
-        <w:trPr/>
-        <w:tc>
-          <w:tcPr>
-            <w:tcBorders>
-              <w:top w:val="single" w:sz="1" w:space="0" w:color="000000"/>
-              <w:bottom w:val="single" w:sz="1" w:space="0" w:color="000000"/>
-              <w:left w:val="single" w:sz="1" w:space="0" w:color="000000"/>
-              <w:right w:val="single" w:sz="1" w:space="0" w:color="000000"/>
-            </w:tcBorders>
-          </w:tcPr>
-          <w:p>
-            <w:pPr>
-              <w:spacing w:lineRule="auto"/>
-            </w:pPr>
-            <w:r>
-              <w:rPr/>
-              <w:t xml:space="preserve">Submission date</w:t>
-            </w:r>
-          </w:p>
-        </w:tc>
-        <w:tc>
-          <w:tcPr>
-            <w:tcBorders>
-              <w:top w:val="single" w:sz="1" w:space="0" w:color="000000"/>
-              <w:bottom w:val="single" w:sz="1" w:space="0" w:color="000000"/>
-              <w:left w:val="single" w:sz="1" w:space="0" w:color="000000"/>
-              <w:right w:val="single" w:sz="1" w:space="0" w:color="000000"/>
-            </w:tcBorders>
-          </w:tcPr>
-          <w:p>
-            <w:pPr>
-              <w:spacing w:lineRule="auto"/>
-            </w:pPr>
-            <w:r>
-              <w:rPr/>
-              <w:t xml:space="preserve">August 2026</w:t>
-            </w:r>
-          </w:p>
-        </w:tc>
-      </w:tr>
-    </w:tbl>
-    <w:p>
-      <w:pPr>
-        <w:spacing w:lineRule="auto"/>
-      </w:pPr>
-      <w:r>
-        <w:rPr/>
-      </w:r>
-    </w:p>
-    <w:p>
-      <w:pPr>
-        <w:spacing w:lineRule="auto"/>
-      </w:pPr>
-      <w:r>
-        <w:rPr/>
-        <w:t xml:space="preserve">Summer Semester 2026</w:t>
-      </w:r>
-    </w:p>
-    <w:p>
-      <w:pPr>
-        <w:pStyle w:val="Heading2"/>
-        <w:spacing w:lineRule="auto"/>
-      </w:pPr>
-      <w:r>
-        <w:rPr/>
-        <w:t xml:space="preserve">Table of Contents</w:t>
-      </w:r>
-    </w:p>
-    <w:p>
-      <w:pPr>
-        <w:spacing w:lineRule="auto"/>
-      </w:pPr>
-      <w:hyperlink r:id="rId10">
-        <w:r>
-          <w:rPr>
-            <w:rStyle w:val="Hyperlink"/>
-          </w:rPr>
-          <w:t xml:space="preserve">Declaration</w:t>
-        </w:r>
-      </w:hyperlink>
-    </w:p>
-    <w:p>
-      <w:pPr>
-        <w:spacing w:lineRule="auto"/>
-      </w:pPr>
-    </w:p>
-    <w:p>
-      <w:pPr>
-        <w:spacing w:lineRule="auto"/>
-      </w:pPr>
-    </w:p>
-    <w:p>
-      <w:pPr>
-        <w:spacing w:lineRule="auto"/>
-      </w:pPr>
-      <w:hyperlink r:id="rId11">
-        <w:r>
-          <w:rPr>
-            <w:rStyle w:val="Hyperlink"/>
-          </w:rPr>
-          <w:t xml:space="preserve">Acknowledgement</w:t>
-        </w:r>
-      </w:hyperlink>
-    </w:p>
-    <w:p>
-      <w:pPr>
-        <w:spacing w:lineRule="auto"/>
-      </w:pPr>
-    </w:p>
-    <w:p>
-      <w:pPr>
-        <w:spacing w:lineRule="auto"/>
-      </w:pPr>
-    </w:p>
-    <w:p>
-      <w:pPr>
-        <w:spacing w:lineRule="auto"/>
-      </w:pPr>
-      <w:hyperlink r:id="rId12">
-        <w:r>
-          <w:rPr>
-            <w:rStyle w:val="Hyperlink"/>
-          </w:rPr>
-          <w:t xml:space="preserve">Acronyms and Definitions</w:t>
-        </w:r>
-      </w:hyperlink>
-    </w:p>
-    <w:p>
-      <w:pPr>
-        <w:spacing w:lineRule="auto"/>
-      </w:pPr>
-    </w:p>
-    <w:p>
-      <w:pPr>
-        <w:spacing w:lineRule="auto"/>
-      </w:pPr>
-    </w:p>
-    <w:p>
-      <w:pPr>
-        <w:spacing w:lineRule="auto"/>
-      </w:pPr>
-      <w:hyperlink r:id="rId13">
-        <w:r>
-          <w:rPr>
-            <w:rStyle w:val="Hyperlink"/>
-          </w:rPr>
-          <w:t xml:space="preserve">Abstract</w:t>
-        </w:r>
-      </w:hyperlink>
-    </w:p>
-    <w:p>
-      <w:pPr>
-        <w:spacing w:lineRule="auto"/>
-      </w:pPr>
-    </w:p>
-    <w:p>
-      <w:pPr>
-        <w:spacing w:lineRule="auto"/>
-      </w:pPr>
-    </w:p>
-    <w:p>
-      <w:pPr>
-        <w:spacing w:lineRule="auto"/>
-      </w:pPr>
-      <w:hyperlink r:id="rId14">
-        <w:r>
-          <w:rPr>
-            <w:rStyle w:val="Hyperlink"/>
-          </w:rPr>
-          <w:t xml:space="preserve">Chapter One: Introduction</w:t>
-        </w:r>
-      </w:hyperlink>
-    </w:p>
-    <w:p>
-      <w:pPr>
-        <w:spacing w:lineRule="auto"/>
-      </w:pPr>
-    </w:p>
-    <w:p>
-      <w:pPr>
-        <w:spacing w:lineRule="auto"/>
-      </w:pPr>
-    </w:p>
-    <w:p>
-      <w:pPr>
-        <w:spacing w:lineRule="auto"/>
-      </w:pPr>
-      <w:hyperlink r:id="rId15">
-        <w:r>
-          <w:rPr>
-            <w:rStyle w:val="Hyperlink"/>
-          </w:rPr>
-          <w:t xml:space="preserve">1.1 Background of the Study</w:t>
-        </w:r>
-      </w:hyperlink>
-    </w:p>
-    <w:p>
-      <w:pPr>
-        <w:spacing w:lineRule="auto"/>
-      </w:pPr>
-    </w:p>
-    <w:p>
-      <w:pPr>
-        <w:spacing w:lineRule="auto"/>
-      </w:pPr>
-    </w:p>
-    <w:p>
-      <w:pPr>
-        <w:spacing w:lineRule="auto"/>
-      </w:pPr>
-      <w:hyperlink r:id="rId16">
-        <w:r>
-          <w:rPr>
-            <w:rStyle w:val="Hyperlink"/>
-          </w:rPr>
-          <w:t xml:space="preserve">1.2 Emerging Issues</w:t>
-        </w:r>
-      </w:hyperlink>
-    </w:p>
-    <w:p>
-      <w:pPr>
-        <w:spacing w:lineRule="auto"/>
-      </w:pPr>
-    </w:p>
-    <w:p>
-      <w:pPr>
-        <w:spacing w:lineRule="auto"/>
-      </w:pPr>
-    </w:p>
-    <w:p>
-      <w:pPr>
-        <w:spacing w:lineRule="auto"/>
-      </w:pPr>
-      <w:hyperlink r:id="rId17">
-        <w:r>
-          <w:rPr>
-            <w:rStyle w:val="Hyperlink"/>
-          </w:rPr>
-          <w:t xml:space="preserve">1.3 Problem Statement</w:t>
-        </w:r>
-      </w:hyperlink>
-    </w:p>
-    <w:p>
-      <w:pPr>
-        <w:spacing w:lineRule="auto"/>
-      </w:pPr>
-    </w:p>
-    <w:p>
-      <w:pPr>
-        <w:spacing w:lineRule="auto"/>
-      </w:pPr>
-    </w:p>
-    <w:p>
-      <w:pPr>
-        <w:spacing w:lineRule="auto"/>
-      </w:pPr>
-      <w:hyperlink r:id="rId18">
-        <w:r>
-          <w:rPr>
-            <w:rStyle w:val="Hyperlink"/>
-          </w:rPr>
-          <w:t xml:space="preserve">1.4 Objectives</w:t>
-        </w:r>
-      </w:hyperlink>
-    </w:p>
-    <w:p>
-      <w:pPr>
-        <w:spacing w:lineRule="auto"/>
-      </w:pPr>
-    </w:p>
-    <w:p>
-      <w:pPr>
-        <w:spacing w:lineRule="auto"/>
-      </w:pPr>
-    </w:p>
-    <w:p>
-      <w:pPr>
-        <w:spacing w:lineRule="auto"/>
-      </w:pPr>
-      <w:hyperlink r:id="rId19">
-        <w:r>
-          <w:rPr>
-            <w:rStyle w:val="Hyperlink"/>
-          </w:rPr>
-          <w:t xml:space="preserve">1.5 Justification and Significance</w:t>
-        </w:r>
-      </w:hyperlink>
-    </w:p>
-    <w:p>
-      <w:pPr>
-        <w:spacing w:lineRule="auto"/>
-      </w:pPr>
-    </w:p>
-    <w:p>
-      <w:pPr>
-        <w:spacing w:lineRule="auto"/>
-      </w:pPr>
-    </w:p>
-    <w:p>
-      <w:pPr>
-        <w:spacing w:lineRule="auto"/>
-      </w:pPr>
-      <w:hyperlink r:id="rId20">
-        <w:r>
-          <w:rPr>
-            <w:rStyle w:val="Hyperlink"/>
-          </w:rPr>
-          <w:t xml:space="preserve">1.6 Scope and Limitations</w:t>
-        </w:r>
-      </w:hyperlink>
-    </w:p>
-    <w:p>
-      <w:pPr>
-        <w:spacing w:lineRule="auto"/>
-      </w:pPr>
-    </w:p>
-    <w:p>
-      <w:pPr>
-        <w:spacing w:lineRule="auto"/>
-      </w:pPr>
-    </w:p>
-    <w:p>
-      <w:pPr>
-        <w:spacing w:lineRule="auto"/>
-      </w:pPr>
-      <w:hyperlink r:id="rId21">
-        <w:r>
-          <w:rPr>
-            <w:rStyle w:val="Hyperlink"/>
-          </w:rPr>
-          <w:t xml:space="preserve">Chapter Two: Literature Review</w:t>
-        </w:r>
-      </w:hyperlink>
-    </w:p>
-    <w:p>
-      <w:pPr>
-        <w:spacing w:lineRule="auto"/>
-      </w:pPr>
-    </w:p>
-    <w:p>
-      <w:pPr>
-        <w:spacing w:lineRule="auto"/>
-      </w:pPr>
-    </w:p>
-    <w:p>
-      <w:pPr>
-        <w:spacing w:lineRule="auto"/>
-      </w:pPr>
-      <w:hyperlink r:id="rId22">
-        <w:r>
-          <w:rPr>
-            <w:rStyle w:val="Hyperlink"/>
-          </w:rPr>
-          <w:t xml:space="preserve">2.1 Review of Existing Systems</w:t>
-        </w:r>
-      </w:hyperlink>
-    </w:p>
-    <w:p>
-      <w:pPr>
-        <w:spacing w:lineRule="auto"/>
-      </w:pPr>
-    </w:p>
-    <w:p>
-      <w:pPr>
-        <w:spacing w:lineRule="auto"/>
-      </w:pPr>
-    </w:p>
-    <w:p>
-      <w:pPr>
-        <w:spacing w:lineRule="auto"/>
-      </w:pPr>
-      <w:hyperlink r:id="rId23">
-        <w:r>
-          <w:rPr>
-            <w:rStyle w:val="Hyperlink"/>
-          </w:rPr>
-          <w:t xml:space="preserve">2.2 Comparative Analysis</w:t>
-        </w:r>
-      </w:hyperlink>
-    </w:p>
-    <w:p>
-      <w:pPr>
-        <w:spacing w:lineRule="auto"/>
-      </w:pPr>
-    </w:p>
-    <w:p>
-      <w:pPr>
-        <w:spacing w:lineRule="auto"/>
-      </w:pPr>
-    </w:p>
-    <w:p>
-      <w:pPr>
-        <w:spacing w:lineRule="auto"/>
-      </w:pPr>
-      <w:hyperlink r:id="rId24">
-        <w:r>
-          <w:rPr>
-            <w:rStyle w:val="Hyperlink"/>
-          </w:rPr>
-          <w:t xml:space="preserve">2.3 Identified Gaps</w:t>
-        </w:r>
-      </w:hyperlink>
-    </w:p>
-    <w:p>
-      <w:pPr>
-        <w:spacing w:lineRule="auto"/>
-      </w:pPr>
-    </w:p>
-    <w:p>
-      <w:pPr>
-        <w:spacing w:lineRule="auto"/>
-      </w:pPr>
-    </w:p>
-    <w:p>
-      <w:pPr>
-        <w:spacing w:lineRule="auto"/>
-      </w:pPr>
-      <w:hyperlink r:id="rId25">
-        <w:r>
-          <w:rPr>
-            <w:rStyle w:val="Hyperlink"/>
-          </w:rPr>
-          <w:t xml:space="preserve">2.4 Unique Contributions</w:t>
-        </w:r>
-      </w:hyperlink>
-    </w:p>
-    <w:p>
-      <w:pPr>
-        <w:spacing w:lineRule="auto"/>
-      </w:pPr>
-    </w:p>
-    <w:p>
-      <w:pPr>
-        <w:spacing w:lineRule="auto"/>
-      </w:pPr>
-    </w:p>
-    <w:p>
-      <w:pPr>
-        <w:spacing w:lineRule="auto"/>
-      </w:pPr>
-      <w:hyperlink r:id="rId26">
-        <w:r>
-          <w:rPr>
-            <w:rStyle w:val="Hyperlink"/>
-          </w:rPr>
-          <w:t xml:space="preserve">Chapter Three: Methodology</w:t>
-        </w:r>
-      </w:hyperlink>
-    </w:p>
-    <w:p>
-      <w:pPr>
-        <w:spacing w:lineRule="auto"/>
-      </w:pPr>
-    </w:p>
-    <w:p>
-      <w:pPr>
-        <w:spacing w:lineRule="auto"/>
-      </w:pPr>
-    </w:p>
-    <w:p>
-      <w:pPr>
-        <w:spacing w:lineRule="auto"/>
-      </w:pPr>
-      <w:hyperlink r:id="rId27">
-        <w:r>
-          <w:rPr>
-            <w:rStyle w:val="Hyperlink"/>
-          </w:rPr>
-          <w:t xml:space="preserve">3.1 Development Approach</w:t>
-        </w:r>
-      </w:hyperlink>
-    </w:p>
-    <w:p>
-      <w:pPr>
-        <w:spacing w:lineRule="auto"/>
-      </w:pPr>
-    </w:p>
-    <w:p>
-      <w:pPr>
-        <w:spacing w:lineRule="auto"/>
-      </w:pPr>
-    </w:p>
-    <w:p>
-      <w:pPr>
-        <w:spacing w:lineRule="auto"/>
-      </w:pPr>
-      <w:hyperlink r:id="rId28">
-        <w:r>
-          <w:rPr>
-            <w:rStyle w:val="Hyperlink"/>
-          </w:rPr>
-          <w:t xml:space="preserve">3.2 Project Timeline</w:t>
-        </w:r>
-      </w:hyperlink>
-    </w:p>
-    <w:p>
-      <w:pPr>
-        <w:spacing w:lineRule="auto"/>
-      </w:pPr>
-    </w:p>
-    <w:p>
-      <w:pPr>
-        <w:spacing w:lineRule="auto"/>
-      </w:pPr>
-    </w:p>
-    <w:p>
-      <w:pPr>
-        <w:spacing w:lineRule="auto"/>
-      </w:pPr>
-      <w:hyperlink r:id="rId29">
-        <w:r>
-          <w:rPr>
-            <w:rStyle w:val="Hyperlink"/>
-          </w:rPr>
-          <w:t xml:space="preserve">3.3 Resources and Tools</w:t>
-        </w:r>
-      </w:hyperlink>
-    </w:p>
-    <w:p>
-      <w:pPr>
-        <w:spacing w:lineRule="auto"/>
-      </w:pPr>
-    </w:p>
-    <w:p>
-      <w:pPr>
-        <w:spacing w:lineRule="auto"/>
-      </w:pPr>
-    </w:p>
-    <w:p>
-      <w:pPr>
-        <w:spacing w:lineRule="auto"/>
-      </w:pPr>
-      <w:hyperlink r:id="rId30">
-        <w:r>
-          <w:rPr>
-            <w:rStyle w:val="Hyperlink"/>
-          </w:rPr>
-          <w:t xml:space="preserve">3.4 Requirements</w:t>
-        </w:r>
-      </w:hyperlink>
-    </w:p>
-    <w:p>
-      <w:pPr>
-        <w:spacing w:lineRule="auto"/>
-      </w:pPr>
-    </w:p>
-    <w:p>
-      <w:pPr>
-        <w:spacing w:lineRule="auto"/>
-      </w:pPr>
-    </w:p>
-    <w:p>
-      <w:pPr>
-        <w:spacing w:lineRule="auto"/>
-      </w:pPr>
-      <w:hyperlink r:id="rId31">
-        <w:r>
-          <w:rPr>
-            <w:rStyle w:val="Hyperlink"/>
-          </w:rPr>
-          <w:t xml:space="preserve">Chapter Four: System Design</w:t>
-        </w:r>
-      </w:hyperlink>
-    </w:p>
-    <w:p>
-      <w:pPr>
-        <w:spacing w:lineRule="auto"/>
-      </w:pPr>
-    </w:p>
-    <w:p>
-      <w:pPr>
-        <w:spacing w:lineRule="auto"/>
-      </w:pPr>
-    </w:p>
-    <w:p>
-      <w:pPr>
-        <w:spacing w:lineRule="auto"/>
-      </w:pPr>
-      <w:hyperlink r:id="rId32">
-        <w:r>
-          <w:rPr>
-            <w:rStyle w:val="Hyperlink"/>
-          </w:rPr>
-          <w:t xml:space="preserve">4.1 Architecture</w:t>
-        </w:r>
-      </w:hyperlink>
-    </w:p>
-    <w:p>
-      <w:pPr>
-        <w:spacing w:lineRule="auto"/>
-      </w:pPr>
-    </w:p>
-    <w:p>
-      <w:pPr>
-        <w:spacing w:lineRule="auto"/>
-      </w:pPr>
-    </w:p>
-    <w:p>
-      <w:pPr>
-        <w:spacing w:lineRule="auto"/>
-      </w:pPr>
-      <w:hyperlink r:id="rId33">
-        <w:r>
-          <w:rPr>
-            <w:rStyle w:val="Hyperlink"/>
-          </w:rPr>
-          <w:t xml:space="preserve">4.2 Context Diagram</w:t>
-        </w:r>
-      </w:hyperlink>
-    </w:p>
-    <w:p>
-      <w:pPr>
-        <w:spacing w:lineRule="auto"/>
-      </w:pPr>
-    </w:p>
-    <w:p>
-      <w:pPr>
-        <w:spacing w:lineRule="auto"/>
-      </w:pPr>
-    </w:p>
-    <w:p>
-      <w:pPr>
-        <w:spacing w:lineRule="auto"/>
-      </w:pPr>
-      <w:hyperlink r:id="rId34">
-        <w:r>
-          <w:rPr>
-            <w:rStyle w:val="Hyperlink"/>
-          </w:rPr>
-          <w:t xml:space="preserve">4.3 Data Flow Diagram</w:t>
-        </w:r>
-      </w:hyperlink>
-    </w:p>
-    <w:p>
-      <w:pPr>
-        <w:spacing w:lineRule="auto"/>
-      </w:pPr>
-    </w:p>
-    <w:p>
-      <w:pPr>
-        <w:spacing w:lineRule="auto"/>
-      </w:pPr>
-    </w:p>
-    <w:p>
-      <w:pPr>
-        <w:spacing w:lineRule="auto"/>
-      </w:pPr>
-      <w:hyperlink r:id="rId35">
-        <w:r>
-          <w:rPr>
-            <w:rStyle w:val="Hyperlink"/>
-          </w:rPr>
-          <w:t xml:space="preserve">4.4 Entity Relationship Diagram</w:t>
-        </w:r>
-      </w:hyperlink>
-    </w:p>
-    <w:p>
-      <w:pPr>
-        <w:spacing w:lineRule="auto"/>
-      </w:pPr>
-    </w:p>
-    <w:p>
-      <w:pPr>
-        <w:spacing w:lineRule="auto"/>
-      </w:pPr>
-    </w:p>
-    <w:p>
-      <w:pPr>
-        <w:spacing w:lineRule="auto"/>
-      </w:pPr>
-      <w:hyperlink r:id="rId36">
-        <w:r>
-          <w:rPr>
-            <w:rStyle w:val="Hyperlink"/>
-          </w:rPr>
-          <w:t xml:space="preserve">4.5 API Contract</w:t>
-        </w:r>
-      </w:hyperlink>
-    </w:p>
-    <w:p>
-      <w:pPr>
-        <w:spacing w:lineRule="auto"/>
-      </w:pPr>
-    </w:p>
-    <w:p>
-      <w:pPr>
-        <w:spacing w:lineRule="auto"/>
-      </w:pPr>
-    </w:p>
-    <w:p>
-      <w:pPr>
-        <w:spacing w:lineRule="auto"/>
-      </w:pPr>
-      <w:hyperlink r:id="rId37">
-        <w:r>
-          <w:rPr>
-            <w:rStyle w:val="Hyperlink"/>
-          </w:rPr>
-          <w:t xml:space="preserve">4.6 Security and Privacy Design</w:t>
-        </w:r>
-      </w:hyperlink>
-    </w:p>
-    <w:p>
-      <w:pPr>
-        <w:spacing w:lineRule="auto"/>
-      </w:pPr>
-    </w:p>
-    <w:p>
-      <w:pPr>
-        <w:spacing w:lineRule="auto"/>
-      </w:pPr>
-    </w:p>
-    <w:p>
-      <w:pPr>
-        <w:spacing w:lineRule="auto"/>
-      </w:pPr>
-      <w:hyperlink r:id="rId38">
-        <w:r>
-          <w:rPr>
-            <w:rStyle w:val="Hyperlink"/>
-          </w:rPr>
-          <w:t xml:space="preserve">Chapter Five: Implementation</w:t>
-        </w:r>
-      </w:hyperlink>
-    </w:p>
-    <w:p>
-      <w:pPr>
-        <w:spacing w:lineRule="auto"/>
-      </w:pPr>
-    </w:p>
-    <w:p>
-      <w:pPr>
-        <w:spacing w:lineRule="auto"/>
-      </w:pPr>
-    </w:p>
-    <w:p>
-      <w:pPr>
-        <w:spacing w:lineRule="auto"/>
-      </w:pPr>
-      <w:hyperlink r:id="rId39">
-        <w:r>
-          <w:rPr>
-            <w:rStyle w:val="Hyperlink"/>
-          </w:rPr>
-          <w:t xml:space="preserve">5.1 Codebase Structure</w:t>
-        </w:r>
-      </w:hyperlink>
-    </w:p>
-    <w:p>
-      <w:pPr>
-        <w:spacing w:lineRule="auto"/>
-      </w:pPr>
-    </w:p>
-    <w:p>
-      <w:pPr>
-        <w:spacing w:lineRule="auto"/>
-      </w:pPr>
-    </w:p>
-    <w:p>
-      <w:pPr>
-        <w:spacing w:lineRule="auto"/>
-      </w:pPr>
-      <w:hyperlink r:id="rId40">
-        <w:r>
-          <w:rPr>
-            <w:rStyle w:val="Hyperlink"/>
-          </w:rPr>
-          <w:t xml:space="preserve">5.2 Symptom-Condition Knowledge Base</w:t>
-        </w:r>
-      </w:hyperlink>
-    </w:p>
-    <w:p>
-      <w:pPr>
-        <w:spacing w:lineRule="auto"/>
-      </w:pPr>
-    </w:p>
-    <w:p>
-      <w:pPr>
-        <w:spacing w:lineRule="auto"/>
-      </w:pPr>
-    </w:p>
-    <w:p>
-      <w:pPr>
-        <w:spacing w:lineRule="auto"/>
-      </w:pPr>
-      <w:hyperlink r:id="rId41">
-        <w:r>
-          <w:rPr>
-            <w:rStyle w:val="Hyperlink"/>
-          </w:rPr>
-          <w:t xml:space="preserve">5.3 Diagnostic Engine</w:t>
-        </w:r>
-      </w:hyperlink>
-    </w:p>
-    <w:p>
-      <w:pPr>
-        <w:spacing w:lineRule="auto"/>
-      </w:pPr>
-    </w:p>
-    <w:p>
-      <w:pPr>
-        <w:spacing w:lineRule="auto"/>
-      </w:pPr>
-    </w:p>
-    <w:p>
-      <w:pPr>
-        <w:spacing w:lineRule="auto"/>
-      </w:pPr>
-      <w:hyperlink r:id="rId42">
-        <w:r>
-          <w:rPr>
-            <w:rStyle w:val="Hyperlink"/>
-          </w:rPr>
-          <w:t xml:space="preserve">5.4 API Endpoint</w:t>
-        </w:r>
-      </w:hyperlink>
-    </w:p>
-    <w:p>
-      <w:pPr>
-        <w:spacing w:lineRule="auto"/>
-      </w:pPr>
-    </w:p>
-    <w:p>
-      <w:pPr>
-        <w:spacing w:lineRule="auto"/>
-      </w:pPr>
-    </w:p>
-    <w:p>
-      <w:pPr>
-        <w:spacing w:lineRule="auto"/>
-      </w:pPr>
-      <w:hyperlink r:id="rId43">
-        <w:r>
-          <w:rPr>
-            <w:rStyle w:val="Hyperlink"/>
-          </w:rPr>
-          <w:t xml:space="preserve">5.5 Provider Recommendation</w:t>
-        </w:r>
-      </w:hyperlink>
-    </w:p>
-    <w:p>
-      <w:pPr>
-        <w:spacing w:lineRule="auto"/>
-      </w:pPr>
-    </w:p>
-    <w:p>
-      <w:pPr>
-        <w:spacing w:lineRule="auto"/>
-      </w:pPr>
-    </w:p>
-    <w:p>
-      <w:pPr>
-        <w:spacing w:lineRule="auto"/>
-      </w:pPr>
-      <w:hyperlink r:id="rId44">
-        <w:r>
-          <w:rPr>
-            <w:rStyle w:val="Hyperlink"/>
-          </w:rPr>
-          <w:t xml:space="preserve">5.6 Mobile Client</w:t>
-        </w:r>
-      </w:hyperlink>
-    </w:p>
-    <w:p>
-      <w:pPr>
-        <w:spacing w:lineRule="auto"/>
-      </w:pPr>
-    </w:p>
-    <w:p>
-      <w:pPr>
-        <w:spacing w:lineRule="auto"/>
-      </w:pPr>
-    </w:p>
-    <w:p>
-      <w:pPr>
-        <w:spacing w:lineRule="auto"/>
-      </w:pPr>
-      <w:hyperlink r:id="rId45">
-        <w:r>
-          <w:rPr>
-            <w:rStyle w:val="Hyperlink"/>
-          </w:rPr>
-          <w:t xml:space="preserve">5.7 User Interface</w:t>
-        </w:r>
-      </w:hyperlink>
-    </w:p>
-    <w:p>
-      <w:pPr>
-        <w:spacing w:lineRule="auto"/>
-      </w:pPr>
-    </w:p>
-    <w:p>
-      <w:pPr>
-        <w:spacing w:lineRule="auto"/>
-      </w:pPr>
-    </w:p>
-    <w:p>
-      <w:pPr>
-        <w:spacing w:lineRule="auto"/>
-      </w:pPr>
-      <w:hyperlink r:id="rId46">
-        <w:r>
-          <w:rPr>
-            <w:rStyle w:val="Hyperlink"/>
-          </w:rPr>
-          <w:t xml:space="preserve">5.8 Key Modules and Algorithms</w:t>
-        </w:r>
-      </w:hyperlink>
-    </w:p>
-    <w:p>
-      <w:pPr>
-        <w:spacing w:lineRule="auto"/>
-      </w:pPr>
-    </w:p>
-    <w:p>
-      <w:pPr>
-        <w:spacing w:lineRule="auto"/>
-      </w:pPr>
-    </w:p>
-    <w:p>
-      <w:pPr>
-        <w:spacing w:lineRule="auto"/>
-      </w:pPr>
-      <w:hyperlink r:id="rId47">
-        <w:r>
-          <w:rPr>
-            <w:rStyle w:val="Hyperlink"/>
-          </w:rPr>
-          <w:t xml:space="preserve">Chapter Six: Testing and Validation</w:t>
-        </w:r>
-      </w:hyperlink>
-    </w:p>
-    <w:p>
-      <w:pPr>
-        <w:spacing w:lineRule="auto"/>
-      </w:pPr>
-    </w:p>
-    <w:p>
-      <w:pPr>
-        <w:spacing w:lineRule="auto"/>
-      </w:pPr>
-    </w:p>
-    <w:p>
-      <w:pPr>
-        <w:spacing w:lineRule="auto"/>
-      </w:pPr>
-      <w:hyperlink r:id="rId48">
-        <w:r>
-          <w:rPr>
-            <w:rStyle w:val="Hyperlink"/>
-          </w:rPr>
-          <w:t xml:space="preserve">6.1 Testing Strategy</w:t>
-        </w:r>
-      </w:hyperlink>
-    </w:p>
-    <w:p>
-      <w:pPr>
-        <w:spacing w:lineRule="auto"/>
-      </w:pPr>
-    </w:p>
-    <w:p>
-      <w:pPr>
-        <w:spacing w:lineRule="auto"/>
-      </w:pPr>
-    </w:p>
-    <w:p>
-      <w:pPr>
-        <w:spacing w:lineRule="auto"/>
-      </w:pPr>
-      <w:hyperlink r:id="rId49">
-        <w:r>
-          <w:rPr>
-            <w:rStyle w:val="Hyperlink"/>
-          </w:rPr>
-          <w:t xml:space="preserve">6.2 Automated Test Results</w:t>
-        </w:r>
-      </w:hyperlink>
-    </w:p>
-    <w:p>
-      <w:pPr>
-        <w:spacing w:lineRule="auto"/>
-      </w:pPr>
-    </w:p>
-    <w:p>
-      <w:pPr>
-        <w:spacing w:lineRule="auto"/>
-      </w:pPr>
-    </w:p>
-    <w:p>
-      <w:pPr>
-        <w:spacing w:lineRule="auto"/>
-      </w:pPr>
-      <w:hyperlink r:id="rId50">
-        <w:r>
-          <w:rPr>
-            <w:rStyle w:val="Hyperlink"/>
-          </w:rPr>
-          <w:t xml:space="preserve">6.3 Acceptance Test Cases</w:t>
-        </w:r>
-      </w:hyperlink>
-    </w:p>
-    <w:p>
-      <w:pPr>
-        <w:spacing w:lineRule="auto"/>
-      </w:pPr>
-    </w:p>
-    <w:p>
-      <w:pPr>
-        <w:spacing w:lineRule="auto"/>
-      </w:pPr>
-    </w:p>
-    <w:p>
-      <w:pPr>
-        <w:spacing w:lineRule="auto"/>
-      </w:pPr>
-      <w:hyperlink r:id="rId51">
-        <w:r>
-          <w:rPr>
-            <w:rStyle w:val="Hyperlink"/>
-          </w:rPr>
-          <w:t xml:space="preserve">6.4 Ranking Evaluation</w:t>
-        </w:r>
-      </w:hyperlink>
-    </w:p>
-    <w:p>
-      <w:pPr>
-        <w:spacing w:lineRule="auto"/>
-      </w:pPr>
-    </w:p>
-    <w:p>
-      <w:pPr>
-        <w:spacing w:lineRule="auto"/>
-      </w:pPr>
-    </w:p>
-    <w:p>
-      <w:pPr>
-        <w:spacing w:lineRule="auto"/>
-      </w:pPr>
-      <w:hyperlink r:id="rId52">
-        <w:r>
-          <w:rPr>
-            <w:rStyle w:val="Hyperlink"/>
-          </w:rPr>
-          <w:t xml:space="preserve">6.5 Non-Functional Verification</w:t>
-        </w:r>
-      </w:hyperlink>
-    </w:p>
-    <w:p>
-      <w:pPr>
-        <w:spacing w:lineRule="auto"/>
-      </w:pPr>
-    </w:p>
-    <w:p>
-      <w:pPr>
-        <w:spacing w:lineRule="auto"/>
-      </w:pPr>
-    </w:p>
-    <w:p>
-      <w:pPr>
-        <w:spacing w:lineRule="auto"/>
-      </w:pPr>
-      <w:hyperlink r:id="rId53">
-        <w:r>
-          <w:rPr>
-            <w:rStyle w:val="Hyperlink"/>
-          </w:rPr>
-          <w:t xml:space="preserve">Chapter Seven: Results and Discussion</w:t>
-        </w:r>
-      </w:hyperlink>
-    </w:p>
-    <w:p>
-      <w:pPr>
-        <w:spacing w:lineRule="auto"/>
-      </w:pPr>
-    </w:p>
-    <w:p>
-      <w:pPr>
-        <w:spacing w:lineRule="auto"/>
-      </w:pPr>
-    </w:p>
-    <w:p>
-      <w:pPr>
-        <w:spacing w:lineRule="auto"/>
-      </w:pPr>
-      <w:hyperlink r:id="rId54">
-        <w:r>
-          <w:rPr>
-            <w:rStyle w:val="Hyperlink"/>
-          </w:rPr>
-          <w:t xml:space="preserve">7.1 Objectives Achieved</w:t>
-        </w:r>
-      </w:hyperlink>
-    </w:p>
-    <w:p>
-      <w:pPr>
-        <w:spacing w:lineRule="auto"/>
-      </w:pPr>
-    </w:p>
-    <w:p>
-      <w:pPr>
-        <w:spacing w:lineRule="auto"/>
-      </w:pPr>
-    </w:p>
-    <w:p>
-      <w:pPr>
-        <w:spacing w:lineRule="auto"/>
-      </w:pPr>
-      <w:hyperlink r:id="rId55">
-        <w:r>
-          <w:rPr>
-            <w:rStyle w:val="Hyperlink"/>
-          </w:rPr>
-          <w:t xml:space="preserve">7.2 Discussion</w:t>
-        </w:r>
-      </w:hyperlink>
-    </w:p>
-    <w:p>
-      <w:pPr>
-        <w:spacing w:lineRule="auto"/>
-      </w:pPr>
-    </w:p>
-    <w:p>
-      <w:pPr>
-        <w:spacing w:lineRule="auto"/>
-      </w:pPr>
-    </w:p>
-    <w:p>
-      <w:pPr>
-        <w:spacing w:lineRule="auto"/>
-      </w:pPr>
-      <w:hyperlink r:id="rId56">
-        <w:r>
-          <w:rPr>
-            <w:rStyle w:val="Hyperlink"/>
-          </w:rPr>
-          <w:t xml:space="preserve">7.3 Limitations</w:t>
-        </w:r>
-      </w:hyperlink>
-    </w:p>
-    <w:p>
-      <w:pPr>
-        <w:spacing w:lineRule="auto"/>
-      </w:pPr>
-    </w:p>
-    <w:p>
-      <w:pPr>
-        <w:spacing w:lineRule="auto"/>
-      </w:pPr>
-    </w:p>
-    <w:p>
-      <w:pPr>
-        <w:spacing w:lineRule="auto"/>
-      </w:pPr>
-      <w:hyperlink r:id="rId57">
-        <w:r>
-          <w:rPr>
-            <w:rStyle w:val="Hyperlink"/>
-          </w:rPr>
-          <w:t xml:space="preserve">Chapter Eight: Conclusions</w:t>
-        </w:r>
-      </w:hyperlink>
-    </w:p>
-    <w:p>
-      <w:pPr>
-        <w:spacing w:lineRule="auto"/>
-      </w:pPr>
-    </w:p>
-    <w:p>
-      <w:pPr>
-        <w:spacing w:lineRule="auto"/>
-      </w:pPr>
-    </w:p>
-    <w:p>
-      <w:pPr>
-        <w:spacing w:lineRule="auto"/>
-      </w:pPr>
-      <w:hyperlink r:id="rId58">
-        <w:r>
-          <w:rPr>
-            <w:rStyle w:val="Hyperlink"/>
-          </w:rPr>
-          <w:t xml:space="preserve">8.1 Conclusions</w:t>
-        </w:r>
-      </w:hyperlink>
-    </w:p>
-    <w:p>
-      <w:pPr>
-        <w:spacing w:lineRule="auto"/>
-      </w:pPr>
-    </w:p>
-    <w:p>
-      <w:pPr>
-        <w:spacing w:lineRule="auto"/>
-      </w:pPr>
-    </w:p>
-    <w:p>
-      <w:pPr>
-        <w:spacing w:lineRule="auto"/>
-      </w:pPr>
-      <w:hyperlink r:id="rId59">
-        <w:r>
-          <w:rPr>
-            <w:rStyle w:val="Hyperlink"/>
-          </w:rPr>
-          <w:t xml:space="preserve">8.2 Recommendations</w:t>
-        </w:r>
-      </w:hyperlink>
-    </w:p>
-    <w:p>
-      <w:pPr>
-        <w:spacing w:lineRule="auto"/>
-      </w:pPr>
-    </w:p>
-    <w:p>
-      <w:pPr>
-        <w:spacing w:lineRule="auto"/>
-      </w:pPr>
-    </w:p>
-    <w:p>
-      <w:pPr>
-        <w:spacing w:lineRule="auto"/>
-      </w:pPr>
-      <w:hyperlink r:id="rId60">
-        <w:r>
-          <w:rPr>
-            <w:rStyle w:val="Hyperlink"/>
-          </w:rPr>
-          <w:t xml:space="preserve">8.3 Closing Remarks</w:t>
-        </w:r>
-      </w:hyperlink>
-    </w:p>
-    <w:p>
-      <w:pPr>
-        <w:spacing w:lineRule="auto"/>
-      </w:pPr>
-    </w:p>
-    <w:p>
-      <w:pPr>
-        <w:spacing w:lineRule="auto"/>
-      </w:pPr>
-    </w:p>
-    <w:p>
-      <w:pPr>
-        <w:spacing w:lineRule="auto"/>
-      </w:pPr>
-      <w:hyperlink r:id="rId61">
-        <w:r>
-          <w:rPr>
-            <w:rStyle w:val="Hyperlink"/>
-          </w:rPr>
-          <w:t xml:space="preserve">References</w:t>
-        </w:r>
-      </w:hyperlink>
-    </w:p>
-    <w:p>
-      <w:pPr>
-        <w:spacing w:lineRule="auto"/>
-      </w:pPr>
-    </w:p>
-    <w:p>
-      <w:pPr>
-        <w:spacing w:lineRule="auto"/>
-      </w:pPr>
-    </w:p>
-    <w:p>
-      <w:pPr>
-        <w:spacing w:lineRule="auto"/>
-      </w:pPr>
-      <w:hyperlink r:id="rId62">
-        <w:r>
-          <w:rPr>
-            <w:rStyle w:val="Hyperlink"/>
-          </w:rPr>
-          <w:t xml:space="preserve">Appendices</w:t>
-        </w:r>
-      </w:hyperlink>
-    </w:p>
-    <w:p>
-      <w:pPr>
-        <w:spacing w:lineRule="auto"/>
-      </w:pPr>
-    </w:p>
-    <w:p>
-      <w:pPr>
-        <w:spacing w:lineRule="auto"/>
-      </w:pPr>
-    </w:p>
-    <w:p>
-      <w:pPr>
-        <w:spacing w:lineRule="auto"/>
-      </w:pPr>
-      <w:hyperlink r:id="rId63">
-        <w:r>
-          <w:rPr>
-            <w:rStyle w:val="Hyperlink"/>
-          </w:rPr>
-          <w:t xml:space="preserve">Appendix A: Repository</w:t>
-        </w:r>
-      </w:hyperlink>
-    </w:p>
-    <w:p>
-      <w:pPr>
-        <w:spacing w:lineRule="auto"/>
-      </w:pPr>
-    </w:p>
-    <w:p>
-      <w:pPr>
-        <w:spacing w:lineRule="auto"/>
-      </w:pPr>
-    </w:p>
-    <w:p>
-      <w:pPr>
-        <w:spacing w:lineRule="auto"/>
-      </w:pPr>
-      <w:hyperlink r:id="rId64">
-        <w:r>
-          <w:rPr>
-            <w:rStyle w:val="Hyperlink"/>
-          </w:rPr>
-          <w:t xml:space="preserve">Appendix B: Running the System</w:t>
-        </w:r>
-      </w:hyperlink>
-    </w:p>
-    <w:p>
-      <w:pPr>
-        <w:spacing w:lineRule="auto"/>
-      </w:pPr>
-    </w:p>
-    <w:p>
-      <w:pPr>
-        <w:spacing w:lineRule="auto"/>
-      </w:pPr>
-    </w:p>
-    <w:p>
-      <w:pPr>
-        <w:spacing w:lineRule="auto"/>
-      </w:pPr>
-      <w:hyperlink r:id="rId65">
-        <w:r>
-          <w:rPr>
-            <w:rStyle w:val="Hyperlink"/>
-          </w:rPr>
-          <w:t xml:space="preserve">Appendix C: Knowledge Base Coverage</w:t>
-        </w:r>
-      </w:hyperlink>
-    </w:p>
-    <w:p>
-      <w:pPr>
-        <w:spacing w:lineRule="auto"/>
-      </w:pPr>
-    </w:p>
-    <w:p>
-      <w:pPr>
-        <w:spacing w:lineRule="auto"/>
-      </w:pPr>
-    </w:p>
-    <w:p>
-      <w:pPr>
-        <w:pStyle w:val="Heading1"/>
-        <w:spacing w:lineRule="auto"/>
-      </w:pPr>
-      <w:r>
-        <w:rPr/>
-        <w:t xml:space="preserve">Declaration</w:t>
-      </w:r>
-    </w:p>
-    <w:p>
-      <w:pPr>
-        <w:spacing w:lineRule="auto"/>
-      </w:pPr>
-      <w:r>
-        <w:rPr/>
-        <w:t xml:space="preserve">I, Amy Wanjugu Njau, registration number 669008, declare that this report is my own original work and that it has not been submitted, in whole or in part, for any other award at this or any other university. All sources consulted have been acknowledged in the text and listed in the references. Where the work of others has been used, it is cited accordingly.</w:t>
-      </w:r>
-    </w:p>
-    <w:p>
-      <w:pPr>
-        <w:spacing w:lineRule="auto"/>
-      </w:pPr>
-      <w:r>
-        <w:rPr/>
-        <w:t xml:space="preserve">The application described in this report is a guidance tool developed for academic purposes. Its knowledge base has not been clinically validated and it is not a medical device.</w:t>
-      </w:r>
-    </w:p>
-    <w:p>
-      <w:pPr>
-        <w:spacing w:lineRule="auto"/>
-      </w:pPr>
-      <w:r>
-        <w:rPr/>
-        <w:t xml:space="preserve">Signature: …………………………………..     Date: …………………………………..</w:t>
-      </w:r>
-    </w:p>
-    <w:p>
-      <w:pPr>
-        <w:spacing w:lineRule="auto"/>
-      </w:pPr>
-      <w:r>
-        <w:rPr/>
-        <w:t xml:space="preserve">Amy Wanjugu Njau (669008)</w:t>
-      </w:r>
-    </w:p>
-    <w:p>
-      <w:pPr>
-        <w:spacing w:lineRule="auto"/>
-      </w:pPr>
-      <w:r>
-        <w:rPr>
-          <w:b/>
-        </w:rPr>
-        <w:t xml:space="preserve">Supervisor’s approval</w:t>
-      </w:r>
-    </w:p>
-    <w:p>
-      <w:pPr>
-        <w:spacing w:lineRule="auto"/>
-      </w:pPr>
-      <w:r>
-        <w:rPr/>
-        <w:t xml:space="preserve">This report has been submitted for examination with my approval as the university supervisor.</w:t>
-      </w:r>
-    </w:p>
-    <w:p>
-      <w:pPr>
-        <w:spacing w:lineRule="auto"/>
-      </w:pPr>
-      <w:r>
-        <w:rPr/>
-        <w:t xml:space="preserve">Signature: …………………………………..     Date: …………………………………..</w:t>
-      </w:r>
-    </w:p>
-    <w:p>
-      <w:pPr>
-        <w:spacing w:lineRule="auto"/>
-      </w:pPr>
-      <w:r>
-        <w:rPr/>
-        <w:t xml:space="preserve">Mr Fredrick Ogore</w:t>
-      </w:r>
-    </w:p>
-    <w:p>
-      <w:pPr>
-        <w:pStyle w:val="Heading1"/>
-        <w:spacing w:lineRule="auto"/>
-      </w:pPr>
-      <w:r>
-        <w:rPr/>
-        <w:t xml:space="preserve">Acknowledgement</w:t>
-      </w:r>
-    </w:p>
-    <w:p>
-      <w:pPr>
-        <w:spacing w:lineRule="auto"/>
-      </w:pPr>
-      <w:r>
-        <w:rPr/>
-        <w:t xml:space="preserve">I thank my supervisor, Mr Fredrick Ogore, for his guidance and feedback throughout this project, and the faculty of the School of Science and Technology at USIU-Africa for the grounding that made the work possible. I am grateful to my family and colleagues for their encouragement over the course of the semester.</w:t>
-      </w:r>
-    </w:p>
-    <w:p>
-      <w:pPr>
-        <w:pStyle w:val="Heading1"/>
-        <w:spacing w:lineRule="auto"/>
-      </w:pPr>
-      <w:r>
-        <w:rPr/>
-        <w:t xml:space="preserve">Acronyms and Definitions</w:t>
-      </w:r>
-    </w:p>
-    <w:tbl>
-      <w:tblPr>
-        <w:tblBorders>
-          <w:top w:val="single" w:sz="2" w:space="0" w:color="000000"/>
-          <w:bottom w:val="single" w:sz="2" w:space="0" w:color="000000"/>
-          <w:left w:val="single" w:sz="2" w:space="0" w:color="000000"/>
-          <w:right w:val="single" w:sz="2" w:space="0" w:color="000000"/>
-        </w:tblBorders>
-        <w:tblCellSpacing w:w="0" w:type="dxa"/>
-        <w:tblCellMar>
-          <w:top w:type="dxa" w:w="80"/>
-          <w:bottom w:type="dxa" w:w="80"/>
-          <w:left w:type="dxa" w:w="160"/>
-          <w:right w:type="dxa" w:w="160"/>
-        </w:tblCellMar>
-        <w:jc w:val="center"/>
-      </w:tblPr>
-      <w:tblGrid>
-        <w:gridCol w:w="4320"/>
-        <w:gridCol w:w="4320"/>
-      </w:tblGrid>
-      <w:tr>
-        <w:trPr/>
-        <w:tc>
-          <w:tcPr>
-            <w:tcBorders>
-              <w:top w:val="single" w:sz="1" w:space="0" w:color="000000"/>
-              <w:bottom w:val="single" w:sz="1" w:space="0" w:color="000000"/>
-              <w:left w:val="single" w:sz="1" w:space="0" w:color="000000"/>
-              <w:right w:val="single" w:sz="1" w:space="0" w:color="000000"/>
-            </w:tcBorders>
-          </w:tcPr>
-          <w:p>
-            <w:pPr>
-              <w:spacing w:lineRule="auto"/>
-            </w:pPr>
-            <w:r>
-              <w:rPr/>
               <w:t xml:space="preserve">Term</w:t>
             </w:r>
           </w:p>
@@ -2756,7 +2510,7 @@
       </w:pPr>
       <w:r>
         <w:rPr/>
-        <w:t xml:space="preserve">Three limitations are stated plainly here and revisited in Section 7.3. First, the knowledge base is an educational rule set curated for this project and has not been clinically validated; the application is a guidance tool and not a medical device. Second, the query log is held in memory and is therefore lost when the server restarts. Third, the deployed prototype has no user authentication, so query history is held in memory in the app rather than being persisted or tied to an account, and is lost when the application closes.</w:t>
+        <w:t xml:space="preserve">Three limitations are stated plainly here and revisited in Section 7.3. First, the knowledge base is an educational rule set curated for this project and has not been clinically validated; the application is a guidance tool and not a medical device. Second, the query log is held in memory and is therefore lost when the server restarts. Third, authentication was added late in the project: users sign in with email and password, and the API verifies their token, but query history is still held in memory in the app rather than persisted, so it is lost when the application closes.</w:t>
       </w:r>
     </w:p>
     <w:p>
@@ -5062,16 +4816,16 @@
           <wp:inline distB="0" distL="0" distR="0" distT="0">
             <wp:extent cx="5486400" cy="3625795"/>
             <wp:effectExtent b="0" l="0" r="0" t="0"/>
-            <wp:docPr id="6" name="image-R8zTzVyIrKGSwfDGuaKjE.png"/>
+            <wp:docPr id="4" name="image-hKqFU7VXKC8yXJ07unJfw.png"/>
             <a:graphic>
               <a:graphicData uri="http://schemas.openxmlformats.org/drawingml/2006/picture">
                 <pic:pic>
                   <pic:nvPicPr>
-                    <pic:cNvPr id="6" name="image-R8zTzVyIrKGSwfDGuaKjE.png" descr="Three-tier architecture of the delivered system"/>
+                    <pic:cNvPr id="4" name="image-hKqFU7VXKC8yXJ07unJfw.png" descr="Three-tier architecture of the delivered system"/>
                     <pic:cNvPicPr/>
                   </pic:nvPicPr>
                   <pic:blipFill>
-                    <a:blip r:embed="rId67" cstate="print"/>
+                    <a:blip r:embed="rId65" cstate="print"/>
                     <a:srcRect b="0" l="0" r="0" t="0"/>
                     <a:stretch>
                       <a:fillRect/>
@@ -5809,16 +5563,16 @@
           <wp:inline distB="0" distL="0" distR="0" distT="0">
             <wp:extent cx="5486400" cy="5028559"/>
             <wp:effectExtent b="0" l="0" r="0" t="0"/>
-            <wp:docPr id="8" name="image-m-x40Yj95Nu9_kNaX5M1H.png"/>
+            <wp:docPr id="6" name="image-MQEsViQlJwhvOLmuo7bKi.png"/>
             <a:graphic>
               <a:graphicData uri="http://schemas.openxmlformats.org/drawingml/2006/picture">
                 <pic:pic>
                   <pic:nvPicPr>
-                    <pic:cNvPr id="8" name="image-m-x40Yj95Nu9_kNaX5M1H.png" descr="Entity relationship diagram of the data model"/>
+                    <pic:cNvPr id="6" name="image-MQEsViQlJwhvOLmuo7bKi.png" descr="Entity relationship diagram of the data model"/>
                     <pic:cNvPicPr/>
                   </pic:nvPicPr>
                   <pic:blipFill>
-                    <a:blip r:embed="rId69" cstate="print"/>
+                    <a:blip r:embed="rId67" cstate="print"/>
                     <a:srcRect b="0" l="0" r="0" t="0"/>
                     <a:stretch>
                       <a:fillRect/>
@@ -6175,16 +5929,16 @@
           <wp:inline distB="0" distL="0" distR="0" distT="0">
             <wp:extent cx="5486400" cy="2912639"/>
             <wp:effectExtent b="0" l="0" r="0" t="0"/>
-            <wp:docPr id="10" name="image-qFQcqIYe0m3ms2FAkLK81.png"/>
+            <wp:docPr id="8" name="image-5-aiIhPVRXjuoJLuZQKMV.png"/>
             <a:graphic>
               <a:graphicData uri="http://schemas.openxmlformats.org/drawingml/2006/picture">
                 <pic:pic>
                   <pic:nvPicPr>
-                    <pic:cNvPr id="10" name="image-qFQcqIYe0m3ms2FAkLK81.png" descr="Sequence diagram of the end-to-end request flow"/>
+                    <pic:cNvPr id="8" name="image-5-aiIhPVRXjuoJLuZQKMV.png" descr="Sequence diagram of the end-to-end request flow"/>
                     <pic:cNvPicPr/>
                   </pic:nvPicPr>
                   <pic:blipFill>
-                    <a:blip r:embed="rId71" cstate="print"/>
+                    <a:blip r:embed="rId69" cstate="print"/>
                     <a:srcRect b="0" l="0" r="0" t="0"/>
                     <a:stretch>
                       <a:fillRect/>
@@ -6991,12 +6745,51 @@
           <wp:inline distB="0" distL="0" distR="0" distT="0">
             <wp:extent cx="5486400" cy="12192000"/>
             <wp:effectExtent b="0" l="0" r="0" t="0"/>
-            <wp:docPr id="12" name="image-14o_svLQjWhPp6ehB-MYL.png"/>
+            <wp:docPr id="10" name="image-CQQWMkAcHz_s33hitzVN0.png"/>
             <a:graphic>
               <a:graphicData uri="http://schemas.openxmlformats.org/drawingml/2006/picture">
                 <pic:pic>
                   <pic:nvPicPr>
-                    <pic:cNvPr id="12" name="image-14o_svLQjWhPp6ehB-MYL.png" descr="Home dashboard of the mobile application"/>
+                    <pic:cNvPr id="10" name="image-CQQWMkAcHz_s33hitzVN0.png" descr="Home dashboard of the mobile application"/>
+                    <pic:cNvPicPr/>
+                  </pic:nvPicPr>
+                  <pic:blipFill>
+                    <a:blip r:embed="rId71" cstate="print"/>
+                    <a:srcRect b="0" l="0" r="0" t="0"/>
+                    <a:stretch>
+                      <a:fillRect/>
+                    </a:stretch>
+                  </pic:blipFill>
+                  <pic:spPr>
+                    <a:xfrm>
+                      <a:off x="0" y="0"/>
+                      <a:ext cx="5486400" cy="12192000"/>
+                    </a:xfrm>
+                    <a:prstGeom prst="rect"/>
+                  </pic:spPr>
+                </pic:pic>
+              </a:graphicData>
+            </a:graphic>
+          </wp:inline>
+        </w:drawing>
+      </w:r>
+    </w:p>
+    <w:p>
+      <w:pPr>
+        <w:spacing w:lineRule="auto"/>
+      </w:pPr>
+      <w:r>
+        <w:rPr/>
+        <w:drawing>
+          <wp:inline distB="0" distL="0" distR="0" distT="0">
+            <wp:extent cx="5486400" cy="12192000"/>
+            <wp:effectExtent b="0" l="0" r="0" t="0"/>
+            <wp:docPr id="12" name="image-4d67KTLXvKqGuJ7aLTeNT.png"/>
+            <a:graphic>
+              <a:graphicData uri="http://schemas.openxmlformats.org/drawingml/2006/picture">
+                <pic:pic>
+                  <pic:nvPicPr>
+                    <pic:cNvPr id="12" name="image-4d67KTLXvKqGuJ7aLTeNT.png" descr="Symptom selection screen"/>
                     <pic:cNvPicPr/>
                   </pic:nvPicPr>
                   <pic:blipFill>
@@ -7030,12 +6823,12 @@
           <wp:inline distB="0" distL="0" distR="0" distT="0">
             <wp:extent cx="5486400" cy="12192000"/>
             <wp:effectExtent b="0" l="0" r="0" t="0"/>
-            <wp:docPr id="14" name="image-r5XNh216OHlNHcoTnmjsR.png"/>
+            <wp:docPr id="14" name="image-PbxNcR48EMSfR_1rpVfTb.png"/>
             <a:graphic>
               <a:graphicData uri="http://schemas.openxmlformats.org/drawingml/2006/picture">
                 <pic:pic>
                   <pic:nvPicPr>
-                    <pic:cNvPr id="14" name="image-r5XNh216OHlNHcoTnmjsR.png" descr="Symptom selection screen"/>
+                    <pic:cNvPr id="14" name="image-PbxNcR48EMSfR_1rpVfTb.png" descr="Ranked results with explainability chips"/>
                     <pic:cNvPicPr/>
                   </pic:nvPicPr>
                   <pic:blipFill>
@@ -7069,12 +6862,12 @@
           <wp:inline distB="0" distL="0" distR="0" distT="0">
             <wp:extent cx="5486400" cy="12192000"/>
             <wp:effectExtent b="0" l="0" r="0" t="0"/>
-            <wp:docPr id="16" name="image-aCl9RtUIq1k7t72zQq_kB.png"/>
+            <wp:docPr id="16" name="image-LXbn9v-BIRRFKLixK6ZLp.png"/>
             <a:graphic>
               <a:graphicData uri="http://schemas.openxmlformats.org/drawingml/2006/picture">
                 <pic:pic>
                   <pic:nvPicPr>
-                    <pic:cNvPr id="16" name="image-aCl9RtUIq1k7t72zQq_kB.png" descr="Ranked results with explainability chips"/>
+                    <pic:cNvPr id="16" name="image-LXbn9v-BIRRFKLixK6ZLp.png" descr="Nearby providers list"/>
                     <pic:cNvPicPr/>
                   </pic:nvPicPr>
                   <pic:blipFill>
@@ -7108,55 +6901,16 @@
           <wp:inline distB="0" distL="0" distR="0" distT="0">
             <wp:extent cx="5486400" cy="12192000"/>
             <wp:effectExtent b="0" l="0" r="0" t="0"/>
-            <wp:docPr id="18" name="image-o3TPrfQsX-WzIvWAYtnh1.png"/>
+            <wp:docPr id="18" name="image-YlmIovmF2ImbIpNfepcS7.png"/>
             <a:graphic>
               <a:graphicData uri="http://schemas.openxmlformats.org/drawingml/2006/picture">
                 <pic:pic>
                   <pic:nvPicPr>
-                    <pic:cNvPr id="18" name="image-o3TPrfQsX-WzIvWAYtnh1.png" descr="Nearby providers list"/>
+                    <pic:cNvPr id="18" name="image-YlmIovmF2ImbIpNfepcS7.png" descr="Query history screen"/>
                     <pic:cNvPicPr/>
                   </pic:nvPicPr>
                   <pic:blipFill>
                     <a:blip r:embed="rId79" cstate="print"/>
-                    <a:srcRect b="0" l="0" r="0" t="0"/>
-                    <a:stretch>
-                      <a:fillRect/>
-                    </a:stretch>
-                  </pic:blipFill>
-                  <pic:spPr>
-                    <a:xfrm>
-                      <a:off x="0" y="0"/>
-                      <a:ext cx="5486400" cy="12192000"/>
-                    </a:xfrm>
-                    <a:prstGeom prst="rect"/>
-                  </pic:spPr>
-                </pic:pic>
-              </a:graphicData>
-            </a:graphic>
-          </wp:inline>
-        </w:drawing>
-      </w:r>
-    </w:p>
-    <w:p>
-      <w:pPr>
-        <w:spacing w:lineRule="auto"/>
-      </w:pPr>
-      <w:r>
-        <w:rPr/>
-        <w:drawing>
-          <wp:inline distB="0" distL="0" distR="0" distT="0">
-            <wp:extent cx="5486400" cy="12192000"/>
-            <wp:effectExtent b="0" l="0" r="0" t="0"/>
-            <wp:docPr id="20" name="image-ahbbFqU9DOBG_aIVtlHB6.png"/>
-            <a:graphic>
-              <a:graphicData uri="http://schemas.openxmlformats.org/drawingml/2006/picture">
-                <pic:pic>
-                  <pic:nvPicPr>
-                    <pic:cNvPr id="20" name="image-ahbbFqU9DOBG_aIVtlHB6.png" descr="Query history screen"/>
-                    <pic:cNvPicPr/>
-                  </pic:nvPicPr>
-                  <pic:blipFill>
-                    <a:blip r:embed="rId81" cstate="print"/>
                     <a:srcRect b="0" l="0" r="0" t="0"/>
                     <a:stretch>
                       <a:fillRect/>
@@ -9362,7 +9116,7 @@
       </w:pPr>
       <w:r>
         <w:rPr/>
-        <w:t xml:space="preserve">The automated suite verifies that scoring is arithmetically correct, but not that the ranking is useful. To assess that, twelve symptom vignettes were constructed, one per condition, each listing the symptoms a person with that condition would plausibly report. Each vignette was passed through the engine and the rank of the expected condition was recorded.</w:t>
+        <w:t xml:space="preserve">The automated suite verifies that scoring is arithmetically correct, but not that the ranking is useful. To assess that, twelve symptom vignettes were constructed, covering twelve of the fifteen conditions, each listing the symptoms a person with that condition would plausibly report. Each vignette was passed through the engine and the rank of the expected condition was recorded.</w:t>
       </w:r>
     </w:p>
     <w:tbl>
@@ -11248,7 +11002,7 @@
       </w:pPr>
       <w:r>
         <w:rPr/>
-        <w:t xml:space="preserve">The prototype has no authentication, and query history is held in memory in the app rather than persisted, so it is lost when the application is closed.</w:t>
+        <w:t xml:space="preserve">Authentication is implemented with Firebase email and password sign-in, and the API verifies each caller’s ID token, but query history is still held in memory in the app rather than persisted, so it is lost when the application is closed. Making history durable requires the Firestore store above.</w:t>
       </w:r>
     </w:p>
     <w:p>
@@ -11341,7 +11095,7 @@
       </w:pPr>
       <w:r>
         <w:rPr/>
-        <w:t xml:space="preserve">The immediate priority is security hardening of the API, since the system is otherwise feature-complete: restrict cross-origin access, add security headers, apply rate limiting to the unauthenticated endpoints, clamp request parameters, and bound the in-memory cache and query log. Next, implement the Firestore data store against the existing interface so the query log survives restarts, and wire live Maps credentials while keeping the key server-side. Clinical review of the knowledge base by a qualified practitioner should precede any real use, and the reviewer and date should be recorded. Beyond that, adding authentication would make history per-user, a continuous-integration pipeline would validate every change automatically, and multilingual and offline support would extend reach in the target context.</w:t>
+        <w:t xml:space="preserve">The immediate priority is security hardening of the API, since the system is otherwise feature-complete: restrict cross-origin access, add security headers, apply rate limiting to the unauthenticated endpoints, clamp request parameters, and bound the in-memory cache and query log. Next, implement the Firestore data store against the existing interface so the query log survives restarts, and wire live Maps credentials while keeping the key server-side. Clinical review of the knowledge base by a qualified practitioner should precede any real use, and the reviewer and date should be recorded. Beyond that, persisting the query log would make history durable across devices now that sign-in identifies the user, a continuous-integration pipeline would validate every change automatically, and multilingual and offline support would extend reach in the target context.</w:t>
       </w:r>
     </w:p>
     <w:p>
@@ -11389,12 +11143,12 @@
         <w:rPr/>
         <w:t xml:space="preserve">. </w:t>
       </w:r>
-      <w:hyperlink r:id="rId82">
+      <w:hyperlink r:id="rId80">
         <w:r>
           <w:rPr>
             <w:rStyle w:val="Hyperlink"/>
           </w:rPr>
-          <w:t xml:space="preserve">https://ada.com SMARTPANTS_PRESERVED_2081  SMARTPANTS_PRESERVED_2082  </w:t>
+          <w:t xml:space="preserve">https://ada.com SMARTPANTS_PRESERVED_2032  SMARTPANTS_PRESERVED_2033  </w:t>
         </w:r>
       </w:hyperlink>
     </w:p>

--- a/docs/reports/build/end-semester-report.docx
+++ b/docs/reports/build/end-semester-report.docx
@@ -25,12 +25,12 @@
           <wp:inline distB="0" distL="0" distR="0" distT="0">
             <wp:extent cx="5486400" cy="2926080"/>
             <wp:effectExtent b="0" l="0" r="0" t="0"/>
-            <wp:docPr id="2" name="image-V0--3QxL9_uUyqtPq5Wyj.png"/>
+            <wp:docPr id="2" name="image-vDlG9WNSPL71GfvM67ztV.png"/>
             <a:graphic>
               <a:graphicData uri="http://schemas.openxmlformats.org/drawingml/2006/picture">
                 <pic:pic>
                   <pic:nvPicPr>
-                    <pic:cNvPr id="2" name="image-V0--3QxL9_uUyqtPq5Wyj.png" descr="United States International University Africa logo"/>
+                    <pic:cNvPr id="2" name="image-vDlG9WNSPL71GfvM67ztV.png" descr="United States International University Africa logo"/>
                     <pic:cNvPicPr/>
                   </pic:nvPicPr>
                   <pic:blipFill>
@@ -2181,7 +2181,7 @@
       </w:pPr>
       <w:r>
         <w:rPr/>
-        <w:t xml:space="preserve">The delivered system implements a knowledge base of 15 conditions, 35 symptoms, and 9 specialist types, exposes five REST endpoints, and is verified by an automated suite of 15 tests, all of which pass. Functional and non-functional requirements defined at the midterm stage were met, including deterministic results, graceful degradation when location permission is denied, and a guidance disclaimer attached centrally to every diagnosis response so that it cannot be omitted. The report documents the requirements, design, implementation, testing, and results, and sets out the security hardening, clinical validation, and persistence work required before any real-world deployment.</w:t>
+        <w:t xml:space="preserve">The delivered system implements a knowledge base of 15 conditions, 35 symptoms, and 9 specialist types, exposes five REST endpoints, and is verified by an automated suite of 25 tests, all of which pass. Functional and non-functional requirements defined at the midterm stage were met, including deterministic results, graceful degradation when location permission is denied, and a guidance disclaimer attached centrally to every diagnosis response so that it cannot be omitted. The report documents the requirements, design, implementation, testing, and results, and sets out the security hardening, clinical validation, and persistence work required before any real-world deployment.</w:t>
       </w:r>
     </w:p>
     <w:p>
@@ -4816,12 +4816,12 @@
           <wp:inline distB="0" distL="0" distR="0" distT="0">
             <wp:extent cx="5486400" cy="3625795"/>
             <wp:effectExtent b="0" l="0" r="0" t="0"/>
-            <wp:docPr id="4" name="image-hKqFU7VXKC8yXJ07unJfw.png"/>
+            <wp:docPr id="4" name="image-jeucsygIJHqx_PZx2vNxv.png"/>
             <a:graphic>
               <a:graphicData uri="http://schemas.openxmlformats.org/drawingml/2006/picture">
                 <pic:pic>
                   <pic:nvPicPr>
-                    <pic:cNvPr id="4" name="image-hKqFU7VXKC8yXJ07unJfw.png" descr="Three-tier architecture of the delivered system"/>
+                    <pic:cNvPr id="4" name="image-jeucsygIJHqx_PZx2vNxv.png" descr="Three-tier architecture of the delivered system"/>
                     <pic:cNvPicPr/>
                   </pic:nvPicPr>
                   <pic:blipFill>
@@ -5563,12 +5563,12 @@
           <wp:inline distB="0" distL="0" distR="0" distT="0">
             <wp:extent cx="5486400" cy="5028559"/>
             <wp:effectExtent b="0" l="0" r="0" t="0"/>
-            <wp:docPr id="6" name="image-MQEsViQlJwhvOLmuo7bKi.png"/>
+            <wp:docPr id="6" name="image-xNykpPdzY5b5Igk8vE5Z6.png"/>
             <a:graphic>
               <a:graphicData uri="http://schemas.openxmlformats.org/drawingml/2006/picture">
                 <pic:pic>
                   <pic:nvPicPr>
-                    <pic:cNvPr id="6" name="image-MQEsViQlJwhvOLmuo7bKi.png" descr="Entity relationship diagram of the data model"/>
+                    <pic:cNvPr id="6" name="image-xNykpPdzY5b5Igk8vE5Z6.png" descr="Entity relationship diagram of the data model"/>
                     <pic:cNvPicPr/>
                   </pic:nvPicPr>
                   <pic:blipFill>
@@ -5929,12 +5929,12 @@
           <wp:inline distB="0" distL="0" distR="0" distT="0">
             <wp:extent cx="5486400" cy="2912639"/>
             <wp:effectExtent b="0" l="0" r="0" t="0"/>
-            <wp:docPr id="8" name="image-5-aiIhPVRXjuoJLuZQKMV.png"/>
+            <wp:docPr id="8" name="image-AfLfjA0W2rKdwGjtOWZ1o.png"/>
             <a:graphic>
               <a:graphicData uri="http://schemas.openxmlformats.org/drawingml/2006/picture">
                 <pic:pic>
                   <pic:nvPicPr>
-                    <pic:cNvPr id="8" name="image-5-aiIhPVRXjuoJLuZQKMV.png" descr="Sequence diagram of the end-to-end request flow"/>
+                    <pic:cNvPr id="8" name="image-AfLfjA0W2rKdwGjtOWZ1o.png" descr="Sequence diagram of the end-to-end request flow"/>
                     <pic:cNvPicPr/>
                   </pic:nvPicPr>
                   <pic:blipFill>
@@ -6745,12 +6745,12 @@
           <wp:inline distB="0" distL="0" distR="0" distT="0">
             <wp:extent cx="5486400" cy="12192000"/>
             <wp:effectExtent b="0" l="0" r="0" t="0"/>
-            <wp:docPr id="10" name="image-CQQWMkAcHz_s33hitzVN0.png"/>
+            <wp:docPr id="10" name="image-vjgbkEJOriu26VAD1FhGv.png"/>
             <a:graphic>
               <a:graphicData uri="http://schemas.openxmlformats.org/drawingml/2006/picture">
                 <pic:pic>
                   <pic:nvPicPr>
-                    <pic:cNvPr id="10" name="image-CQQWMkAcHz_s33hitzVN0.png" descr="Home dashboard of the mobile application"/>
+                    <pic:cNvPr id="10" name="image-vjgbkEJOriu26VAD1FhGv.png" descr="Home dashboard of the mobile application"/>
                     <pic:cNvPicPr/>
                   </pic:nvPicPr>
                   <pic:blipFill>
@@ -6784,12 +6784,12 @@
           <wp:inline distB="0" distL="0" distR="0" distT="0">
             <wp:extent cx="5486400" cy="12192000"/>
             <wp:effectExtent b="0" l="0" r="0" t="0"/>
-            <wp:docPr id="12" name="image-4d67KTLXvKqGuJ7aLTeNT.png"/>
+            <wp:docPr id="12" name="image-o33GiyUxaaDAhC6vQPq24.png"/>
             <a:graphic>
               <a:graphicData uri="http://schemas.openxmlformats.org/drawingml/2006/picture">
                 <pic:pic>
                   <pic:nvPicPr>
-                    <pic:cNvPr id="12" name="image-4d67KTLXvKqGuJ7aLTeNT.png" descr="Symptom selection screen"/>
+                    <pic:cNvPr id="12" name="image-o33GiyUxaaDAhC6vQPq24.png" descr="Symptom selection screen"/>
                     <pic:cNvPicPr/>
                   </pic:nvPicPr>
                   <pic:blipFill>
@@ -6823,12 +6823,12 @@
           <wp:inline distB="0" distL="0" distR="0" distT="0">
             <wp:extent cx="5486400" cy="12192000"/>
             <wp:effectExtent b="0" l="0" r="0" t="0"/>
-            <wp:docPr id="14" name="image-PbxNcR48EMSfR_1rpVfTb.png"/>
+            <wp:docPr id="14" name="image-dbC2QEeiN3G3XHMmlGGDh.png"/>
             <a:graphic>
               <a:graphicData uri="http://schemas.openxmlformats.org/drawingml/2006/picture">
                 <pic:pic>
                   <pic:nvPicPr>
-                    <pic:cNvPr id="14" name="image-PbxNcR48EMSfR_1rpVfTb.png" descr="Ranked results with explainability chips"/>
+                    <pic:cNvPr id="14" name="image-dbC2QEeiN3G3XHMmlGGDh.png" descr="Ranked results with explainability chips"/>
                     <pic:cNvPicPr/>
                   </pic:nvPicPr>
                   <pic:blipFill>
@@ -6862,12 +6862,12 @@
           <wp:inline distB="0" distL="0" distR="0" distT="0">
             <wp:extent cx="5486400" cy="12192000"/>
             <wp:effectExtent b="0" l="0" r="0" t="0"/>
-            <wp:docPr id="16" name="image-LXbn9v-BIRRFKLixK6ZLp.png"/>
+            <wp:docPr id="16" name="image-RCJhh_FSI-qzM2HrU1v-3.png"/>
             <a:graphic>
               <a:graphicData uri="http://schemas.openxmlformats.org/drawingml/2006/picture">
                 <pic:pic>
                   <pic:nvPicPr>
-                    <pic:cNvPr id="16" name="image-LXbn9v-BIRRFKLixK6ZLp.png" descr="Nearby providers list"/>
+                    <pic:cNvPr id="16" name="image-RCJhh_FSI-qzM2HrU1v-3.png" descr="Nearby providers list"/>
                     <pic:cNvPicPr/>
                   </pic:nvPicPr>
                   <pic:blipFill>
@@ -6901,12 +6901,12 @@
           <wp:inline distB="0" distL="0" distR="0" distT="0">
             <wp:extent cx="5486400" cy="12192000"/>
             <wp:effectExtent b="0" l="0" r="0" t="0"/>
-            <wp:docPr id="18" name="image-YlmIovmF2ImbIpNfepcS7.png"/>
+            <wp:docPr id="18" name="image-fjQYiGir2en_1HOi_-dKa.png"/>
             <a:graphic>
               <a:graphicData uri="http://schemas.openxmlformats.org/drawingml/2006/picture">
                 <pic:pic>
                   <pic:nvPicPr>
-                    <pic:cNvPr id="18" name="image-YlmIovmF2ImbIpNfepcS7.png" descr="Query history screen"/>
+                    <pic:cNvPr id="18" name="image-fjQYiGir2en_1HOi_-dKa.png" descr="Query history screen"/>
                     <pic:cNvPicPr/>
                   </pic:nvPicPr>
                   <pic:blipFill>
@@ -6975,7 +6975,7 @@
       </w:pPr>
       <w:r>
         <w:rPr/>
-        <w:t xml:space="preserve">Validation combined three levels. Unit tests exercise the diagnostic engine in isolation, confirming that scores are computed, normalised, filtered, and ranked correctly for known symptom sets. Integration tests drive the HTTP API with the engine, data store, and provider service wired together. Acceptance testing walked the complete user journey on an Android emulator against a live backend.</w:t>
+        <w:t xml:space="preserve">Validation combined three levels. Unit tests exercise the diagnostic engine in isolation, confirming that scores are computed, normalised, filtered, and ranked correctly for known symptom sets. Integration tests drive the HTTP API with the engine, data store, and provider service wired together, and cover the authentication middleware: that a supplied token is always verified, that an anonymous request is admitted only when the configuration allows it, and that a rejection never discloses why a token failed. Acceptance testing walked the complete user journey on an Android emulator against a live backend.</w:t>
       </w:r>
     </w:p>
     <w:p>
@@ -7003,7 +7003,7 @@
       </w:pPr>
       <w:r>
         <w:rPr/>
-        <w:t xml:space="preserve">The automated suite comprises 15 tests and is executed with </w:t>
+        <w:t xml:space="preserve">The automated suite comprises 25 tests and is executed with </w:t>
       </w:r>
       <w:r>
         <w:rPr/>
@@ -7011,7 +7011,7 @@
       </w:r>
       <w:r>
         <w:rPr/>
-        <w:t xml:space="preserve">. All 15 pass. The suite is listed in full below because it constitutes the primary evidence that the functional and reliability requirements are met.</w:t>
+        <w:t xml:space="preserve">. All 25 pass. The suite is listed in full below because it constitutes the primary evidence that the functional, security, and reliability requirements are met.</w:t>
       </w:r>
     </w:p>
     <w:tbl>
@@ -7678,6 +7678,816 @@
               <w:spacing w:lineRule="auto"/>
             </w:pPr>
             <w:r>
+              <w:rPr/>
+              <w:t xml:space="preserve">A valid ID token authenticates the request</w:t>
+            </w:r>
+          </w:p>
+        </w:tc>
+        <w:tc>
+          <w:tcPr>
+            <w:tcBorders>
+              <w:top w:val="single" w:sz="1" w:space="0" w:color="000000"/>
+              <w:bottom w:val="single" w:sz="1" w:space="0" w:color="000000"/>
+              <w:left w:val="single" w:sz="1" w:space="0" w:color="000000"/>
+              <w:right w:val="single" w:sz="1" w:space="0" w:color="000000"/>
+            </w:tcBorders>
+          </w:tcPr>
+          <w:p>
+            <w:pPr>
+              <w:spacing w:lineRule="auto"/>
+            </w:pPr>
+            <w:r>
+              <w:rPr/>
+              <w:t xml:space="preserve">Integration</w:t>
+            </w:r>
+          </w:p>
+        </w:tc>
+        <w:tc>
+          <w:tcPr>
+            <w:tcBorders>
+              <w:top w:val="single" w:sz="1" w:space="0" w:color="000000"/>
+              <w:bottom w:val="single" w:sz="1" w:space="0" w:color="000000"/>
+              <w:left w:val="single" w:sz="1" w:space="0" w:color="000000"/>
+              <w:right w:val="single" w:sz="1" w:space="0" w:color="000000"/>
+            </w:tcBorders>
+          </w:tcPr>
+          <w:p>
+            <w:pPr>
+              <w:spacing w:lineRule="auto"/>
+            </w:pPr>
+            <w:r>
+              <w:rPr/>
+              <w:t xml:space="preserve">Authentication</w:t>
+            </w:r>
+          </w:p>
+        </w:tc>
+        <w:tc>
+          <w:tcPr>
+            <w:tcBorders>
+              <w:top w:val="single" w:sz="1" w:space="0" w:color="000000"/>
+              <w:bottom w:val="single" w:sz="1" w:space="0" w:color="000000"/>
+              <w:left w:val="single" w:sz="1" w:space="0" w:color="000000"/>
+              <w:right w:val="single" w:sz="1" w:space="0" w:color="000000"/>
+            </w:tcBorders>
+          </w:tcPr>
+          <w:p>
+            <w:pPr>
+              <w:spacing w:lineRule="auto"/>
+            </w:pPr>
+            <w:r>
+              <w:rPr/>
+              <w:t xml:space="preserve">Pass</w:t>
+            </w:r>
+          </w:p>
+        </w:tc>
+      </w:tr>
+      <w:tr>
+        <w:trPr/>
+        <w:tc>
+          <w:tcPr>
+            <w:tcBorders>
+              <w:top w:val="single" w:sz="1" w:space="0" w:color="000000"/>
+              <w:bottom w:val="single" w:sz="1" w:space="0" w:color="000000"/>
+              <w:left w:val="single" w:sz="1" w:space="0" w:color="000000"/>
+              <w:right w:val="single" w:sz="1" w:space="0" w:color="000000"/>
+            </w:tcBorders>
+          </w:tcPr>
+          <w:p>
+            <w:pPr>
+              <w:spacing w:lineRule="auto"/>
+            </w:pPr>
+            <w:r>
+              <w:rPr/>
+              <w:t xml:space="preserve">An invalid ID token is rejected with 401</w:t>
+            </w:r>
+          </w:p>
+        </w:tc>
+        <w:tc>
+          <w:tcPr>
+            <w:tcBorders>
+              <w:top w:val="single" w:sz="1" w:space="0" w:color="000000"/>
+              <w:bottom w:val="single" w:sz="1" w:space="0" w:color="000000"/>
+              <w:left w:val="single" w:sz="1" w:space="0" w:color="000000"/>
+              <w:right w:val="single" w:sz="1" w:space="0" w:color="000000"/>
+            </w:tcBorders>
+          </w:tcPr>
+          <w:p>
+            <w:pPr>
+              <w:spacing w:lineRule="auto"/>
+            </w:pPr>
+            <w:r>
+              <w:rPr/>
+              <w:t xml:space="preserve">Integration</w:t>
+            </w:r>
+          </w:p>
+        </w:tc>
+        <w:tc>
+          <w:tcPr>
+            <w:tcBorders>
+              <w:top w:val="single" w:sz="1" w:space="0" w:color="000000"/>
+              <w:bottom w:val="single" w:sz="1" w:space="0" w:color="000000"/>
+              <w:left w:val="single" w:sz="1" w:space="0" w:color="000000"/>
+              <w:right w:val="single" w:sz="1" w:space="0" w:color="000000"/>
+            </w:tcBorders>
+          </w:tcPr>
+          <w:p>
+            <w:pPr>
+              <w:spacing w:lineRule="auto"/>
+            </w:pPr>
+            <w:r>
+              <w:rPr/>
+              <w:t xml:space="preserve">Authentication</w:t>
+            </w:r>
+          </w:p>
+        </w:tc>
+        <w:tc>
+          <w:tcPr>
+            <w:tcBorders>
+              <w:top w:val="single" w:sz="1" w:space="0" w:color="000000"/>
+              <w:bottom w:val="single" w:sz="1" w:space="0" w:color="000000"/>
+              <w:left w:val="single" w:sz="1" w:space="0" w:color="000000"/>
+              <w:right w:val="single" w:sz="1" w:space="0" w:color="000000"/>
+            </w:tcBorders>
+          </w:tcPr>
+          <w:p>
+            <w:pPr>
+              <w:spacing w:lineRule="auto"/>
+            </w:pPr>
+            <w:r>
+              <w:rPr/>
+              <w:t xml:space="preserve">Pass</w:t>
+            </w:r>
+          </w:p>
+        </w:tc>
+      </w:tr>
+      <w:tr>
+        <w:trPr/>
+        <w:tc>
+          <w:tcPr>
+            <w:tcBorders>
+              <w:top w:val="single" w:sz="1" w:space="0" w:color="000000"/>
+              <w:bottom w:val="single" w:sz="1" w:space="0" w:color="000000"/>
+              <w:left w:val="single" w:sz="1" w:space="0" w:color="000000"/>
+              <w:right w:val="single" w:sz="1" w:space="0" w:color="000000"/>
+            </w:tcBorders>
+          </w:tcPr>
+          <w:p>
+            <w:pPr>
+              <w:spacing w:lineRule="auto"/>
+            </w:pPr>
+            <w:r>
+              <w:rPr/>
+              <w:t xml:space="preserve">A supplied token is verified even when authentication is optional</w:t>
+            </w:r>
+          </w:p>
+        </w:tc>
+        <w:tc>
+          <w:tcPr>
+            <w:tcBorders>
+              <w:top w:val="single" w:sz="1" w:space="0" w:color="000000"/>
+              <w:bottom w:val="single" w:sz="1" w:space="0" w:color="000000"/>
+              <w:left w:val="single" w:sz="1" w:space="0" w:color="000000"/>
+              <w:right w:val="single" w:sz="1" w:space="0" w:color="000000"/>
+            </w:tcBorders>
+          </w:tcPr>
+          <w:p>
+            <w:pPr>
+              <w:spacing w:lineRule="auto"/>
+            </w:pPr>
+            <w:r>
+              <w:rPr/>
+              <w:t xml:space="preserve">Integration</w:t>
+            </w:r>
+          </w:p>
+        </w:tc>
+        <w:tc>
+          <w:tcPr>
+            <w:tcBorders>
+              <w:top w:val="single" w:sz="1" w:space="0" w:color="000000"/>
+              <w:bottom w:val="single" w:sz="1" w:space="0" w:color="000000"/>
+              <w:left w:val="single" w:sz="1" w:space="0" w:color="000000"/>
+              <w:right w:val="single" w:sz="1" w:space="0" w:color="000000"/>
+            </w:tcBorders>
+          </w:tcPr>
+          <w:p>
+            <w:pPr>
+              <w:spacing w:lineRule="auto"/>
+            </w:pPr>
+            <w:r>
+              <w:rPr/>
+              <w:t xml:space="preserve">Forged tokens never accepted</w:t>
+            </w:r>
+          </w:p>
+        </w:tc>
+        <w:tc>
+          <w:tcPr>
+            <w:tcBorders>
+              <w:top w:val="single" w:sz="1" w:space="0" w:color="000000"/>
+              <w:bottom w:val="single" w:sz="1" w:space="0" w:color="000000"/>
+              <w:left w:val="single" w:sz="1" w:space="0" w:color="000000"/>
+              <w:right w:val="single" w:sz="1" w:space="0" w:color="000000"/>
+            </w:tcBorders>
+          </w:tcPr>
+          <w:p>
+            <w:pPr>
+              <w:spacing w:lineRule="auto"/>
+            </w:pPr>
+            <w:r>
+              <w:rPr/>
+              <w:t xml:space="preserve">Pass</w:t>
+            </w:r>
+          </w:p>
+        </w:tc>
+      </w:tr>
+      <w:tr>
+        <w:trPr/>
+        <w:tc>
+          <w:tcPr>
+            <w:tcBorders>
+              <w:top w:val="single" w:sz="1" w:space="0" w:color="000000"/>
+              <w:bottom w:val="single" w:sz="1" w:space="0" w:color="000000"/>
+              <w:left w:val="single" w:sz="1" w:space="0" w:color="000000"/>
+              <w:right w:val="single" w:sz="1" w:space="0" w:color="000000"/>
+            </w:tcBorders>
+          </w:tcPr>
+          <w:p>
+            <w:pPr>
+              <w:spacing w:lineRule="auto"/>
+            </w:pPr>
+            <w:r>
+              <w:rPr/>
+              <w:t xml:space="preserve">Anonymous requests are allowed when authentication is not required</w:t>
+            </w:r>
+          </w:p>
+        </w:tc>
+        <w:tc>
+          <w:tcPr>
+            <w:tcBorders>
+              <w:top w:val="single" w:sz="1" w:space="0" w:color="000000"/>
+              <w:bottom w:val="single" w:sz="1" w:space="0" w:color="000000"/>
+              <w:left w:val="single" w:sz="1" w:space="0" w:color="000000"/>
+              <w:right w:val="single" w:sz="1" w:space="0" w:color="000000"/>
+            </w:tcBorders>
+          </w:tcPr>
+          <w:p>
+            <w:pPr>
+              <w:spacing w:lineRule="auto"/>
+            </w:pPr>
+            <w:r>
+              <w:rPr/>
+              <w:t xml:space="preserve">Integration</w:t>
+            </w:r>
+          </w:p>
+        </w:tc>
+        <w:tc>
+          <w:tcPr>
+            <w:tcBorders>
+              <w:top w:val="single" w:sz="1" w:space="0" w:color="000000"/>
+              <w:bottom w:val="single" w:sz="1" w:space="0" w:color="000000"/>
+              <w:left w:val="single" w:sz="1" w:space="0" w:color="000000"/>
+              <w:right w:val="single" w:sz="1" w:space="0" w:color="000000"/>
+            </w:tcBorders>
+          </w:tcPr>
+          <w:p>
+            <w:pPr>
+              <w:spacing w:lineRule="auto"/>
+            </w:pPr>
+            <w:r>
+              <w:rPr/>
+              <w:t xml:space="preserve">Demo configuration</w:t>
+            </w:r>
+          </w:p>
+        </w:tc>
+        <w:tc>
+          <w:tcPr>
+            <w:tcBorders>
+              <w:top w:val="single" w:sz="1" w:space="0" w:color="000000"/>
+              <w:bottom w:val="single" w:sz="1" w:space="0" w:color="000000"/>
+              <w:left w:val="single" w:sz="1" w:space="0" w:color="000000"/>
+              <w:right w:val="single" w:sz="1" w:space="0" w:color="000000"/>
+            </w:tcBorders>
+          </w:tcPr>
+          <w:p>
+            <w:pPr>
+              <w:spacing w:lineRule="auto"/>
+            </w:pPr>
+            <w:r>
+              <w:rPr/>
+              <w:t xml:space="preserve">Pass</w:t>
+            </w:r>
+          </w:p>
+        </w:tc>
+      </w:tr>
+      <w:tr>
+        <w:trPr/>
+        <w:tc>
+          <w:tcPr>
+            <w:tcBorders>
+              <w:top w:val="single" w:sz="1" w:space="0" w:color="000000"/>
+              <w:bottom w:val="single" w:sz="1" w:space="0" w:color="000000"/>
+              <w:left w:val="single" w:sz="1" w:space="0" w:color="000000"/>
+              <w:right w:val="single" w:sz="1" w:space="0" w:color="000000"/>
+            </w:tcBorders>
+          </w:tcPr>
+          <w:p>
+            <w:pPr>
+              <w:spacing w:lineRule="auto"/>
+            </w:pPr>
+            <w:r>
+              <w:rPr/>
+              <w:t xml:space="preserve">Anonymous requests are rejected when authentication is required</w:t>
+            </w:r>
+          </w:p>
+        </w:tc>
+        <w:tc>
+          <w:tcPr>
+            <w:tcBorders>
+              <w:top w:val="single" w:sz="1" w:space="0" w:color="000000"/>
+              <w:bottom w:val="single" w:sz="1" w:space="0" w:color="000000"/>
+              <w:left w:val="single" w:sz="1" w:space="0" w:color="000000"/>
+              <w:right w:val="single" w:sz="1" w:space="0" w:color="000000"/>
+            </w:tcBorders>
+          </w:tcPr>
+          <w:p>
+            <w:pPr>
+              <w:spacing w:lineRule="auto"/>
+            </w:pPr>
+            <w:r>
+              <w:rPr/>
+              <w:t xml:space="preserve">Integration</w:t>
+            </w:r>
+          </w:p>
+        </w:tc>
+        <w:tc>
+          <w:tcPr>
+            <w:tcBorders>
+              <w:top w:val="single" w:sz="1" w:space="0" w:color="000000"/>
+              <w:bottom w:val="single" w:sz="1" w:space="0" w:color="000000"/>
+              <w:left w:val="single" w:sz="1" w:space="0" w:color="000000"/>
+              <w:right w:val="single" w:sz="1" w:space="0" w:color="000000"/>
+            </w:tcBorders>
+          </w:tcPr>
+          <w:p>
+            <w:pPr>
+              <w:spacing w:lineRule="auto"/>
+            </w:pPr>
+            <w:r>
+              <w:rPr/>
+              <w:t xml:space="preserve">Access control</w:t>
+            </w:r>
+          </w:p>
+        </w:tc>
+        <w:tc>
+          <w:tcPr>
+            <w:tcBorders>
+              <w:top w:val="single" w:sz="1" w:space="0" w:color="000000"/>
+              <w:bottom w:val="single" w:sz="1" w:space="0" w:color="000000"/>
+              <w:left w:val="single" w:sz="1" w:space="0" w:color="000000"/>
+              <w:right w:val="single" w:sz="1" w:space="0" w:color="000000"/>
+            </w:tcBorders>
+          </w:tcPr>
+          <w:p>
+            <w:pPr>
+              <w:spacing w:lineRule="auto"/>
+            </w:pPr>
+            <w:r>
+              <w:rPr/>
+              <w:t xml:space="preserve">Pass</w:t>
+            </w:r>
+          </w:p>
+        </w:tc>
+      </w:tr>
+      <w:tr>
+        <w:trPr/>
+        <w:tc>
+          <w:tcPr>
+            <w:tcBorders>
+              <w:top w:val="single" w:sz="1" w:space="0" w:color="000000"/>
+              <w:bottom w:val="single" w:sz="1" w:space="0" w:color="000000"/>
+              <w:left w:val="single" w:sz="1" w:space="0" w:color="000000"/>
+              <w:right w:val="single" w:sz="1" w:space="0" w:color="000000"/>
+            </w:tcBorders>
+          </w:tcPr>
+          <w:p>
+            <w:pPr>
+              <w:spacing w:lineRule="auto"/>
+            </w:pPr>
+            <w:r>
+              <w:rPr/>
+              <w:t xml:space="preserve">The catalogue stays public so the app can load before sign-in</w:t>
+            </w:r>
+          </w:p>
+        </w:tc>
+        <w:tc>
+          <w:tcPr>
+            <w:tcBorders>
+              <w:top w:val="single" w:sz="1" w:space="0" w:color="000000"/>
+              <w:bottom w:val="single" w:sz="1" w:space="0" w:color="000000"/>
+              <w:left w:val="single" w:sz="1" w:space="0" w:color="000000"/>
+              <w:right w:val="single" w:sz="1" w:space="0" w:color="000000"/>
+            </w:tcBorders>
+          </w:tcPr>
+          <w:p>
+            <w:pPr>
+              <w:spacing w:lineRule="auto"/>
+            </w:pPr>
+            <w:r>
+              <w:rPr/>
+              <w:t xml:space="preserve">Integration</w:t>
+            </w:r>
+          </w:p>
+        </w:tc>
+        <w:tc>
+          <w:tcPr>
+            <w:tcBorders>
+              <w:top w:val="single" w:sz="1" w:space="0" w:color="000000"/>
+              <w:bottom w:val="single" w:sz="1" w:space="0" w:color="000000"/>
+              <w:left w:val="single" w:sz="1" w:space="0" w:color="000000"/>
+              <w:right w:val="single" w:sz="1" w:space="0" w:color="000000"/>
+            </w:tcBorders>
+          </w:tcPr>
+          <w:p>
+            <w:pPr>
+              <w:spacing w:lineRule="auto"/>
+            </w:pPr>
+            <w:r>
+              <w:rPr/>
+              <w:t xml:space="preserve">Startup without credentials</w:t>
+            </w:r>
+          </w:p>
+        </w:tc>
+        <w:tc>
+          <w:tcPr>
+            <w:tcBorders>
+              <w:top w:val="single" w:sz="1" w:space="0" w:color="000000"/>
+              <w:bottom w:val="single" w:sz="1" w:space="0" w:color="000000"/>
+              <w:left w:val="single" w:sz="1" w:space="0" w:color="000000"/>
+              <w:right w:val="single" w:sz="1" w:space="0" w:color="000000"/>
+            </w:tcBorders>
+          </w:tcPr>
+          <w:p>
+            <w:pPr>
+              <w:spacing w:lineRule="auto"/>
+            </w:pPr>
+            <w:r>
+              <w:rPr/>
+              <w:t xml:space="preserve">Pass</w:t>
+            </w:r>
+          </w:p>
+        </w:tc>
+      </w:tr>
+      <w:tr>
+        <w:trPr/>
+        <w:tc>
+          <w:tcPr>
+            <w:tcBorders>
+              <w:top w:val="single" w:sz="1" w:space="0" w:color="000000"/>
+              <w:bottom w:val="single" w:sz="1" w:space="0" w:color="000000"/>
+              <w:left w:val="single" w:sz="1" w:space="0" w:color="000000"/>
+              <w:right w:val="single" w:sz="1" w:space="0" w:color="000000"/>
+            </w:tcBorders>
+          </w:tcPr>
+          <w:p>
+            <w:pPr>
+              <w:spacing w:lineRule="auto"/>
+            </w:pPr>
+            <w:r>
+              <w:rPr/>
+              <w:t xml:space="preserve">A malformed </w:t>
+            </w:r>
+          </w:p>
+          <w:p>
+            <w:pPr>
+              <w:spacing w:lineRule="auto"/>
+            </w:pPr>
+            <w:r>
+              <w:rPr>
+                <w:highlight w:val="lightGray"/>
+              </w:rPr>
+              <w:t xml:space="preserve">Authorization</w:t>
+            </w:r>
+          </w:p>
+          <w:p>
+            <w:pPr>
+              <w:spacing w:lineRule="auto"/>
+            </w:pPr>
+            <w:r>
+              <w:rPr/>
+              <w:t xml:space="preserve"> header is treated as no token</w:t>
+            </w:r>
+          </w:p>
+        </w:tc>
+        <w:tc>
+          <w:tcPr>
+            <w:tcBorders>
+              <w:top w:val="single" w:sz="1" w:space="0" w:color="000000"/>
+              <w:bottom w:val="single" w:sz="1" w:space="0" w:color="000000"/>
+              <w:left w:val="single" w:sz="1" w:space="0" w:color="000000"/>
+              <w:right w:val="single" w:sz="1" w:space="0" w:color="000000"/>
+            </w:tcBorders>
+          </w:tcPr>
+          <w:p>
+            <w:pPr>
+              <w:spacing w:lineRule="auto"/>
+            </w:pPr>
+            <w:r>
+              <w:rPr/>
+              <w:t xml:space="preserve">Integration</w:t>
+            </w:r>
+          </w:p>
+        </w:tc>
+        <w:tc>
+          <w:tcPr>
+            <w:tcBorders>
+              <w:top w:val="single" w:sz="1" w:space="0" w:color="000000"/>
+              <w:bottom w:val="single" w:sz="1" w:space="0" w:color="000000"/>
+              <w:left w:val="single" w:sz="1" w:space="0" w:color="000000"/>
+              <w:right w:val="single" w:sz="1" w:space="0" w:color="000000"/>
+            </w:tcBorders>
+          </w:tcPr>
+          <w:p>
+            <w:pPr>
+              <w:spacing w:lineRule="auto"/>
+            </w:pPr>
+            <w:r>
+              <w:rPr/>
+              <w:t xml:space="preserve">Robustness to bad input</w:t>
+            </w:r>
+          </w:p>
+        </w:tc>
+        <w:tc>
+          <w:tcPr>
+            <w:tcBorders>
+              <w:top w:val="single" w:sz="1" w:space="0" w:color="000000"/>
+              <w:bottom w:val="single" w:sz="1" w:space="0" w:color="000000"/>
+              <w:left w:val="single" w:sz="1" w:space="0" w:color="000000"/>
+              <w:right w:val="single" w:sz="1" w:space="0" w:color="000000"/>
+            </w:tcBorders>
+          </w:tcPr>
+          <w:p>
+            <w:pPr>
+              <w:spacing w:lineRule="auto"/>
+            </w:pPr>
+            <w:r>
+              <w:rPr/>
+              <w:t xml:space="preserve">Pass</w:t>
+            </w:r>
+          </w:p>
+        </w:tc>
+      </w:tr>
+      <w:tr>
+        <w:trPr/>
+        <w:tc>
+          <w:tcPr>
+            <w:tcBorders>
+              <w:top w:val="single" w:sz="1" w:space="0" w:color="000000"/>
+              <w:bottom w:val="single" w:sz="1" w:space="0" w:color="000000"/>
+              <w:left w:val="single" w:sz="1" w:space="0" w:color="000000"/>
+              <w:right w:val="single" w:sz="1" w:space="0" w:color="000000"/>
+            </w:tcBorders>
+          </w:tcPr>
+          <w:p>
+            <w:pPr>
+              <w:spacing w:lineRule="auto"/>
+            </w:pPr>
+            <w:r>
+              <w:rPr/>
+              <w:t xml:space="preserve">An authenticated diagnosis is logged against the caller’s uid</w:t>
+            </w:r>
+          </w:p>
+        </w:tc>
+        <w:tc>
+          <w:tcPr>
+            <w:tcBorders>
+              <w:top w:val="single" w:sz="1" w:space="0" w:color="000000"/>
+              <w:bottom w:val="single" w:sz="1" w:space="0" w:color="000000"/>
+              <w:left w:val="single" w:sz="1" w:space="0" w:color="000000"/>
+              <w:right w:val="single" w:sz="1" w:space="0" w:color="000000"/>
+            </w:tcBorders>
+          </w:tcPr>
+          <w:p>
+            <w:pPr>
+              <w:spacing w:lineRule="auto"/>
+            </w:pPr>
+            <w:r>
+              <w:rPr/>
+              <w:t xml:space="preserve">Integration</w:t>
+            </w:r>
+          </w:p>
+        </w:tc>
+        <w:tc>
+          <w:tcPr>
+            <w:tcBorders>
+              <w:top w:val="single" w:sz="1" w:space="0" w:color="000000"/>
+              <w:bottom w:val="single" w:sz="1" w:space="0" w:color="000000"/>
+              <w:left w:val="single" w:sz="1" w:space="0" w:color="000000"/>
+              <w:right w:val="single" w:sz="1" w:space="0" w:color="000000"/>
+            </w:tcBorders>
+          </w:tcPr>
+          <w:p>
+            <w:pPr>
+              <w:spacing w:lineRule="auto"/>
+            </w:pPr>
+            <w:r>
+              <w:rPr/>
+              <w:t xml:space="preserve">Query logging</w:t>
+            </w:r>
+          </w:p>
+        </w:tc>
+        <w:tc>
+          <w:tcPr>
+            <w:tcBorders>
+              <w:top w:val="single" w:sz="1" w:space="0" w:color="000000"/>
+              <w:bottom w:val="single" w:sz="1" w:space="0" w:color="000000"/>
+              <w:left w:val="single" w:sz="1" w:space="0" w:color="000000"/>
+              <w:right w:val="single" w:sz="1" w:space="0" w:color="000000"/>
+            </w:tcBorders>
+          </w:tcPr>
+          <w:p>
+            <w:pPr>
+              <w:spacing w:lineRule="auto"/>
+            </w:pPr>
+            <w:r>
+              <w:rPr/>
+              <w:t xml:space="preserve">Pass</w:t>
+            </w:r>
+          </w:p>
+        </w:tc>
+      </w:tr>
+      <w:tr>
+        <w:trPr/>
+        <w:tc>
+          <w:tcPr>
+            <w:tcBorders>
+              <w:top w:val="single" w:sz="1" w:space="0" w:color="000000"/>
+              <w:bottom w:val="single" w:sz="1" w:space="0" w:color="000000"/>
+              <w:left w:val="single" w:sz="1" w:space="0" w:color="000000"/>
+              <w:right w:val="single" w:sz="1" w:space="0" w:color="000000"/>
+            </w:tcBorders>
+          </w:tcPr>
+          <w:p>
+            <w:pPr>
+              <w:spacing w:lineRule="auto"/>
+            </w:pPr>
+            <w:r>
+              <w:rPr/>
+              <w:t xml:space="preserve">An anonymous diagnosis is logged with a null uid</w:t>
+            </w:r>
+          </w:p>
+        </w:tc>
+        <w:tc>
+          <w:tcPr>
+            <w:tcBorders>
+              <w:top w:val="single" w:sz="1" w:space="0" w:color="000000"/>
+              <w:bottom w:val="single" w:sz="1" w:space="0" w:color="000000"/>
+              <w:left w:val="single" w:sz="1" w:space="0" w:color="000000"/>
+              <w:right w:val="single" w:sz="1" w:space="0" w:color="000000"/>
+            </w:tcBorders>
+          </w:tcPr>
+          <w:p>
+            <w:pPr>
+              <w:spacing w:lineRule="auto"/>
+            </w:pPr>
+            <w:r>
+              <w:rPr/>
+              <w:t xml:space="preserve">Integration</w:t>
+            </w:r>
+          </w:p>
+        </w:tc>
+        <w:tc>
+          <w:tcPr>
+            <w:tcBorders>
+              <w:top w:val="single" w:sz="1" w:space="0" w:color="000000"/>
+              <w:bottom w:val="single" w:sz="1" w:space="0" w:color="000000"/>
+              <w:left w:val="single" w:sz="1" w:space="0" w:color="000000"/>
+              <w:right w:val="single" w:sz="1" w:space="0" w:color="000000"/>
+            </w:tcBorders>
+          </w:tcPr>
+          <w:p>
+            <w:pPr>
+              <w:spacing w:lineRule="auto"/>
+            </w:pPr>
+            <w:r>
+              <w:rPr/>
+              <w:t xml:space="preserve">Query logging</w:t>
+            </w:r>
+          </w:p>
+        </w:tc>
+        <w:tc>
+          <w:tcPr>
+            <w:tcBorders>
+              <w:top w:val="single" w:sz="1" w:space="0" w:color="000000"/>
+              <w:bottom w:val="single" w:sz="1" w:space="0" w:color="000000"/>
+              <w:left w:val="single" w:sz="1" w:space="0" w:color="000000"/>
+              <w:right w:val="single" w:sz="1" w:space="0" w:color="000000"/>
+            </w:tcBorders>
+          </w:tcPr>
+          <w:p>
+            <w:pPr>
+              <w:spacing w:lineRule="auto"/>
+            </w:pPr>
+            <w:r>
+              <w:rPr/>
+              <w:t xml:space="preserve">Pass</w:t>
+            </w:r>
+          </w:p>
+        </w:tc>
+      </w:tr>
+      <w:tr>
+        <w:trPr/>
+        <w:tc>
+          <w:tcPr>
+            <w:tcBorders>
+              <w:top w:val="single" w:sz="1" w:space="0" w:color="000000"/>
+              <w:bottom w:val="single" w:sz="1" w:space="0" w:color="000000"/>
+              <w:left w:val="single" w:sz="1" w:space="0" w:color="000000"/>
+              <w:right w:val="single" w:sz="1" w:space="0" w:color="000000"/>
+            </w:tcBorders>
+          </w:tcPr>
+          <w:p>
+            <w:pPr>
+              <w:spacing w:lineRule="auto"/>
+            </w:pPr>
+            <w:r>
+              <w:rPr/>
+              <w:t xml:space="preserve">The error message never leaks why a token failed</w:t>
+            </w:r>
+          </w:p>
+        </w:tc>
+        <w:tc>
+          <w:tcPr>
+            <w:tcBorders>
+              <w:top w:val="single" w:sz="1" w:space="0" w:color="000000"/>
+              <w:bottom w:val="single" w:sz="1" w:space="0" w:color="000000"/>
+              <w:left w:val="single" w:sz="1" w:space="0" w:color="000000"/>
+              <w:right w:val="single" w:sz="1" w:space="0" w:color="000000"/>
+            </w:tcBorders>
+          </w:tcPr>
+          <w:p>
+            <w:pPr>
+              <w:spacing w:lineRule="auto"/>
+            </w:pPr>
+            <w:r>
+              <w:rPr/>
+              <w:t xml:space="preserve">Integration</w:t>
+            </w:r>
+          </w:p>
+        </w:tc>
+        <w:tc>
+          <w:tcPr>
+            <w:tcBorders>
+              <w:top w:val="single" w:sz="1" w:space="0" w:color="000000"/>
+              <w:bottom w:val="single" w:sz="1" w:space="0" w:color="000000"/>
+              <w:left w:val="single" w:sz="1" w:space="0" w:color="000000"/>
+              <w:right w:val="single" w:sz="1" w:space="0" w:color="000000"/>
+            </w:tcBorders>
+          </w:tcPr>
+          <w:p>
+            <w:pPr>
+              <w:spacing w:lineRule="auto"/>
+            </w:pPr>
+            <w:r>
+              <w:rPr/>
+              <w:t xml:space="preserve">Information disclosure</w:t>
+            </w:r>
+          </w:p>
+        </w:tc>
+        <w:tc>
+          <w:tcPr>
+            <w:tcBorders>
+              <w:top w:val="single" w:sz="1" w:space="0" w:color="000000"/>
+              <w:bottom w:val="single" w:sz="1" w:space="0" w:color="000000"/>
+              <w:left w:val="single" w:sz="1" w:space="0" w:color="000000"/>
+              <w:right w:val="single" w:sz="1" w:space="0" w:color="000000"/>
+            </w:tcBorders>
+          </w:tcPr>
+          <w:p>
+            <w:pPr>
+              <w:spacing w:lineRule="auto"/>
+            </w:pPr>
+            <w:r>
+              <w:rPr/>
+              <w:t xml:space="preserve">Pass</w:t>
+            </w:r>
+          </w:p>
+        </w:tc>
+      </w:tr>
+      <w:tr>
+        <w:trPr/>
+        <w:tc>
+          <w:tcPr>
+            <w:tcBorders>
+              <w:top w:val="single" w:sz="1" w:space="0" w:color="000000"/>
+              <w:bottom w:val="single" w:sz="1" w:space="0" w:color="000000"/>
+              <w:left w:val="single" w:sz="1" w:space="0" w:color="000000"/>
+              <w:right w:val="single" w:sz="1" w:space="0" w:color="000000"/>
+            </w:tcBorders>
+          </w:tcPr>
+          <w:p>
+            <w:pPr>
+              <w:spacing w:lineRule="auto"/>
+            </w:pPr>
+            <w:r>
               <w:rPr>
                 <w:highlight w:val="lightGray"/>
               </w:rPr>
@@ -8487,7 +9297,7 @@
       </w:pPr>
       <w:r>
         <w:rPr/>
-        <w:t xml:space="preserve">Table 6.1: Automated test suite, 15 of 15 passing.</w:t>
+        <w:t xml:space="preserve">Table 6.1: Automated test suite, 25 of 25 passing.</w:t>
       </w:r>
     </w:p>
     <w:p>
@@ -11067,7 +11877,7 @@
       </w:pPr>
       <w:r>
         <w:rPr/>
-        <w:t xml:space="preserve">The project set out to close a specific gap: the absence of a tool that combines explainable symptom analysis, specialist routing, and localised provider recommendation in a form suited to low-connectivity, developing-region contexts. The delivered system does so end to end, and its behaviour is backed by an automated suite of 15 tests, all passing.</w:t>
+        <w:t xml:space="preserve">The project set out to close a specific gap: the absence of a tool that combines explainable symptom analysis, specialist routing, and localised provider recommendation in a form suited to low-connectivity, developing-region contexts. The delivered system does so end to end, and its behaviour is backed by an automated suite of 25 tests, all passing.</w:t>
       </w:r>
     </w:p>
     <w:p>
@@ -11148,7 +11958,7 @@
           <w:rPr>
             <w:rStyle w:val="Hyperlink"/>
           </w:rPr>
-          <w:t xml:space="preserve">https://ada.com SMARTPANTS_PRESERVED_2032  SMARTPANTS_PRESERVED_2033  </w:t>
+          <w:t xml:space="preserve">https://ada.com SMARTPANTS_PRESERVED_2133  SMARTPANTS_PRESERVED_2134  </w:t>
         </w:r>
       </w:hyperlink>
     </w:p>
